--- a/CSRF Отчет.docx
+++ b/CSRF Отчет.docx
@@ -14,7 +14,11 @@
       <w:r>
         <w:t xml:space="preserve">Задание 1.</w:t>
       </w:r>
-      <w:r/>
+      <w:r>
+        <w:rPr>
+          <w:highlight w:val="none"/>
+        </w:rPr>
+      </w:r>
     </w:p>
     <w:p>
       <w:pPr>
@@ -43,7 +47,7 @@
     </w:p>
     <w:p>
       <w:pPr>
-        <w:pStyle w:val="668"/>
+        <w:pStyle w:val="892"/>
         <w:numPr>
           <w:ilvl w:val="0"/>
           <w:numId w:val="1"/>
@@ -95,8 +99,11 @@
         </w:rPr>
         <w:t xml:space="preserve">Была создана такая страница с формой:</w:t>
       </w:r>
-      <w:r/>
-      <w:r/>
+      <w:r>
+        <w:rPr>
+          <w:highlight w:val="none"/>
+        </w:rPr>
+      </w:r>
     </w:p>
     <w:p>
       <w:pPr>
@@ -191,7 +198,6 @@
           <w:highlight w:val="none"/>
         </w:rPr>
       </w:r>
-      <w:r/>
     </w:p>
     <w:p>
       <w:pPr>
@@ -200,7 +206,6 @@
         <w:ind/>
         <w:rPr/>
       </w:pPr>
-      <w:r/>
       <w:r/>
       <w:r/>
     </w:p>
@@ -227,7 +232,12 @@
         <w:t xml:space="preserve">Статья появилась:</w:t>
         <w:br/>
       </w:r>
-      <w:r/>
+      <w:r>
+        <w:rPr>
+          <w:highlight w:val="none"/>
+          <w:lang w:val="ru-RU"/>
+        </w:rPr>
+      </w:r>
     </w:p>
     <w:p>
       <w:pPr>
@@ -326,7 +336,6 @@
           <w:lang w:val="ru-RU"/>
         </w:rPr>
       </w:r>
-      <w:r/>
     </w:p>
     <w:p>
       <w:pPr>
@@ -335,7 +344,6 @@
         <w:ind/>
         <w:rPr/>
       </w:pPr>
-      <w:r/>
       <w:r/>
       <w:r/>
     </w:p>
@@ -355,12 +363,6 @@
           <w:lang w:val="ru-RU"/>
         </w:rPr>
         <w:t xml:space="preserve">2) </w:t>
-      </w:r>
-      <w:r>
-        <w:rPr>
-          <w:highlight w:val="none"/>
-          <w:lang w:val="ru-RU"/>
-        </w:rPr>
       </w:r>
       <w:r>
         <w:rPr>
@@ -377,7 +379,12 @@
           <w:lang w:val="ru-RU"/>
         </w:rPr>
       </w:r>
-      <w:r/>
+      <w:r>
+        <w:rPr>
+          <w:highlight w:val="none"/>
+          <w:lang w:val="ru-RU"/>
+        </w:rPr>
+      </w:r>
     </w:p>
     <w:p>
       <w:pPr>
@@ -396,7 +403,12 @@
         </w:rPr>
         <w:t xml:space="preserve">Форма:</w:t>
       </w:r>
-      <w:r/>
+      <w:r>
+        <w:rPr>
+          <w:highlight w:val="none"/>
+          <w:lang w:val="ru-RU"/>
+        </w:rPr>
+      </w:r>
     </w:p>
     <w:p>
       <w:pPr>
@@ -495,7 +507,6 @@
           <w:lang w:val="ru-RU"/>
         </w:rPr>
       </w:r>
-      <w:r/>
     </w:p>
     <w:p>
       <w:pPr>
@@ -514,24 +525,23 @@
         </w:rPr>
         <w:t xml:space="preserve">Статья была изменена:</w:t>
       </w:r>
-      <w:r/>
-    </w:p>
-    <w:p>
-      <w:pPr>
-        <w:pBdr/>
-        <w:spacing/>
-        <w:ind/>
-        <w:rPr>
-          <w:highlight w:val="none"/>
-          <w:lang w:val="ru-RU"/>
-        </w:rPr>
-      </w:pPr>
       <w:r>
         <w:rPr>
           <w:highlight w:val="none"/>
           <w:lang w:val="ru-RU"/>
         </w:rPr>
       </w:r>
+    </w:p>
+    <w:p>
+      <w:pPr>
+        <w:pBdr/>
+        <w:spacing/>
+        <w:ind/>
+        <w:rPr>
+          <w:highlight w:val="none"/>
+          <w:lang w:val="ru-RU"/>
+        </w:rPr>
+      </w:pPr>
       <w:r>
         <w:rPr>
           <w:highlight w:val="none"/>
@@ -613,7 +623,12 @@
           <w:lang w:val="ru-RU"/>
         </w:rPr>
       </w:r>
-      <w:r/>
+      <w:r>
+        <w:rPr>
+          <w:highlight w:val="none"/>
+          <w:lang w:val="ru-RU"/>
+        </w:rPr>
+      </w:r>
     </w:p>
     <w:p>
       <w:pPr>
@@ -631,12 +646,6 @@
           <w:lang w:val="ru-RU"/>
         </w:rPr>
         <w:t xml:space="preserve">3) </w:t>
-      </w:r>
-      <w:r>
-        <w:rPr>
-          <w:highlight w:val="none"/>
-          <w:lang w:val="ru-RU"/>
-        </w:rPr>
       </w:r>
       <w:r>
         <w:rPr>
@@ -653,7 +662,12 @@
           <w:lang w:val="ru-RU"/>
         </w:rPr>
       </w:r>
-      <w:r/>
+      <w:r>
+        <w:rPr>
+          <w:highlight w:val="none"/>
+          <w:lang w:val="ru-RU"/>
+        </w:rPr>
+      </w:r>
     </w:p>
     <w:p>
       <w:pPr>
@@ -672,7 +686,12 @@
         </w:rPr>
         <w:t xml:space="preserve">Форма:</w:t>
       </w:r>
-      <w:r/>
+      <w:r>
+        <w:rPr>
+          <w:highlight w:val="none"/>
+          <w:lang w:val="ru-RU"/>
+        </w:rPr>
+      </w:r>
     </w:p>
     <w:p>
       <w:pPr>
@@ -771,7 +790,6 @@
           <w:lang w:val="ru-RU"/>
         </w:rPr>
       </w:r>
-      <w:r/>
     </w:p>
     <w:p>
       <w:pPr>
@@ -780,7 +798,6 @@
         <w:ind/>
         <w:rPr/>
       </w:pPr>
-      <w:r/>
       <w:r/>
       <w:r/>
     </w:p>
@@ -801,14 +818,22 @@
         </w:rPr>
         <w:t xml:space="preserve">Статья была удалена:</w:t>
       </w:r>
-      <w:r/>
+      <w:r>
+        <w:rPr>
+          <w:highlight w:val="none"/>
+          <w:lang w:val="ru-RU"/>
+        </w:rPr>
+      </w:r>
     </w:p>
     <w:p>
       <w:pPr>
         <w:pBdr/>
         <w:spacing/>
         <w:ind/>
-        <w:rPr/>
+        <w:rPr>
+          <w:highlight w:val="none"/>
+          <w:lang w:val="ru-RU"/>
+        </w:rPr>
       </w:pPr>
       <w:r>
         <w:rPr>
@@ -897,12 +922,1011 @@
           <w:lang w:val="ru-RU"/>
         </w:rPr>
       </w:r>
+    </w:p>
+    <w:p>
+      <w:pPr>
+        <w:pBdr/>
+        <w:spacing/>
+        <w:ind/>
+        <w:rPr>
+          <w:highlight w:val="none"/>
+          <w:lang w:val="ru-RU"/>
+        </w:rPr>
+      </w:pPr>
       <w:r>
         <w:rPr>
           <w:highlight w:val="none"/>
           <w:lang w:val="ru-RU"/>
         </w:rPr>
       </w:r>
+      <w:r>
+        <w:rPr>
+          <w:highlight w:val="none"/>
+          <w:lang w:val="ru-RU"/>
+        </w:rPr>
+      </w:r>
+      <w:r>
+        <w:rPr>
+          <w:highlight w:val="none"/>
+          <w:lang w:val="ru-RU"/>
+        </w:rPr>
+      </w:r>
+    </w:p>
+    <w:p>
+      <w:pPr>
+        <w:pBdr/>
+        <w:spacing/>
+        <w:ind/>
+        <w:rPr>
+          <w:b/>
+          <w:bCs/>
+          <w:highlight w:val="none"/>
+          <w:lang w:val="ru-RU" w:bidi="ru-RU"/>
+        </w:rPr>
+      </w:pPr>
+      <w:r>
+        <w:rPr>
+          <w:b/>
+          <w:bCs/>
+          <w:highlight w:val="none"/>
+          <w:lang w:val="ru-RU" w:bidi="ru-RU"/>
+        </w:rPr>
+        <w:t xml:space="preserve">Защита от </w:t>
+      </w:r>
+      <w:r>
+        <w:rPr>
+          <w:b/>
+          <w:bCs/>
+          <w:highlight w:val="none"/>
+          <w:lang w:val="en-US"/>
+        </w:rPr>
+        <w:t xml:space="preserve">CSRF-</w:t>
+      </w:r>
+      <w:r>
+        <w:rPr>
+          <w:b/>
+          <w:bCs/>
+          <w:highlight w:val="none"/>
+          <w:lang w:val="ru-RU"/>
+        </w:rPr>
+        <w:t xml:space="preserve">атаки:</w:t>
+        <w:br/>
+      </w:r>
+      <w:r>
+        <w:rPr>
+          <w:b/>
+          <w:bCs/>
+          <w:highlight w:val="none"/>
+          <w:lang w:val="ru-RU" w:bidi="ru-RU"/>
+        </w:rPr>
+      </w:r>
+      <w:r>
+        <w:rPr>
+          <w:b/>
+          <w:bCs/>
+          <w:highlight w:val="none"/>
+        </w:rPr>
+      </w:r>
+    </w:p>
+    <w:p>
+      <w:pPr>
+        <w:pBdr/>
+        <w:spacing/>
+        <w:ind/>
+        <w:rPr>
+          <w:b w:val="0"/>
+          <w:bCs w:val="0"/>
+          <w:highlight w:val="none"/>
+          <w:lang w:val="ru-RU"/>
+        </w:rPr>
+      </w:pPr>
+      <w:r>
+        <w:rPr>
+          <w:b w:val="0"/>
+          <w:bCs w:val="0"/>
+          <w:highlight w:val="none"/>
+          <w:lang w:val="ru-RU" w:bidi="ru-RU"/>
+        </w:rPr>
+        <w:t xml:space="preserve">Добавлен </w:t>
+      </w:r>
+      <w:r>
+        <w:rPr>
+          <w:b w:val="0"/>
+          <w:bCs w:val="0"/>
+          <w:highlight w:val="none"/>
+          <w:lang w:val="en-US"/>
+        </w:rPr>
+        <w:t xml:space="preserve">CSRF-</w:t>
+      </w:r>
+      <w:r>
+        <w:rPr>
+          <w:b w:val="0"/>
+          <w:bCs w:val="0"/>
+          <w:highlight w:val="none"/>
+          <w:lang w:val="ru-RU"/>
+        </w:rPr>
+        <w:t xml:space="preserve">токен в сессию:</w:t>
+      </w:r>
+      <w:r>
+        <w:rPr>
+          <w:b w:val="0"/>
+          <w:bCs w:val="0"/>
+          <w:highlight w:val="none"/>
+        </w:rPr>
+      </w:r>
+    </w:p>
+    <w:p>
+      <w:pPr>
+        <w:pBdr/>
+        <w:spacing/>
+        <w:ind/>
+        <w:rPr>
+          <w:b w:val="0"/>
+          <w:bCs w:val="0"/>
+          <w:highlight w:val="none"/>
+          <w:lang w:val="ru-RU"/>
+        </w:rPr>
+      </w:pPr>
+      <w:r>
+        <w:rPr>
+          <w:b w:val="0"/>
+          <w:bCs w:val="0"/>
+          <w:highlight w:val="none"/>
+          <w:lang w:val="ru-RU"/>
+        </w:rPr>
+      </w:r>
+      <w:r>
+        <mc:AlternateContent>
+          <mc:Choice Requires="wpg">
+            <w:drawing>
+              <wp:inline xmlns:wp="http://schemas.openxmlformats.org/drawingml/2006/wordprocessingDrawing" distT="0" distB="0" distL="0" distR="0">
+                <wp:extent cx="5305425" cy="942975"/>
+                <wp:effectExtent l="0" t="0" r="0" b="0"/>
+                <wp:docPr id="7" name=""/>
+                <wp:cNvGraphicFramePr>
+                  <a:graphicFrameLocks xmlns:a="http://schemas.openxmlformats.org/drawingml/2006/main" noChangeAspect="1"/>
+                </wp:cNvGraphicFramePr>
+                <a:graphic xmlns:a="http://schemas.openxmlformats.org/drawingml/2006/main">
+                  <a:graphicData uri="http://schemas.openxmlformats.org/drawingml/2006/picture">
+                    <pic:pic xmlns:pic="http://schemas.openxmlformats.org/drawingml/2006/picture">
+                      <pic:nvPicPr>
+                        <pic:cNvPr id="1933717856" name=""/>
+                        <pic:cNvPicPr>
+                          <a:picLocks noChangeAspect="1"/>
+                        </pic:cNvPicPr>
+                        <pic:nvPr/>
+                      </pic:nvPicPr>
+                      <pic:blipFill rotWithShape="1">
+                        <a:blip r:embed="rId15"/>
+                        <a:stretch/>
+                      </pic:blipFill>
+                      <pic:spPr bwMode="auto">
+                        <a:xfrm>
+                          <a:off x="0" y="0"/>
+                          <a:ext cx="5305424" cy="942975"/>
+                        </a:xfrm>
+                        <a:prstGeom prst="rect">
+                          <a:avLst/>
+                        </a:prstGeom>
+                      </pic:spPr>
+                    </pic:pic>
+                  </a:graphicData>
+                </a:graphic>
+              </wp:inline>
+            </w:drawing>
+          </mc:Choice>
+          <mc:Fallback>
+            <w:pict>
+              <v:shapetype id="_x0000_t75" coordsize="21600,21600" o:spt="75" o:preferrelative="t" path="m@4@5l@4@11@9@11@9@5xe" filled="f" stroked="f">
+                <v:stroke joinstyle="miter"/>
+                <v:formulas>
+                  <v:f eqn="if lineDrawn pixelLineWidth 0"/>
+                  <v:f eqn="sum @0 1 0"/>
+                  <v:f eqn="sum 0 0 @1"/>
+                  <v:f eqn="prod @2 1 2"/>
+                  <v:f eqn="prod @3 21600 pixelWidth"/>
+                  <v:f eqn="prod @3 21600 pixelHeight"/>
+                  <v:f eqn="sum @0 0 1"/>
+                  <v:f eqn="prod @6 1 2"/>
+                  <v:f eqn="prod @7 21600 pixelWidth"/>
+                  <v:f eqn="sum @8 21600 0"/>
+                  <v:f eqn="prod @7 21600 pixelHeight"/>
+                  <v:f eqn="sum @10 21600 0"/>
+                </v:formulas>
+                <v:path o:extrusionok="f" gradientshapeok="t" o:connecttype="rect"/>
+                <o:lock v:ext="edit" aspectratio="t"/>
+              </v:shapetype>
+              <v:shape id="_x0000_i6" o:spid="_x0000_s6" type="#_x0000_t75" style="width:417.75pt;height:74.25pt;mso-wrap-distance-left:0.00pt;mso-wrap-distance-top:0.00pt;mso-wrap-distance-right:0.00pt;mso-wrap-distance-bottom:0.00pt;z-index:1;" stroked="false">
+                <v:imagedata r:id="rId15" o:title=""/>
+                <o:lock v:ext="edit" rotation="t"/>
+              </v:shape>
+            </w:pict>
+          </mc:Fallback>
+        </mc:AlternateContent>
+      </w:r>
+      <w:r>
+        <w:rPr>
+          <w:b w:val="0"/>
+          <w:bCs w:val="0"/>
+          <w:highlight w:val="none"/>
+          <w:lang w:val="ru-RU"/>
+        </w:rPr>
+      </w:r>
+      <w:r>
+        <w:rPr>
+          <w:b w:val="0"/>
+          <w:bCs w:val="0"/>
+          <w:highlight w:val="none"/>
+          <w:lang w:val="ru-RU"/>
+        </w:rPr>
+      </w:r>
+      <w:r>
+        <w:rPr>
+          <w:b w:val="0"/>
+          <w:bCs w:val="0"/>
+          <w:highlight w:val="none"/>
+        </w:rPr>
+      </w:r>
+    </w:p>
+    <w:p>
+      <w:pPr>
+        <w:pBdr/>
+        <w:spacing/>
+        <w:ind/>
+        <w:rPr>
+          <w:b w:val="0"/>
+          <w:bCs w:val="0"/>
+          <w:highlight w:val="none"/>
+          <w:lang w:val="ru-RU"/>
+        </w:rPr>
+      </w:pPr>
+      <w:r>
+        <w:rPr>
+          <w:b w:val="0"/>
+          <w:bCs w:val="0"/>
+          <w:highlight w:val="none"/>
+          <w:lang w:val="ru-RU"/>
+        </w:rPr>
+      </w:r>
+      <w:r>
+        <w:rPr>
+          <w:b w:val="0"/>
+          <w:bCs w:val="0"/>
+          <w:highlight w:val="none"/>
+          <w:lang w:val="ru-RU"/>
+        </w:rPr>
+        <w:t xml:space="preserve">И проверка:</w:t>
+      </w:r>
+      <w:r>
+        <w:rPr>
+          <w:b w:val="0"/>
+          <w:bCs w:val="0"/>
+          <w:highlight w:val="none"/>
+        </w:rPr>
+      </w:r>
+    </w:p>
+    <w:p>
+      <w:pPr>
+        <w:pBdr/>
+        <w:spacing/>
+        <w:ind/>
+        <w:rPr>
+          <w:b w:val="0"/>
+          <w:bCs w:val="0"/>
+          <w:highlight w:val="none"/>
+          <w:lang w:val="ru-RU"/>
+        </w:rPr>
+      </w:pPr>
+      <w:r>
+        <w:rPr>
+          <w:b w:val="0"/>
+          <w:bCs w:val="0"/>
+          <w:highlight w:val="none"/>
+          <w:lang w:val="ru-RU"/>
+        </w:rPr>
+      </w:r>
+      <w:r>
+        <mc:AlternateContent>
+          <mc:Choice Requires="wpg">
+            <w:drawing>
+              <wp:inline xmlns:wp="http://schemas.openxmlformats.org/drawingml/2006/wordprocessingDrawing" distT="0" distB="0" distL="0" distR="0">
+                <wp:extent cx="5940425" cy="3356442"/>
+                <wp:effectExtent l="0" t="0" r="0" b="0"/>
+                <wp:docPr id="8" name=""/>
+                <wp:cNvGraphicFramePr>
+                  <a:graphicFrameLocks xmlns:a="http://schemas.openxmlformats.org/drawingml/2006/main" noChangeAspect="1"/>
+                </wp:cNvGraphicFramePr>
+                <a:graphic xmlns:a="http://schemas.openxmlformats.org/drawingml/2006/main">
+                  <a:graphicData uri="http://schemas.openxmlformats.org/drawingml/2006/picture">
+                    <pic:pic xmlns:pic="http://schemas.openxmlformats.org/drawingml/2006/picture">
+                      <pic:nvPicPr>
+                        <pic:cNvPr id="526338904" name=""/>
+                        <pic:cNvPicPr>
+                          <a:picLocks noChangeAspect="1"/>
+                        </pic:cNvPicPr>
+                        <pic:nvPr/>
+                      </pic:nvPicPr>
+                      <pic:blipFill rotWithShape="1">
+                        <a:blip r:embed="rId16"/>
+                        <a:stretch/>
+                      </pic:blipFill>
+                      <pic:spPr bwMode="auto">
+                        <a:xfrm>
+                          <a:off x="0" y="0"/>
+                          <a:ext cx="5940424" cy="3356442"/>
+                        </a:xfrm>
+                        <a:prstGeom prst="rect">
+                          <a:avLst/>
+                        </a:prstGeom>
+                      </pic:spPr>
+                    </pic:pic>
+                  </a:graphicData>
+                </a:graphic>
+              </wp:inline>
+            </w:drawing>
+          </mc:Choice>
+          <mc:Fallback>
+            <w:pict>
+              <v:shapetype id="_x0000_t75" coordsize="21600,21600" o:spt="75" o:preferrelative="t" path="m@4@5l@4@11@9@11@9@5xe" filled="f" stroked="f">
+                <v:stroke joinstyle="miter"/>
+                <v:formulas>
+                  <v:f eqn="if lineDrawn pixelLineWidth 0"/>
+                  <v:f eqn="sum @0 1 0"/>
+                  <v:f eqn="sum 0 0 @1"/>
+                  <v:f eqn="prod @2 1 2"/>
+                  <v:f eqn="prod @3 21600 pixelWidth"/>
+                  <v:f eqn="prod @3 21600 pixelHeight"/>
+                  <v:f eqn="sum @0 0 1"/>
+                  <v:f eqn="prod @6 1 2"/>
+                  <v:f eqn="prod @7 21600 pixelWidth"/>
+                  <v:f eqn="sum @8 21600 0"/>
+                  <v:f eqn="prod @7 21600 pixelHeight"/>
+                  <v:f eqn="sum @10 21600 0"/>
+                </v:formulas>
+                <v:path o:extrusionok="f" gradientshapeok="t" o:connecttype="rect"/>
+                <o:lock v:ext="edit" aspectratio="t"/>
+              </v:shapetype>
+              <v:shape id="_x0000_i7" o:spid="_x0000_s7" type="#_x0000_t75" style="width:467.75pt;height:264.29pt;mso-wrap-distance-left:0.00pt;mso-wrap-distance-top:0.00pt;mso-wrap-distance-right:0.00pt;mso-wrap-distance-bottom:0.00pt;z-index:1;" stroked="false">
+                <v:imagedata r:id="rId16" o:title=""/>
+                <o:lock v:ext="edit" rotation="t"/>
+              </v:shape>
+            </w:pict>
+          </mc:Fallback>
+        </mc:AlternateContent>
+      </w:r>
+      <w:r>
+        <w:rPr>
+          <w:b w:val="0"/>
+          <w:bCs w:val="0"/>
+          <w:highlight w:val="none"/>
+          <w:lang w:val="ru-RU"/>
+        </w:rPr>
+      </w:r>
+      <w:r>
+        <w:rPr>
+          <w:b w:val="0"/>
+          <w:bCs w:val="0"/>
+          <w:highlight w:val="none"/>
+          <w:lang w:val="ru-RU"/>
+        </w:rPr>
+      </w:r>
+      <w:r>
+        <w:rPr>
+          <w:b w:val="0"/>
+          <w:bCs w:val="0"/>
+          <w:highlight w:val="none"/>
+        </w:rPr>
+      </w:r>
+    </w:p>
+    <w:p>
+      <w:pPr>
+        <w:pBdr/>
+        <w:spacing/>
+        <w:ind/>
+        <w:rPr>
+          <w:b w:val="0"/>
+          <w:bCs w:val="0"/>
+          <w:highlight w:val="none"/>
+        </w:rPr>
+      </w:pPr>
+      <w:r>
+        <w:rPr>
+          <w:b w:val="0"/>
+          <w:bCs w:val="0"/>
+          <w:highlight w:val="none"/>
+        </w:rPr>
+      </w:r>
+      <w:r>
+        <w:rPr>
+          <w:b w:val="0"/>
+          <w:bCs w:val="0"/>
+          <w:highlight w:val="none"/>
+        </w:rPr>
+      </w:r>
+      <w:r>
+        <w:rPr>
+          <w:b w:val="0"/>
+          <w:bCs w:val="0"/>
+          <w:highlight w:val="none"/>
+        </w:rPr>
+      </w:r>
+    </w:p>
+    <w:p>
+      <w:pPr>
+        <w:pBdr/>
+        <w:spacing/>
+        <w:ind/>
+        <w:rPr>
+          <w:b w:val="0"/>
+          <w:bCs w:val="0"/>
+          <w:highlight w:val="none"/>
+          <w:lang w:val="ru-RU"/>
+        </w:rPr>
+      </w:pPr>
+      <w:r>
+        <w:rPr>
+          <w:b w:val="0"/>
+          <w:bCs w:val="0"/>
+          <w:highlight w:val="none"/>
+          <w:lang w:val="ru-RU"/>
+        </w:rPr>
+        <w:t xml:space="preserve">Теперь данная </w:t>
+      </w:r>
+      <w:r>
+        <w:rPr>
+          <w:b w:val="0"/>
+          <w:bCs w:val="0"/>
+          <w:highlight w:val="none"/>
+          <w:lang w:val="en-US"/>
+        </w:rPr>
+        <w:t xml:space="preserve">CSRF-</w:t>
+      </w:r>
+      <w:r>
+        <w:rPr>
+          <w:b w:val="0"/>
+          <w:bCs w:val="0"/>
+          <w:highlight w:val="none"/>
+          <w:lang w:val="ru-RU"/>
+        </w:rPr>
+        <w:t xml:space="preserve">атака не работает:</w:t>
+      </w:r>
+      <w:r>
+        <w:rPr>
+          <w:b w:val="0"/>
+          <w:bCs w:val="0"/>
+          <w:highlight w:val="none"/>
+        </w:rPr>
+      </w:r>
+    </w:p>
+    <w:p>
+      <w:pPr>
+        <w:pBdr/>
+        <w:spacing/>
+        <w:ind/>
+        <w:rPr>
+          <w:b w:val="0"/>
+          <w:bCs w:val="0"/>
+          <w:highlight w:val="none"/>
+          <w:lang w:val="ru-RU"/>
+        </w:rPr>
+      </w:pPr>
+      <w:r>
+        <w:rPr>
+          <w:b/>
+          <w:bCs/>
+          <w:highlight w:val="none"/>
+          <w:lang w:val="ru-RU"/>
+        </w:rPr>
+      </w:r>
+      <w:r>
+        <w:rPr>
+          <w:b w:val="0"/>
+          <w:bCs w:val="0"/>
+          <w:highlight w:val="none"/>
+          <w:lang w:val="ru-RU"/>
+        </w:rPr>
+      </w:r>
+      <w:r>
+        <mc:AlternateContent>
+          <mc:Choice Requires="wpg">
+            <w:drawing>
+              <wp:inline xmlns:wp="http://schemas.openxmlformats.org/drawingml/2006/wordprocessingDrawing" distT="0" distB="0" distL="0" distR="0">
+                <wp:extent cx="5940425" cy="1945727"/>
+                <wp:effectExtent l="0" t="0" r="0" b="0"/>
+                <wp:docPr id="9" name=""/>
+                <wp:cNvGraphicFramePr>
+                  <a:graphicFrameLocks xmlns:a="http://schemas.openxmlformats.org/drawingml/2006/main" noChangeAspect="1"/>
+                </wp:cNvGraphicFramePr>
+                <a:graphic xmlns:a="http://schemas.openxmlformats.org/drawingml/2006/main">
+                  <a:graphicData uri="http://schemas.openxmlformats.org/drawingml/2006/picture">
+                    <pic:pic xmlns:pic="http://schemas.openxmlformats.org/drawingml/2006/picture">
+                      <pic:nvPicPr>
+                        <pic:cNvPr id="416413184" name=""/>
+                        <pic:cNvPicPr>
+                          <a:picLocks noChangeAspect="1"/>
+                        </pic:cNvPicPr>
+                        <pic:nvPr/>
+                      </pic:nvPicPr>
+                      <pic:blipFill rotWithShape="1">
+                        <a:blip r:embed="rId17"/>
+                        <a:stretch/>
+                      </pic:blipFill>
+                      <pic:spPr bwMode="auto">
+                        <a:xfrm>
+                          <a:off x="0" y="0"/>
+                          <a:ext cx="5940424" cy="1945727"/>
+                        </a:xfrm>
+                        <a:prstGeom prst="rect">
+                          <a:avLst/>
+                        </a:prstGeom>
+                      </pic:spPr>
+                    </pic:pic>
+                  </a:graphicData>
+                </a:graphic>
+              </wp:inline>
+            </w:drawing>
+          </mc:Choice>
+          <mc:Fallback>
+            <w:pict>
+              <v:shapetype id="_x0000_t75" coordsize="21600,21600" o:spt="75" o:preferrelative="t" path="m@4@5l@4@11@9@11@9@5xe" filled="f" stroked="f">
+                <v:stroke joinstyle="miter"/>
+                <v:formulas>
+                  <v:f eqn="if lineDrawn pixelLineWidth 0"/>
+                  <v:f eqn="sum @0 1 0"/>
+                  <v:f eqn="sum 0 0 @1"/>
+                  <v:f eqn="prod @2 1 2"/>
+                  <v:f eqn="prod @3 21600 pixelWidth"/>
+                  <v:f eqn="prod @3 21600 pixelHeight"/>
+                  <v:f eqn="sum @0 0 1"/>
+                  <v:f eqn="prod @6 1 2"/>
+                  <v:f eqn="prod @7 21600 pixelWidth"/>
+                  <v:f eqn="sum @8 21600 0"/>
+                  <v:f eqn="prod @7 21600 pixelHeight"/>
+                  <v:f eqn="sum @10 21600 0"/>
+                </v:formulas>
+                <v:path o:extrusionok="f" gradientshapeok="t" o:connecttype="rect"/>
+                <o:lock v:ext="edit" aspectratio="t"/>
+              </v:shapetype>
+              <v:shape id="_x0000_i8" o:spid="_x0000_s8" type="#_x0000_t75" style="width:467.75pt;height:153.21pt;mso-wrap-distance-left:0.00pt;mso-wrap-distance-top:0.00pt;mso-wrap-distance-right:0.00pt;mso-wrap-distance-bottom:0.00pt;z-index:1;" stroked="false">
+                <v:imagedata r:id="rId17" o:title=""/>
+                <o:lock v:ext="edit" rotation="t"/>
+              </v:shape>
+            </w:pict>
+          </mc:Fallback>
+        </mc:AlternateContent>
+      </w:r>
+      <w:r>
+        <w:rPr>
+          <w:b w:val="0"/>
+          <w:bCs w:val="0"/>
+          <w:highlight w:val="none"/>
+          <w:lang w:val="ru-RU"/>
+        </w:rPr>
+      </w:r>
+      <w:r>
+        <w:rPr>
+          <w:b/>
+          <w:bCs/>
+          <w:highlight w:val="none"/>
+        </w:rPr>
+      </w:r>
+    </w:p>
+    <w:p>
+      <w:pPr>
+        <w:pBdr/>
+        <w:spacing/>
+        <w:ind/>
+        <w:rPr>
+          <w:b/>
+          <w:bCs/>
+          <w:highlight w:val="none"/>
+        </w:rPr>
+      </w:pPr>
+      <w:r>
+        <w:rPr>
+          <w:b/>
+          <w:bCs/>
+          <w:highlight w:val="none"/>
+        </w:rPr>
+      </w:r>
+      <w:r>
+        <w:rPr>
+          <w:b/>
+          <w:bCs/>
+          <w:highlight w:val="none"/>
+        </w:rPr>
+      </w:r>
+      <w:r>
+        <w:rPr>
+          <w:b/>
+          <w:bCs/>
+          <w:highlight w:val="none"/>
+        </w:rPr>
+      </w:r>
+    </w:p>
+    <w:p>
+      <w:pPr>
+        <w:pBdr/>
+        <w:spacing/>
+        <w:ind/>
+        <w:rPr>
+          <w:b w:val="0"/>
+          <w:bCs w:val="0"/>
+          <w:highlight w:val="none"/>
+          <w:lang w:val="en-US"/>
+        </w:rPr>
+      </w:pPr>
+      <w:r>
+        <w:rPr>
+          <w:b w:val="0"/>
+          <w:bCs w:val="0"/>
+          <w:highlight w:val="none"/>
+          <w:lang w:val="ru-RU"/>
+        </w:rPr>
+        <w:t xml:space="preserve">Также для защиты от удаления статей вместо ссылки удаления в разметке будет форма</w:t>
+      </w:r>
+      <w:r>
+        <w:rPr>
+          <w:b w:val="0"/>
+          <w:bCs w:val="0"/>
+          <w:highlight w:val="none"/>
+          <w:lang w:val="en-US"/>
+        </w:rPr>
+        <w:t xml:space="preserve"> </w:t>
+      </w:r>
+      <w:r>
+        <w:rPr>
+          <w:b w:val="0"/>
+          <w:bCs w:val="0"/>
+          <w:highlight w:val="none"/>
+          <w:lang w:val="ru-RU"/>
+        </w:rPr>
+        <w:t xml:space="preserve">с методом </w:t>
+      </w:r>
+      <w:r>
+        <w:rPr>
+          <w:b w:val="0"/>
+          <w:bCs w:val="0"/>
+          <w:highlight w:val="none"/>
+          <w:lang w:val="en-US"/>
+        </w:rPr>
+        <w:t xml:space="preserve">POST:</w:t>
+      </w:r>
+      <w:r>
+        <w:rPr>
+          <w:b w:val="0"/>
+          <w:bCs w:val="0"/>
+          <w:highlight w:val="none"/>
+          <w:lang w:val="ru-RU"/>
+        </w:rPr>
+      </w:r>
+    </w:p>
+    <w:p>
+      <w:pPr>
+        <w:pBdr/>
+        <w:spacing/>
+        <w:ind/>
+        <w:rPr>
+          <w:b w:val="0"/>
+          <w:bCs w:val="0"/>
+          <w:highlight w:val="none"/>
+          <w:lang w:val="ru-RU" w:bidi="ru-RU"/>
+        </w:rPr>
+      </w:pPr>
+      <w:r>
+        <w:rPr>
+          <w:b w:val="0"/>
+          <w:bCs w:val="0"/>
+          <w:highlight w:val="none"/>
+          <w:lang w:val="ru-RU" w:bidi="ru-RU"/>
+        </w:rPr>
+      </w:r>
+      <w:r>
+        <mc:AlternateContent>
+          <mc:Choice Requires="wpg">
+            <w:drawing>
+              <wp:inline xmlns:wp="http://schemas.openxmlformats.org/drawingml/2006/wordprocessingDrawing" distT="0" distB="0" distL="0" distR="0">
+                <wp:extent cx="5940425" cy="691249"/>
+                <wp:effectExtent l="0" t="0" r="0" b="0"/>
+                <wp:docPr id="10" name=""/>
+                <wp:cNvGraphicFramePr>
+                  <a:graphicFrameLocks xmlns:a="http://schemas.openxmlformats.org/drawingml/2006/main" noChangeAspect="1"/>
+                </wp:cNvGraphicFramePr>
+                <a:graphic xmlns:a="http://schemas.openxmlformats.org/drawingml/2006/main">
+                  <a:graphicData uri="http://schemas.openxmlformats.org/drawingml/2006/picture">
+                    <pic:pic xmlns:pic="http://schemas.openxmlformats.org/drawingml/2006/picture">
+                      <pic:nvPicPr>
+                        <pic:cNvPr id="749603287" name=""/>
+                        <pic:cNvPicPr>
+                          <a:picLocks noChangeAspect="1"/>
+                        </pic:cNvPicPr>
+                        <pic:nvPr/>
+                      </pic:nvPicPr>
+                      <pic:blipFill rotWithShape="1">
+                        <a:blip r:embed="rId18"/>
+                        <a:stretch/>
+                      </pic:blipFill>
+                      <pic:spPr bwMode="auto">
+                        <a:xfrm>
+                          <a:off x="0" y="0"/>
+                          <a:ext cx="5940424" cy="691249"/>
+                        </a:xfrm>
+                        <a:prstGeom prst="rect">
+                          <a:avLst/>
+                        </a:prstGeom>
+                      </pic:spPr>
+                    </pic:pic>
+                  </a:graphicData>
+                </a:graphic>
+              </wp:inline>
+            </w:drawing>
+          </mc:Choice>
+          <mc:Fallback>
+            <w:pict>
+              <v:shapetype id="_x0000_t75" coordsize="21600,21600" o:spt="75" o:preferrelative="t" path="m@4@5l@4@11@9@11@9@5xe" filled="f" stroked="f">
+                <v:stroke joinstyle="miter"/>
+                <v:formulas>
+                  <v:f eqn="if lineDrawn pixelLineWidth 0"/>
+                  <v:f eqn="sum @0 1 0"/>
+                  <v:f eqn="sum 0 0 @1"/>
+                  <v:f eqn="prod @2 1 2"/>
+                  <v:f eqn="prod @3 21600 pixelWidth"/>
+                  <v:f eqn="prod @3 21600 pixelHeight"/>
+                  <v:f eqn="sum @0 0 1"/>
+                  <v:f eqn="prod @6 1 2"/>
+                  <v:f eqn="prod @7 21600 pixelWidth"/>
+                  <v:f eqn="sum @8 21600 0"/>
+                  <v:f eqn="prod @7 21600 pixelHeight"/>
+                  <v:f eqn="sum @10 21600 0"/>
+                </v:formulas>
+                <v:path o:extrusionok="f" gradientshapeok="t" o:connecttype="rect"/>
+                <o:lock v:ext="edit" aspectratio="t"/>
+              </v:shapetype>
+              <v:shape id="_x0000_i9" o:spid="_x0000_s9" type="#_x0000_t75" style="width:467.75pt;height:54.43pt;mso-wrap-distance-left:0.00pt;mso-wrap-distance-top:0.00pt;mso-wrap-distance-right:0.00pt;mso-wrap-distance-bottom:0.00pt;z-index:1;" stroked="false">
+                <v:imagedata r:id="rId18" o:title=""/>
+                <o:lock v:ext="edit" rotation="t"/>
+              </v:shape>
+            </w:pict>
+          </mc:Fallback>
+        </mc:AlternateContent>
+      </w:r>
+      <w:r>
+        <w:rPr>
+          <w:b w:val="0"/>
+          <w:bCs w:val="0"/>
+          <w:highlight w:val="none"/>
+          <w:lang w:val="ru-RU" w:bidi="ru-RU"/>
+        </w:rPr>
+      </w:r>
+      <w:r>
+        <w:rPr>
+          <w:b w:val="0"/>
+          <w:bCs w:val="0"/>
+          <w:highlight w:val="none"/>
+          <w:lang w:val="ru-RU" w:bidi="ru-RU"/>
+        </w:rPr>
+      </w:r>
+      <w:r>
+        <w:rPr>
+          <w:b w:val="0"/>
+          <w:bCs w:val="0"/>
+          <w:highlight w:val="none"/>
+          <w:lang w:val="ru-RU"/>
+        </w:rPr>
+      </w:r>
+      <w:r>
+        <w:rPr>
+          <w:b w:val="0"/>
+          <w:bCs w:val="0"/>
+          <w:highlight w:val="none"/>
+          <w:lang w:val="ru-RU" w:bidi="ru-RU"/>
+        </w:rPr>
+      </w:r>
+      <w:r>
+        <w:rPr>
+          <w:b w:val="0"/>
+          <w:bCs w:val="0"/>
+          <w:highlight w:val="none"/>
+          <w:lang w:val="ru-RU" w:bidi="ru-RU"/>
+        </w:rPr>
+      </w:r>
+      <w:r>
+        <w:rPr>
+          <w:b w:val="0"/>
+          <w:bCs w:val="0"/>
+          <w:highlight w:val="none"/>
+          <w:lang w:val="ru-RU" w:bidi="ru-RU"/>
+        </w:rPr>
+      </w:r>
+      <w:r>
+        <w:rPr>
+          <w:b w:val="0"/>
+          <w:bCs w:val="0"/>
+          <w:highlight w:val="none"/>
+          <w:lang w:val="ru-RU" w:bidi="ru-RU"/>
+        </w:rPr>
+      </w:r>
+    </w:p>
+    <w:p>
+      <w:pPr>
+        <w:pBdr/>
+        <w:spacing/>
+        <w:ind/>
+        <w:rPr>
+          <w:b w:val="0"/>
+          <w:bCs w:val="0"/>
+          <w:highlight w:val="none"/>
+          <w:lang w:val="ru-RU"/>
+        </w:rPr>
+      </w:pPr>
+      <w:r>
+        <w:rPr>
+          <w:b w:val="0"/>
+          <w:bCs w:val="0"/>
+          <w:highlight w:val="none"/>
+          <w:lang w:val="ru-RU"/>
+        </w:rPr>
+      </w:r>
+      <w:r>
+        <w:rPr>
+          <w:b w:val="0"/>
+          <w:bCs w:val="0"/>
+          <w:highlight w:val="none"/>
+          <w:lang w:val="ru-RU"/>
+        </w:rPr>
+        <w:t xml:space="preserve">В методе удаления так же реализована проверка:</w:t>
+      </w:r>
+      <w:r>
+        <w:rPr>
+          <w:b/>
+          <w:bCs/>
+          <w:highlight w:val="none"/>
+        </w:rPr>
+      </w:r>
+    </w:p>
+    <w:p>
+      <w:pPr>
+        <w:pBdr/>
+        <w:spacing/>
+        <w:ind/>
+        <w:rPr>
+          <w:b/>
+          <w:bCs/>
+          <w:highlight w:val="none"/>
+        </w:rPr>
+      </w:pPr>
+      <w:r>
+        <w:rPr>
+          <w:b w:val="0"/>
+          <w:bCs w:val="0"/>
+          <w:highlight w:val="none"/>
+          <w:lang w:val="ru-RU"/>
+        </w:rPr>
+      </w:r>
+      <w:r>
+        <mc:AlternateContent>
+          <mc:Choice Requires="wpg">
+            <w:drawing>
+              <wp:inline xmlns:wp="http://schemas.openxmlformats.org/drawingml/2006/wordprocessingDrawing" distT="0" distB="0" distL="0" distR="0">
+                <wp:extent cx="5940425" cy="817237"/>
+                <wp:effectExtent l="0" t="0" r="0" b="0"/>
+                <wp:docPr id="11" name=""/>
+                <wp:cNvGraphicFramePr>
+                  <a:graphicFrameLocks xmlns:a="http://schemas.openxmlformats.org/drawingml/2006/main" noChangeAspect="1"/>
+                </wp:cNvGraphicFramePr>
+                <a:graphic xmlns:a="http://schemas.openxmlformats.org/drawingml/2006/main">
+                  <a:graphicData uri="http://schemas.openxmlformats.org/drawingml/2006/picture">
+                    <pic:pic xmlns:pic="http://schemas.openxmlformats.org/drawingml/2006/picture">
+                      <pic:nvPicPr>
+                        <pic:cNvPr id="368183142" name=""/>
+                        <pic:cNvPicPr>
+                          <a:picLocks noChangeAspect="1"/>
+                        </pic:cNvPicPr>
+                        <pic:nvPr/>
+                      </pic:nvPicPr>
+                      <pic:blipFill rotWithShape="1">
+                        <a:blip r:embed="rId19"/>
+                        <a:stretch/>
+                      </pic:blipFill>
+                      <pic:spPr bwMode="auto">
+                        <a:xfrm>
+                          <a:off x="0" y="0"/>
+                          <a:ext cx="5940424" cy="817237"/>
+                        </a:xfrm>
+                        <a:prstGeom prst="rect">
+                          <a:avLst/>
+                        </a:prstGeom>
+                      </pic:spPr>
+                    </pic:pic>
+                  </a:graphicData>
+                </a:graphic>
+              </wp:inline>
+            </w:drawing>
+          </mc:Choice>
+          <mc:Fallback>
+            <w:pict>
+              <v:shapetype id="_x0000_t75" coordsize="21600,21600" o:spt="75" o:preferrelative="t" path="m@4@5l@4@11@9@11@9@5xe" filled="f" stroked="f">
+                <v:stroke joinstyle="miter"/>
+                <v:formulas>
+                  <v:f eqn="if lineDrawn pixelLineWidth 0"/>
+                  <v:f eqn="sum @0 1 0"/>
+                  <v:f eqn="sum 0 0 @1"/>
+                  <v:f eqn="prod @2 1 2"/>
+                  <v:f eqn="prod @3 21600 pixelWidth"/>
+                  <v:f eqn="prod @3 21600 pixelHeight"/>
+                  <v:f eqn="sum @0 0 1"/>
+                  <v:f eqn="prod @6 1 2"/>
+                  <v:f eqn="prod @7 21600 pixelWidth"/>
+                  <v:f eqn="sum @8 21600 0"/>
+                  <v:f eqn="prod @7 21600 pixelHeight"/>
+                  <v:f eqn="sum @10 21600 0"/>
+                </v:formulas>
+                <v:path o:extrusionok="f" gradientshapeok="t" o:connecttype="rect"/>
+                <o:lock v:ext="edit" aspectratio="t"/>
+              </v:shapetype>
+              <v:shape id="_x0000_i10" o:spid="_x0000_s10" type="#_x0000_t75" style="width:467.75pt;height:64.35pt;mso-wrap-distance-left:0.00pt;mso-wrap-distance-top:0.00pt;mso-wrap-distance-right:0.00pt;mso-wrap-distance-bottom:0.00pt;z-index:1;" stroked="false">
+                <v:imagedata r:id="rId19" o:title=""/>
+                <o:lock v:ext="edit" rotation="t"/>
+              </v:shape>
+            </w:pict>
+          </mc:Fallback>
+        </mc:AlternateContent>
+      </w:r>
+      <w:r>
+        <w:rPr>
+          <w:b w:val="0"/>
+          <w:bCs w:val="0"/>
+          <w:highlight w:val="none"/>
+          <w:lang w:val="ru-RU"/>
+        </w:rPr>
+      </w:r>
+      <w:r>
+        <w:rPr>
+          <w:b w:val="0"/>
+          <w:bCs w:val="0"/>
+          <w:highlight w:val="none"/>
+          <w:lang w:val="ru-RU"/>
+        </w:rPr>
+      </w:r>
+      <w:r>
+        <w:rPr>
+          <w:b w:val="0"/>
+          <w:bCs w:val="0"/>
+          <w:highlight w:val="none"/>
+          <w:lang w:val="ru-RU"/>
+        </w:rPr>
+      </w:r>
+    </w:p>
+    <w:p>
+      <w:pPr>
+        <w:pBdr/>
+        <w:spacing/>
+        <w:ind/>
+        <w:rPr/>
+      </w:pPr>
+      <w:r/>
+      <w:r/>
+    </w:p>
+    <w:p>
+      <w:pPr>
+        <w:pBdr/>
+        <w:spacing/>
+        <w:ind/>
+        <w:rPr/>
+      </w:pPr>
+      <w:r>
+        <w:rPr>
+          <w:highlight w:val="none"/>
+          <w:lang w:val="ru-RU"/>
+        </w:rPr>
+      </w:r>
+      <w:r>
+        <w:rPr>
+          <w:highlight w:val="none"/>
+          <w:lang w:val="ru-RU"/>
+        </w:rPr>
+      </w:r>
+      <w:r/>
     </w:p>
     <w:sectPr>
       <w:footnotePr/>
@@ -926,7 +1950,6 @@
         <w:ind/>
         <w:rPr/>
       </w:pPr>
-      <w:r/>
       <w:r>
         <w:separator/>
       </w:r>
@@ -941,7 +1964,6 @@
         <w:ind/>
         <w:rPr/>
       </w:pPr>
-      <w:r/>
       <w:r>
         <w:continuationSeparator/>
       </w:r>
@@ -961,7 +1983,6 @@
         <w:ind/>
         <w:rPr/>
       </w:pPr>
-      <w:r/>
       <w:r>
         <w:separator/>
       </w:r>
@@ -976,7 +1997,6 @@
         <w:ind/>
         <w:rPr/>
       </w:pPr>
-      <w:r/>
       <w:r>
         <w:continuationSeparator/>
       </w:r>
@@ -1281,9 +2301,9 @@
     <w:lsdException w:name="Bibliography" w:uiPriority="37"/>
     <w:lsdException w:name="TOC Heading" w:uiPriority="39" w:qFormat="1"/>
   </w:latentStyles>
-  <w:style w:type="table" w:styleId="12">
+  <w:style w:type="table" w:styleId="703">
     <w:name w:val="Table Grid"/>
-    <w:basedOn w:val="665"/>
+    <w:basedOn w:val="889"/>
     <w:uiPriority w:val="59"/>
     <w:pPr>
       <w:pBdr/>
@@ -1480,9 +2500,9 @@
       </w:tcPr>
     </w:tblStylePr>
   </w:style>
-  <w:style w:type="table" w:styleId="13">
+  <w:style w:type="table" w:styleId="704">
     <w:name w:val="Table Grid Light"/>
-    <w:basedOn w:val="665"/>
+    <w:basedOn w:val="889"/>
     <w:uiPriority w:val="59"/>
     <w:pPr>
       <w:pBdr/>
@@ -1679,9 +2699,9 @@
       </w:tcPr>
     </w:tblStylePr>
   </w:style>
-  <w:style w:type="table" w:styleId="14">
+  <w:style w:type="table" w:styleId="705">
     <w:name w:val="Plain Table 1"/>
-    <w:basedOn w:val="665"/>
+    <w:basedOn w:val="889"/>
     <w:uiPriority w:val="59"/>
     <w:pPr>
       <w:pBdr/>
@@ -1904,9 +2924,9 @@
       </w:tcPr>
     </w:tblStylePr>
   </w:style>
-  <w:style w:type="table" w:styleId="15">
+  <w:style w:type="table" w:styleId="706">
     <w:name w:val="Plain Table 2"/>
-    <w:basedOn w:val="665"/>
+    <w:basedOn w:val="889"/>
     <w:uiPriority w:val="59"/>
     <w:pPr>
       <w:pBdr/>
@@ -2137,9 +3157,9 @@
       </w:tcPr>
     </w:tblStylePr>
   </w:style>
-  <w:style w:type="table" w:styleId="16">
+  <w:style w:type="table" w:styleId="707">
     <w:name w:val="Plain Table 3"/>
-    <w:basedOn w:val="665"/>
+    <w:basedOn w:val="889"/>
     <w:uiPriority w:val="99"/>
     <w:pPr>
       <w:pBdr/>
@@ -2367,9 +3387,9 @@
       </w:tcPr>
     </w:tblStylePr>
   </w:style>
-  <w:style w:type="table" w:styleId="17">
+  <w:style w:type="table" w:styleId="708">
     <w:name w:val="Plain Table 4"/>
-    <w:basedOn w:val="665"/>
+    <w:basedOn w:val="889"/>
     <w:uiPriority w:val="99"/>
     <w:pPr>
       <w:pBdr/>
@@ -2583,9 +3603,9 @@
       </w:tcPr>
     </w:tblStylePr>
   </w:style>
-  <w:style w:type="table" w:styleId="18">
+  <w:style w:type="table" w:styleId="709">
     <w:name w:val="Plain Table 5"/>
-    <w:basedOn w:val="665"/>
+    <w:basedOn w:val="889"/>
     <w:uiPriority w:val="99"/>
     <w:pPr>
       <w:pBdr/>
@@ -2816,9 +3836,9 @@
       </w:tcPr>
     </w:tblStylePr>
   </w:style>
-  <w:style w:type="table" w:styleId="19">
+  <w:style w:type="table" w:styleId="710">
     <w:name w:val="Grid Table 1 Light"/>
-    <w:basedOn w:val="665"/>
+    <w:basedOn w:val="889"/>
     <w:uiPriority w:val="99"/>
     <w:pPr>
       <w:pBdr/>
@@ -3039,9 +4059,9 @@
       </w:tcPr>
     </w:tblStylePr>
   </w:style>
-  <w:style w:type="table" w:styleId="20">
+  <w:style w:type="table" w:styleId="711">
     <w:name w:val="Grid Table 1 Light - Accent 1"/>
-    <w:basedOn w:val="665"/>
+    <w:basedOn w:val="889"/>
     <w:uiPriority w:val="99"/>
     <w:pPr>
       <w:pBdr/>
@@ -3262,9 +4282,9 @@
       </w:tcPr>
     </w:tblStylePr>
   </w:style>
-  <w:style w:type="table" w:styleId="21">
+  <w:style w:type="table" w:styleId="712">
     <w:name w:val="Grid Table 1 Light - Accent 2"/>
-    <w:basedOn w:val="665"/>
+    <w:basedOn w:val="889"/>
     <w:uiPriority w:val="99"/>
     <w:pPr>
       <w:pBdr/>
@@ -3485,9 +4505,9 @@
       </w:tcPr>
     </w:tblStylePr>
   </w:style>
-  <w:style w:type="table" w:styleId="22">
+  <w:style w:type="table" w:styleId="713">
     <w:name w:val="Grid Table 1 Light - Accent 3"/>
-    <w:basedOn w:val="665"/>
+    <w:basedOn w:val="889"/>
     <w:uiPriority w:val="99"/>
     <w:pPr>
       <w:pBdr/>
@@ -3708,9 +4728,9 @@
       </w:tcPr>
     </w:tblStylePr>
   </w:style>
-  <w:style w:type="table" w:styleId="23">
+  <w:style w:type="table" w:styleId="714">
     <w:name w:val="Grid Table 1 Light - Accent 4"/>
-    <w:basedOn w:val="665"/>
+    <w:basedOn w:val="889"/>
     <w:uiPriority w:val="99"/>
     <w:pPr>
       <w:pBdr/>
@@ -3931,9 +4951,9 @@
       </w:tcPr>
     </w:tblStylePr>
   </w:style>
-  <w:style w:type="table" w:styleId="24">
+  <w:style w:type="table" w:styleId="715">
     <w:name w:val="Grid Table 1 Light - Accent 5"/>
-    <w:basedOn w:val="665"/>
+    <w:basedOn w:val="889"/>
     <w:uiPriority w:val="99"/>
     <w:pPr>
       <w:pBdr/>
@@ -4154,9 +5174,9 @@
       </w:tcPr>
     </w:tblStylePr>
   </w:style>
-  <w:style w:type="table" w:styleId="25">
+  <w:style w:type="table" w:styleId="716">
     <w:name w:val="Grid Table 1 Light - Accent 6"/>
-    <w:basedOn w:val="665"/>
+    <w:basedOn w:val="889"/>
     <w:uiPriority w:val="99"/>
     <w:pPr>
       <w:pBdr/>
@@ -4377,9 +5397,9 @@
       </w:tcPr>
     </w:tblStylePr>
   </w:style>
-  <w:style w:type="table" w:styleId="26">
+  <w:style w:type="table" w:styleId="717">
     <w:name w:val="Grid Table 2"/>
-    <w:basedOn w:val="665"/>
+    <w:basedOn w:val="889"/>
     <w:uiPriority w:val="99"/>
     <w:pPr>
       <w:pBdr/>
@@ -4609,9 +5629,9 @@
       </w:tcPr>
     </w:tblStylePr>
   </w:style>
-  <w:style w:type="table" w:styleId="27">
+  <w:style w:type="table" w:styleId="718">
     <w:name w:val="Grid Table 2 - Accent 1"/>
-    <w:basedOn w:val="665"/>
+    <w:basedOn w:val="889"/>
     <w:uiPriority w:val="99"/>
     <w:pPr>
       <w:pBdr/>
@@ -4841,9 +5861,9 @@
       </w:tcPr>
     </w:tblStylePr>
   </w:style>
-  <w:style w:type="table" w:styleId="28">
+  <w:style w:type="table" w:styleId="719">
     <w:name w:val="Grid Table 2 - Accent 2"/>
-    <w:basedOn w:val="665"/>
+    <w:basedOn w:val="889"/>
     <w:uiPriority w:val="99"/>
     <w:pPr>
       <w:pBdr/>
@@ -5073,9 +6093,9 @@
       </w:tcPr>
     </w:tblStylePr>
   </w:style>
-  <w:style w:type="table" w:styleId="29">
+  <w:style w:type="table" w:styleId="720">
     <w:name w:val="Grid Table 2 - Accent 3"/>
-    <w:basedOn w:val="665"/>
+    <w:basedOn w:val="889"/>
     <w:uiPriority w:val="99"/>
     <w:pPr>
       <w:pBdr/>
@@ -5305,9 +6325,9 @@
       </w:tcPr>
     </w:tblStylePr>
   </w:style>
-  <w:style w:type="table" w:styleId="30">
+  <w:style w:type="table" w:styleId="721">
     <w:name w:val="Grid Table 2 - Accent 4"/>
-    <w:basedOn w:val="665"/>
+    <w:basedOn w:val="889"/>
     <w:uiPriority w:val="99"/>
     <w:pPr>
       <w:pBdr/>
@@ -5537,9 +6557,9 @@
       </w:tcPr>
     </w:tblStylePr>
   </w:style>
-  <w:style w:type="table" w:styleId="31">
+  <w:style w:type="table" w:styleId="722">
     <w:name w:val="Grid Table 2 - Accent 5"/>
-    <w:basedOn w:val="665"/>
+    <w:basedOn w:val="889"/>
     <w:uiPriority w:val="99"/>
     <w:pPr>
       <w:pBdr/>
@@ -5769,9 +6789,9 @@
       </w:tcPr>
     </w:tblStylePr>
   </w:style>
-  <w:style w:type="table" w:styleId="32">
+  <w:style w:type="table" w:styleId="723">
     <w:name w:val="Grid Table 2 - Accent 6"/>
-    <w:basedOn w:val="665"/>
+    <w:basedOn w:val="889"/>
     <w:uiPriority w:val="99"/>
     <w:pPr>
       <w:pBdr/>
@@ -6001,9 +7021,9 @@
       </w:tcPr>
     </w:tblStylePr>
   </w:style>
-  <w:style w:type="table" w:styleId="33">
+  <w:style w:type="table" w:styleId="724">
     <w:name w:val="Grid Table 3"/>
-    <w:basedOn w:val="665"/>
+    <w:basedOn w:val="889"/>
     <w:uiPriority w:val="99"/>
     <w:pPr>
       <w:pBdr/>
@@ -6102,29 +7122,6 @@
         <w:tblBorders/>
       </w:tblPr>
       <w:tcPr>
-        <w:shd w:color="ffffff"/>
-        <w:tcBorders>
-          <w:top w:val="none" w:color="000000" w:sz="4" w:space="0"/>
-          <w:left w:val="none" w:color="000000" w:sz="4" w:space="0"/>
-          <w:bottom w:val="none" w:color="000000" w:sz="4" w:space="0"/>
-          <w:right w:val="none" w:color="000000" w:sz="4" w:space="0"/>
-        </w:tcBorders>
-      </w:tcPr>
-    </w:tblStylePr>
-    <w:tblStylePr w:type="firstRow">
-      <w:rPr>
-        <w:b/>
-        <w:color w:val="404040"/>
-      </w:rPr>
-      <w:pPr>
-        <w:pBdr/>
-        <w:spacing/>
-        <w:ind/>
-      </w:pPr>
-      <w:tblPr>
-        <w:tblBorders/>
-      </w:tblPr>
-      <w:tcPr>
         <w:shd w:val="clear" w:color="ffffff"/>
         <w:tcBorders>
           <w:top w:val="none" w:color="000000" w:sz="4" w:space="0"/>
@@ -6134,30 +7131,7 @@
         </w:tcBorders>
       </w:tcPr>
     </w:tblStylePr>
-    <w:tblStylePr w:type="lastCol">
-      <w:rPr>
-        <w:i/>
-        <w:color w:val="404040"/>
-      </w:rPr>
-      <w:pPr>
-        <w:pBdr/>
-        <w:spacing/>
-        <w:ind/>
-      </w:pPr>
-      <w:tblPr>
-        <w:tblBorders/>
-      </w:tblPr>
-      <w:tcPr>
-        <w:shd w:color="ffffff"/>
-        <w:tcBorders>
-          <w:top w:val="none" w:color="000000" w:sz="4" w:space="0"/>
-          <w:left w:val="none" w:color="000000" w:sz="4" w:space="0"/>
-          <w:bottom w:val="none" w:color="000000" w:sz="4" w:space="0"/>
-          <w:right w:val="none" w:color="000000" w:sz="4" w:space="0"/>
-        </w:tcBorders>
-      </w:tcPr>
-    </w:tblStylePr>
-    <w:tblStylePr w:type="lastRow">
+    <w:tblStylePr w:type="firstRow">
       <w:rPr>
         <w:b/>
         <w:color w:val="404040"/>
@@ -6180,6 +7154,52 @@
         </w:tcBorders>
       </w:tcPr>
     </w:tblStylePr>
+    <w:tblStylePr w:type="lastCol">
+      <w:rPr>
+        <w:i/>
+        <w:color w:val="404040"/>
+      </w:rPr>
+      <w:pPr>
+        <w:pBdr/>
+        <w:spacing/>
+        <w:ind/>
+      </w:pPr>
+      <w:tblPr>
+        <w:tblBorders/>
+      </w:tblPr>
+      <w:tcPr>
+        <w:shd w:val="clear" w:color="ffffff"/>
+        <w:tcBorders>
+          <w:top w:val="none" w:color="000000" w:sz="4" w:space="0"/>
+          <w:left w:val="none" w:color="000000" w:sz="4" w:space="0"/>
+          <w:bottom w:val="none" w:color="000000" w:sz="4" w:space="0"/>
+          <w:right w:val="none" w:color="000000" w:sz="4" w:space="0"/>
+        </w:tcBorders>
+      </w:tcPr>
+    </w:tblStylePr>
+    <w:tblStylePr w:type="lastRow">
+      <w:rPr>
+        <w:b/>
+        <w:color w:val="404040"/>
+      </w:rPr>
+      <w:pPr>
+        <w:pBdr/>
+        <w:spacing/>
+        <w:ind/>
+      </w:pPr>
+      <w:tblPr>
+        <w:tblBorders/>
+      </w:tblPr>
+      <w:tcPr>
+        <w:shd w:val="clear" w:color="ffffff"/>
+        <w:tcBorders>
+          <w:top w:val="none" w:color="000000" w:sz="4" w:space="0"/>
+          <w:left w:val="none" w:color="000000" w:sz="4" w:space="0"/>
+          <w:bottom w:val="none" w:color="000000" w:sz="4" w:space="0"/>
+          <w:right w:val="none" w:color="000000" w:sz="4" w:space="0"/>
+        </w:tcBorders>
+      </w:tcPr>
+    </w:tblStylePr>
     <w:tblStylePr w:type="nwCell">
       <w:pPr>
         <w:pBdr/>
@@ -6246,9 +7266,9 @@
       </w:tcPr>
     </w:tblStylePr>
   </w:style>
-  <w:style w:type="table" w:styleId="34">
+  <w:style w:type="table" w:styleId="725">
     <w:name w:val="Grid Table 3 - Accent 1"/>
-    <w:basedOn w:val="665"/>
+    <w:basedOn w:val="889"/>
     <w:uiPriority w:val="99"/>
     <w:pPr>
       <w:pBdr/>
@@ -6347,29 +7367,6 @@
         <w:tblBorders/>
       </w:tblPr>
       <w:tcPr>
-        <w:shd w:color="ffffff"/>
-        <w:tcBorders>
-          <w:top w:val="none" w:color="000000" w:sz="4" w:space="0"/>
-          <w:left w:val="none" w:color="000000" w:sz="4" w:space="0"/>
-          <w:bottom w:val="none" w:color="000000" w:sz="4" w:space="0"/>
-          <w:right w:val="none" w:color="000000" w:sz="4" w:space="0"/>
-        </w:tcBorders>
-      </w:tcPr>
-    </w:tblStylePr>
-    <w:tblStylePr w:type="firstRow">
-      <w:rPr>
-        <w:b/>
-        <w:color w:val="404040"/>
-      </w:rPr>
-      <w:pPr>
-        <w:pBdr/>
-        <w:spacing/>
-        <w:ind/>
-      </w:pPr>
-      <w:tblPr>
-        <w:tblBorders/>
-      </w:tblPr>
-      <w:tcPr>
         <w:shd w:val="clear" w:color="ffffff"/>
         <w:tcBorders>
           <w:top w:val="none" w:color="000000" w:sz="4" w:space="0"/>
@@ -6379,30 +7376,7 @@
         </w:tcBorders>
       </w:tcPr>
     </w:tblStylePr>
-    <w:tblStylePr w:type="lastCol">
-      <w:rPr>
-        <w:i/>
-        <w:color w:val="404040"/>
-      </w:rPr>
-      <w:pPr>
-        <w:pBdr/>
-        <w:spacing/>
-        <w:ind/>
-      </w:pPr>
-      <w:tblPr>
-        <w:tblBorders/>
-      </w:tblPr>
-      <w:tcPr>
-        <w:shd w:color="ffffff"/>
-        <w:tcBorders>
-          <w:top w:val="none" w:color="000000" w:sz="4" w:space="0"/>
-          <w:left w:val="none" w:color="000000" w:sz="4" w:space="0"/>
-          <w:bottom w:val="none" w:color="000000" w:sz="4" w:space="0"/>
-          <w:right w:val="none" w:color="000000" w:sz="4" w:space="0"/>
-        </w:tcBorders>
-      </w:tcPr>
-    </w:tblStylePr>
-    <w:tblStylePr w:type="lastRow">
+    <w:tblStylePr w:type="firstRow">
       <w:rPr>
         <w:b/>
         <w:color w:val="404040"/>
@@ -6425,6 +7399,52 @@
         </w:tcBorders>
       </w:tcPr>
     </w:tblStylePr>
+    <w:tblStylePr w:type="lastCol">
+      <w:rPr>
+        <w:i/>
+        <w:color w:val="404040"/>
+      </w:rPr>
+      <w:pPr>
+        <w:pBdr/>
+        <w:spacing/>
+        <w:ind/>
+      </w:pPr>
+      <w:tblPr>
+        <w:tblBorders/>
+      </w:tblPr>
+      <w:tcPr>
+        <w:shd w:val="clear" w:color="ffffff"/>
+        <w:tcBorders>
+          <w:top w:val="none" w:color="000000" w:sz="4" w:space="0"/>
+          <w:left w:val="none" w:color="000000" w:sz="4" w:space="0"/>
+          <w:bottom w:val="none" w:color="000000" w:sz="4" w:space="0"/>
+          <w:right w:val="none" w:color="000000" w:sz="4" w:space="0"/>
+        </w:tcBorders>
+      </w:tcPr>
+    </w:tblStylePr>
+    <w:tblStylePr w:type="lastRow">
+      <w:rPr>
+        <w:b/>
+        <w:color w:val="404040"/>
+      </w:rPr>
+      <w:pPr>
+        <w:pBdr/>
+        <w:spacing/>
+        <w:ind/>
+      </w:pPr>
+      <w:tblPr>
+        <w:tblBorders/>
+      </w:tblPr>
+      <w:tcPr>
+        <w:shd w:val="clear" w:color="ffffff"/>
+        <w:tcBorders>
+          <w:top w:val="none" w:color="000000" w:sz="4" w:space="0"/>
+          <w:left w:val="none" w:color="000000" w:sz="4" w:space="0"/>
+          <w:bottom w:val="none" w:color="000000" w:sz="4" w:space="0"/>
+          <w:right w:val="none" w:color="000000" w:sz="4" w:space="0"/>
+        </w:tcBorders>
+      </w:tcPr>
+    </w:tblStylePr>
     <w:tblStylePr w:type="nwCell">
       <w:pPr>
         <w:pBdr/>
@@ -6491,9 +7511,9 @@
       </w:tcPr>
     </w:tblStylePr>
   </w:style>
-  <w:style w:type="table" w:styleId="35">
+  <w:style w:type="table" w:styleId="726">
     <w:name w:val="Grid Table 3 - Accent 2"/>
-    <w:basedOn w:val="665"/>
+    <w:basedOn w:val="889"/>
     <w:uiPriority w:val="99"/>
     <w:pPr>
       <w:pBdr/>
@@ -6592,29 +7612,6 @@
         <w:tblBorders/>
       </w:tblPr>
       <w:tcPr>
-        <w:shd w:color="ffffff"/>
-        <w:tcBorders>
-          <w:top w:val="none" w:color="000000" w:sz="4" w:space="0"/>
-          <w:left w:val="none" w:color="000000" w:sz="4" w:space="0"/>
-          <w:bottom w:val="none" w:color="000000" w:sz="4" w:space="0"/>
-          <w:right w:val="none" w:color="000000" w:sz="4" w:space="0"/>
-        </w:tcBorders>
-      </w:tcPr>
-    </w:tblStylePr>
-    <w:tblStylePr w:type="firstRow">
-      <w:rPr>
-        <w:b/>
-        <w:color w:val="404040"/>
-      </w:rPr>
-      <w:pPr>
-        <w:pBdr/>
-        <w:spacing/>
-        <w:ind/>
-      </w:pPr>
-      <w:tblPr>
-        <w:tblBorders/>
-      </w:tblPr>
-      <w:tcPr>
         <w:shd w:val="clear" w:color="ffffff"/>
         <w:tcBorders>
           <w:top w:val="none" w:color="000000" w:sz="4" w:space="0"/>
@@ -6624,30 +7621,7 @@
         </w:tcBorders>
       </w:tcPr>
     </w:tblStylePr>
-    <w:tblStylePr w:type="lastCol">
-      <w:rPr>
-        <w:i/>
-        <w:color w:val="404040"/>
-      </w:rPr>
-      <w:pPr>
-        <w:pBdr/>
-        <w:spacing/>
-        <w:ind/>
-      </w:pPr>
-      <w:tblPr>
-        <w:tblBorders/>
-      </w:tblPr>
-      <w:tcPr>
-        <w:shd w:color="ffffff"/>
-        <w:tcBorders>
-          <w:top w:val="none" w:color="000000" w:sz="4" w:space="0"/>
-          <w:left w:val="none" w:color="000000" w:sz="4" w:space="0"/>
-          <w:bottom w:val="none" w:color="000000" w:sz="4" w:space="0"/>
-          <w:right w:val="none" w:color="000000" w:sz="4" w:space="0"/>
-        </w:tcBorders>
-      </w:tcPr>
-    </w:tblStylePr>
-    <w:tblStylePr w:type="lastRow">
+    <w:tblStylePr w:type="firstRow">
       <w:rPr>
         <w:b/>
         <w:color w:val="404040"/>
@@ -6670,6 +7644,52 @@
         </w:tcBorders>
       </w:tcPr>
     </w:tblStylePr>
+    <w:tblStylePr w:type="lastCol">
+      <w:rPr>
+        <w:i/>
+        <w:color w:val="404040"/>
+      </w:rPr>
+      <w:pPr>
+        <w:pBdr/>
+        <w:spacing/>
+        <w:ind/>
+      </w:pPr>
+      <w:tblPr>
+        <w:tblBorders/>
+      </w:tblPr>
+      <w:tcPr>
+        <w:shd w:val="clear" w:color="ffffff"/>
+        <w:tcBorders>
+          <w:top w:val="none" w:color="000000" w:sz="4" w:space="0"/>
+          <w:left w:val="none" w:color="000000" w:sz="4" w:space="0"/>
+          <w:bottom w:val="none" w:color="000000" w:sz="4" w:space="0"/>
+          <w:right w:val="none" w:color="000000" w:sz="4" w:space="0"/>
+        </w:tcBorders>
+      </w:tcPr>
+    </w:tblStylePr>
+    <w:tblStylePr w:type="lastRow">
+      <w:rPr>
+        <w:b/>
+        <w:color w:val="404040"/>
+      </w:rPr>
+      <w:pPr>
+        <w:pBdr/>
+        <w:spacing/>
+        <w:ind/>
+      </w:pPr>
+      <w:tblPr>
+        <w:tblBorders/>
+      </w:tblPr>
+      <w:tcPr>
+        <w:shd w:val="clear" w:color="ffffff"/>
+        <w:tcBorders>
+          <w:top w:val="none" w:color="000000" w:sz="4" w:space="0"/>
+          <w:left w:val="none" w:color="000000" w:sz="4" w:space="0"/>
+          <w:bottom w:val="none" w:color="000000" w:sz="4" w:space="0"/>
+          <w:right w:val="none" w:color="000000" w:sz="4" w:space="0"/>
+        </w:tcBorders>
+      </w:tcPr>
+    </w:tblStylePr>
     <w:tblStylePr w:type="nwCell">
       <w:pPr>
         <w:pBdr/>
@@ -6736,9 +7756,9 @@
       </w:tcPr>
     </w:tblStylePr>
   </w:style>
-  <w:style w:type="table" w:styleId="36">
+  <w:style w:type="table" w:styleId="727">
     <w:name w:val="Grid Table 3 - Accent 3"/>
-    <w:basedOn w:val="665"/>
+    <w:basedOn w:val="889"/>
     <w:uiPriority w:val="99"/>
     <w:pPr>
       <w:pBdr/>
@@ -6837,29 +7857,6 @@
         <w:tblBorders/>
       </w:tblPr>
       <w:tcPr>
-        <w:shd w:color="ffffff"/>
-        <w:tcBorders>
-          <w:top w:val="none" w:color="000000" w:sz="4" w:space="0"/>
-          <w:left w:val="none" w:color="000000" w:sz="4" w:space="0"/>
-          <w:bottom w:val="none" w:color="000000" w:sz="4" w:space="0"/>
-          <w:right w:val="none" w:color="000000" w:sz="4" w:space="0"/>
-        </w:tcBorders>
-      </w:tcPr>
-    </w:tblStylePr>
-    <w:tblStylePr w:type="firstRow">
-      <w:rPr>
-        <w:b/>
-        <w:color w:val="404040"/>
-      </w:rPr>
-      <w:pPr>
-        <w:pBdr/>
-        <w:spacing/>
-        <w:ind/>
-      </w:pPr>
-      <w:tblPr>
-        <w:tblBorders/>
-      </w:tblPr>
-      <w:tcPr>
         <w:shd w:val="clear" w:color="ffffff"/>
         <w:tcBorders>
           <w:top w:val="none" w:color="000000" w:sz="4" w:space="0"/>
@@ -6869,30 +7866,7 @@
         </w:tcBorders>
       </w:tcPr>
     </w:tblStylePr>
-    <w:tblStylePr w:type="lastCol">
-      <w:rPr>
-        <w:i/>
-        <w:color w:val="404040"/>
-      </w:rPr>
-      <w:pPr>
-        <w:pBdr/>
-        <w:spacing/>
-        <w:ind/>
-      </w:pPr>
-      <w:tblPr>
-        <w:tblBorders/>
-      </w:tblPr>
-      <w:tcPr>
-        <w:shd w:color="ffffff"/>
-        <w:tcBorders>
-          <w:top w:val="none" w:color="000000" w:sz="4" w:space="0"/>
-          <w:left w:val="none" w:color="000000" w:sz="4" w:space="0"/>
-          <w:bottom w:val="none" w:color="000000" w:sz="4" w:space="0"/>
-          <w:right w:val="none" w:color="000000" w:sz="4" w:space="0"/>
-        </w:tcBorders>
-      </w:tcPr>
-    </w:tblStylePr>
-    <w:tblStylePr w:type="lastRow">
+    <w:tblStylePr w:type="firstRow">
       <w:rPr>
         <w:b/>
         <w:color w:val="404040"/>
@@ -6915,6 +7889,52 @@
         </w:tcBorders>
       </w:tcPr>
     </w:tblStylePr>
+    <w:tblStylePr w:type="lastCol">
+      <w:rPr>
+        <w:i/>
+        <w:color w:val="404040"/>
+      </w:rPr>
+      <w:pPr>
+        <w:pBdr/>
+        <w:spacing/>
+        <w:ind/>
+      </w:pPr>
+      <w:tblPr>
+        <w:tblBorders/>
+      </w:tblPr>
+      <w:tcPr>
+        <w:shd w:val="clear" w:color="ffffff"/>
+        <w:tcBorders>
+          <w:top w:val="none" w:color="000000" w:sz="4" w:space="0"/>
+          <w:left w:val="none" w:color="000000" w:sz="4" w:space="0"/>
+          <w:bottom w:val="none" w:color="000000" w:sz="4" w:space="0"/>
+          <w:right w:val="none" w:color="000000" w:sz="4" w:space="0"/>
+        </w:tcBorders>
+      </w:tcPr>
+    </w:tblStylePr>
+    <w:tblStylePr w:type="lastRow">
+      <w:rPr>
+        <w:b/>
+        <w:color w:val="404040"/>
+      </w:rPr>
+      <w:pPr>
+        <w:pBdr/>
+        <w:spacing/>
+        <w:ind/>
+      </w:pPr>
+      <w:tblPr>
+        <w:tblBorders/>
+      </w:tblPr>
+      <w:tcPr>
+        <w:shd w:val="clear" w:color="ffffff"/>
+        <w:tcBorders>
+          <w:top w:val="none" w:color="000000" w:sz="4" w:space="0"/>
+          <w:left w:val="none" w:color="000000" w:sz="4" w:space="0"/>
+          <w:bottom w:val="none" w:color="000000" w:sz="4" w:space="0"/>
+          <w:right w:val="none" w:color="000000" w:sz="4" w:space="0"/>
+        </w:tcBorders>
+      </w:tcPr>
+    </w:tblStylePr>
     <w:tblStylePr w:type="nwCell">
       <w:pPr>
         <w:pBdr/>
@@ -6981,9 +8001,9 @@
       </w:tcPr>
     </w:tblStylePr>
   </w:style>
-  <w:style w:type="table" w:styleId="37">
+  <w:style w:type="table" w:styleId="728">
     <w:name w:val="Grid Table 3 - Accent 4"/>
-    <w:basedOn w:val="665"/>
+    <w:basedOn w:val="889"/>
     <w:uiPriority w:val="99"/>
     <w:pPr>
       <w:pBdr/>
@@ -7082,29 +8102,6 @@
         <w:tblBorders/>
       </w:tblPr>
       <w:tcPr>
-        <w:shd w:color="ffffff"/>
-        <w:tcBorders>
-          <w:top w:val="none" w:color="000000" w:sz="4" w:space="0"/>
-          <w:left w:val="none" w:color="000000" w:sz="4" w:space="0"/>
-          <w:bottom w:val="none" w:color="000000" w:sz="4" w:space="0"/>
-          <w:right w:val="none" w:color="000000" w:sz="4" w:space="0"/>
-        </w:tcBorders>
-      </w:tcPr>
-    </w:tblStylePr>
-    <w:tblStylePr w:type="firstRow">
-      <w:rPr>
-        <w:b/>
-        <w:color w:val="404040"/>
-      </w:rPr>
-      <w:pPr>
-        <w:pBdr/>
-        <w:spacing/>
-        <w:ind/>
-      </w:pPr>
-      <w:tblPr>
-        <w:tblBorders/>
-      </w:tblPr>
-      <w:tcPr>
         <w:shd w:val="clear" w:color="ffffff"/>
         <w:tcBorders>
           <w:top w:val="none" w:color="000000" w:sz="4" w:space="0"/>
@@ -7114,30 +8111,7 @@
         </w:tcBorders>
       </w:tcPr>
     </w:tblStylePr>
-    <w:tblStylePr w:type="lastCol">
-      <w:rPr>
-        <w:i/>
-        <w:color w:val="404040"/>
-      </w:rPr>
-      <w:pPr>
-        <w:pBdr/>
-        <w:spacing/>
-        <w:ind/>
-      </w:pPr>
-      <w:tblPr>
-        <w:tblBorders/>
-      </w:tblPr>
-      <w:tcPr>
-        <w:shd w:color="ffffff"/>
-        <w:tcBorders>
-          <w:top w:val="none" w:color="000000" w:sz="4" w:space="0"/>
-          <w:left w:val="none" w:color="000000" w:sz="4" w:space="0"/>
-          <w:bottom w:val="none" w:color="000000" w:sz="4" w:space="0"/>
-          <w:right w:val="none" w:color="000000" w:sz="4" w:space="0"/>
-        </w:tcBorders>
-      </w:tcPr>
-    </w:tblStylePr>
-    <w:tblStylePr w:type="lastRow">
+    <w:tblStylePr w:type="firstRow">
       <w:rPr>
         <w:b/>
         <w:color w:val="404040"/>
@@ -7160,6 +8134,52 @@
         </w:tcBorders>
       </w:tcPr>
     </w:tblStylePr>
+    <w:tblStylePr w:type="lastCol">
+      <w:rPr>
+        <w:i/>
+        <w:color w:val="404040"/>
+      </w:rPr>
+      <w:pPr>
+        <w:pBdr/>
+        <w:spacing/>
+        <w:ind/>
+      </w:pPr>
+      <w:tblPr>
+        <w:tblBorders/>
+      </w:tblPr>
+      <w:tcPr>
+        <w:shd w:val="clear" w:color="ffffff"/>
+        <w:tcBorders>
+          <w:top w:val="none" w:color="000000" w:sz="4" w:space="0"/>
+          <w:left w:val="none" w:color="000000" w:sz="4" w:space="0"/>
+          <w:bottom w:val="none" w:color="000000" w:sz="4" w:space="0"/>
+          <w:right w:val="none" w:color="000000" w:sz="4" w:space="0"/>
+        </w:tcBorders>
+      </w:tcPr>
+    </w:tblStylePr>
+    <w:tblStylePr w:type="lastRow">
+      <w:rPr>
+        <w:b/>
+        <w:color w:val="404040"/>
+      </w:rPr>
+      <w:pPr>
+        <w:pBdr/>
+        <w:spacing/>
+        <w:ind/>
+      </w:pPr>
+      <w:tblPr>
+        <w:tblBorders/>
+      </w:tblPr>
+      <w:tcPr>
+        <w:shd w:val="clear" w:color="ffffff"/>
+        <w:tcBorders>
+          <w:top w:val="none" w:color="000000" w:sz="4" w:space="0"/>
+          <w:left w:val="none" w:color="000000" w:sz="4" w:space="0"/>
+          <w:bottom w:val="none" w:color="000000" w:sz="4" w:space="0"/>
+          <w:right w:val="none" w:color="000000" w:sz="4" w:space="0"/>
+        </w:tcBorders>
+      </w:tcPr>
+    </w:tblStylePr>
     <w:tblStylePr w:type="nwCell">
       <w:pPr>
         <w:pBdr/>
@@ -7226,9 +8246,9 @@
       </w:tcPr>
     </w:tblStylePr>
   </w:style>
-  <w:style w:type="table" w:styleId="38">
+  <w:style w:type="table" w:styleId="729">
     <w:name w:val="Grid Table 3 - Accent 5"/>
-    <w:basedOn w:val="665"/>
+    <w:basedOn w:val="889"/>
     <w:uiPriority w:val="99"/>
     <w:pPr>
       <w:pBdr/>
@@ -7327,29 +8347,6 @@
         <w:tblBorders/>
       </w:tblPr>
       <w:tcPr>
-        <w:shd w:color="ffffff"/>
-        <w:tcBorders>
-          <w:top w:val="none" w:color="000000" w:sz="4" w:space="0"/>
-          <w:left w:val="none" w:color="000000" w:sz="4" w:space="0"/>
-          <w:bottom w:val="none" w:color="000000" w:sz="4" w:space="0"/>
-          <w:right w:val="none" w:color="000000" w:sz="4" w:space="0"/>
-        </w:tcBorders>
-      </w:tcPr>
-    </w:tblStylePr>
-    <w:tblStylePr w:type="firstRow">
-      <w:rPr>
-        <w:b/>
-        <w:color w:val="404040"/>
-      </w:rPr>
-      <w:pPr>
-        <w:pBdr/>
-        <w:spacing/>
-        <w:ind/>
-      </w:pPr>
-      <w:tblPr>
-        <w:tblBorders/>
-      </w:tblPr>
-      <w:tcPr>
         <w:shd w:val="clear" w:color="ffffff"/>
         <w:tcBorders>
           <w:top w:val="none" w:color="000000" w:sz="4" w:space="0"/>
@@ -7359,30 +8356,7 @@
         </w:tcBorders>
       </w:tcPr>
     </w:tblStylePr>
-    <w:tblStylePr w:type="lastCol">
-      <w:rPr>
-        <w:i/>
-        <w:color w:val="404040"/>
-      </w:rPr>
-      <w:pPr>
-        <w:pBdr/>
-        <w:spacing/>
-        <w:ind/>
-      </w:pPr>
-      <w:tblPr>
-        <w:tblBorders/>
-      </w:tblPr>
-      <w:tcPr>
-        <w:shd w:color="ffffff"/>
-        <w:tcBorders>
-          <w:top w:val="none" w:color="000000" w:sz="4" w:space="0"/>
-          <w:left w:val="none" w:color="000000" w:sz="4" w:space="0"/>
-          <w:bottom w:val="none" w:color="000000" w:sz="4" w:space="0"/>
-          <w:right w:val="none" w:color="000000" w:sz="4" w:space="0"/>
-        </w:tcBorders>
-      </w:tcPr>
-    </w:tblStylePr>
-    <w:tblStylePr w:type="lastRow">
+    <w:tblStylePr w:type="firstRow">
       <w:rPr>
         <w:b/>
         <w:color w:val="404040"/>
@@ -7405,6 +8379,52 @@
         </w:tcBorders>
       </w:tcPr>
     </w:tblStylePr>
+    <w:tblStylePr w:type="lastCol">
+      <w:rPr>
+        <w:i/>
+        <w:color w:val="404040"/>
+      </w:rPr>
+      <w:pPr>
+        <w:pBdr/>
+        <w:spacing/>
+        <w:ind/>
+      </w:pPr>
+      <w:tblPr>
+        <w:tblBorders/>
+      </w:tblPr>
+      <w:tcPr>
+        <w:shd w:val="clear" w:color="ffffff"/>
+        <w:tcBorders>
+          <w:top w:val="none" w:color="000000" w:sz="4" w:space="0"/>
+          <w:left w:val="none" w:color="000000" w:sz="4" w:space="0"/>
+          <w:bottom w:val="none" w:color="000000" w:sz="4" w:space="0"/>
+          <w:right w:val="none" w:color="000000" w:sz="4" w:space="0"/>
+        </w:tcBorders>
+      </w:tcPr>
+    </w:tblStylePr>
+    <w:tblStylePr w:type="lastRow">
+      <w:rPr>
+        <w:b/>
+        <w:color w:val="404040"/>
+      </w:rPr>
+      <w:pPr>
+        <w:pBdr/>
+        <w:spacing/>
+        <w:ind/>
+      </w:pPr>
+      <w:tblPr>
+        <w:tblBorders/>
+      </w:tblPr>
+      <w:tcPr>
+        <w:shd w:val="clear" w:color="ffffff"/>
+        <w:tcBorders>
+          <w:top w:val="none" w:color="000000" w:sz="4" w:space="0"/>
+          <w:left w:val="none" w:color="000000" w:sz="4" w:space="0"/>
+          <w:bottom w:val="none" w:color="000000" w:sz="4" w:space="0"/>
+          <w:right w:val="none" w:color="000000" w:sz="4" w:space="0"/>
+        </w:tcBorders>
+      </w:tcPr>
+    </w:tblStylePr>
     <w:tblStylePr w:type="nwCell">
       <w:pPr>
         <w:pBdr/>
@@ -7471,9 +8491,9 @@
       </w:tcPr>
     </w:tblStylePr>
   </w:style>
-  <w:style w:type="table" w:styleId="39">
+  <w:style w:type="table" w:styleId="730">
     <w:name w:val="Grid Table 3 - Accent 6"/>
-    <w:basedOn w:val="665"/>
+    <w:basedOn w:val="889"/>
     <w:uiPriority w:val="99"/>
     <w:pPr>
       <w:pBdr/>
@@ -7572,29 +8592,6 @@
         <w:tblBorders/>
       </w:tblPr>
       <w:tcPr>
-        <w:shd w:color="ffffff"/>
-        <w:tcBorders>
-          <w:top w:val="none" w:color="000000" w:sz="4" w:space="0"/>
-          <w:left w:val="none" w:color="000000" w:sz="4" w:space="0"/>
-          <w:bottom w:val="none" w:color="000000" w:sz="4" w:space="0"/>
-          <w:right w:val="none" w:color="000000" w:sz="4" w:space="0"/>
-        </w:tcBorders>
-      </w:tcPr>
-    </w:tblStylePr>
-    <w:tblStylePr w:type="firstRow">
-      <w:rPr>
-        <w:b/>
-        <w:color w:val="404040"/>
-      </w:rPr>
-      <w:pPr>
-        <w:pBdr/>
-        <w:spacing/>
-        <w:ind/>
-      </w:pPr>
-      <w:tblPr>
-        <w:tblBorders/>
-      </w:tblPr>
-      <w:tcPr>
         <w:shd w:val="clear" w:color="ffffff"/>
         <w:tcBorders>
           <w:top w:val="none" w:color="000000" w:sz="4" w:space="0"/>
@@ -7604,30 +8601,7 @@
         </w:tcBorders>
       </w:tcPr>
     </w:tblStylePr>
-    <w:tblStylePr w:type="lastCol">
-      <w:rPr>
-        <w:i/>
-        <w:color w:val="404040"/>
-      </w:rPr>
-      <w:pPr>
-        <w:pBdr/>
-        <w:spacing/>
-        <w:ind/>
-      </w:pPr>
-      <w:tblPr>
-        <w:tblBorders/>
-      </w:tblPr>
-      <w:tcPr>
-        <w:shd w:color="ffffff"/>
-        <w:tcBorders>
-          <w:top w:val="none" w:color="000000" w:sz="4" w:space="0"/>
-          <w:left w:val="none" w:color="000000" w:sz="4" w:space="0"/>
-          <w:bottom w:val="none" w:color="000000" w:sz="4" w:space="0"/>
-          <w:right w:val="none" w:color="000000" w:sz="4" w:space="0"/>
-        </w:tcBorders>
-      </w:tcPr>
-    </w:tblStylePr>
-    <w:tblStylePr w:type="lastRow">
+    <w:tblStylePr w:type="firstRow">
       <w:rPr>
         <w:b/>
         <w:color w:val="404040"/>
@@ -7650,6 +8624,52 @@
         </w:tcBorders>
       </w:tcPr>
     </w:tblStylePr>
+    <w:tblStylePr w:type="lastCol">
+      <w:rPr>
+        <w:i/>
+        <w:color w:val="404040"/>
+      </w:rPr>
+      <w:pPr>
+        <w:pBdr/>
+        <w:spacing/>
+        <w:ind/>
+      </w:pPr>
+      <w:tblPr>
+        <w:tblBorders/>
+      </w:tblPr>
+      <w:tcPr>
+        <w:shd w:val="clear" w:color="ffffff"/>
+        <w:tcBorders>
+          <w:top w:val="none" w:color="000000" w:sz="4" w:space="0"/>
+          <w:left w:val="none" w:color="000000" w:sz="4" w:space="0"/>
+          <w:bottom w:val="none" w:color="000000" w:sz="4" w:space="0"/>
+          <w:right w:val="none" w:color="000000" w:sz="4" w:space="0"/>
+        </w:tcBorders>
+      </w:tcPr>
+    </w:tblStylePr>
+    <w:tblStylePr w:type="lastRow">
+      <w:rPr>
+        <w:b/>
+        <w:color w:val="404040"/>
+      </w:rPr>
+      <w:pPr>
+        <w:pBdr/>
+        <w:spacing/>
+        <w:ind/>
+      </w:pPr>
+      <w:tblPr>
+        <w:tblBorders/>
+      </w:tblPr>
+      <w:tcPr>
+        <w:shd w:val="clear" w:color="ffffff"/>
+        <w:tcBorders>
+          <w:top w:val="none" w:color="000000" w:sz="4" w:space="0"/>
+          <w:left w:val="none" w:color="000000" w:sz="4" w:space="0"/>
+          <w:bottom w:val="none" w:color="000000" w:sz="4" w:space="0"/>
+          <w:right w:val="none" w:color="000000" w:sz="4" w:space="0"/>
+        </w:tcBorders>
+      </w:tcPr>
+    </w:tblStylePr>
     <w:tblStylePr w:type="nwCell">
       <w:pPr>
         <w:pBdr/>
@@ -7716,9 +8736,9 @@
       </w:tcPr>
     </w:tblStylePr>
   </w:style>
-  <w:style w:type="table" w:styleId="40">
+  <w:style w:type="table" w:styleId="731">
     <w:name w:val="Grid Table 4"/>
-    <w:basedOn w:val="665"/>
+    <w:basedOn w:val="889"/>
     <w:uiPriority w:val="59"/>
     <w:pPr>
       <w:pBdr/>
@@ -7949,9 +8969,9 @@
       </w:tcPr>
     </w:tblStylePr>
   </w:style>
-  <w:style w:type="table" w:styleId="41">
+  <w:style w:type="table" w:styleId="732">
     <w:name w:val="Grid Table 4 - Accent 1"/>
-    <w:basedOn w:val="665"/>
+    <w:basedOn w:val="889"/>
     <w:uiPriority w:val="59"/>
     <w:pPr>
       <w:pBdr/>
@@ -8182,9 +9202,9 @@
       </w:tcPr>
     </w:tblStylePr>
   </w:style>
-  <w:style w:type="table" w:styleId="42">
+  <w:style w:type="table" w:styleId="733">
     <w:name w:val="Grid Table 4 - Accent 2"/>
-    <w:basedOn w:val="665"/>
+    <w:basedOn w:val="889"/>
     <w:uiPriority w:val="59"/>
     <w:pPr>
       <w:pBdr/>
@@ -8415,9 +9435,9 @@
       </w:tcPr>
     </w:tblStylePr>
   </w:style>
-  <w:style w:type="table" w:styleId="43">
+  <w:style w:type="table" w:styleId="734">
     <w:name w:val="Grid Table 4 - Accent 3"/>
-    <w:basedOn w:val="665"/>
+    <w:basedOn w:val="889"/>
     <w:uiPriority w:val="59"/>
     <w:pPr>
       <w:pBdr/>
@@ -8648,9 +9668,9 @@
       </w:tcPr>
     </w:tblStylePr>
   </w:style>
-  <w:style w:type="table" w:styleId="44">
+  <w:style w:type="table" w:styleId="735">
     <w:name w:val="Grid Table 4 - Accent 4"/>
-    <w:basedOn w:val="665"/>
+    <w:basedOn w:val="889"/>
     <w:uiPriority w:val="59"/>
     <w:pPr>
       <w:pBdr/>
@@ -8881,9 +9901,9 @@
       </w:tcPr>
     </w:tblStylePr>
   </w:style>
-  <w:style w:type="table" w:styleId="45">
+  <w:style w:type="table" w:styleId="736">
     <w:name w:val="Grid Table 4 - Accent 5"/>
-    <w:basedOn w:val="665"/>
+    <w:basedOn w:val="889"/>
     <w:uiPriority w:val="59"/>
     <w:pPr>
       <w:pBdr/>
@@ -9114,9 +10134,9 @@
       </w:tcPr>
     </w:tblStylePr>
   </w:style>
-  <w:style w:type="table" w:styleId="46">
+  <w:style w:type="table" w:styleId="737">
     <w:name w:val="Grid Table 4 - Accent 6"/>
-    <w:basedOn w:val="665"/>
+    <w:basedOn w:val="889"/>
     <w:uiPriority w:val="59"/>
     <w:pPr>
       <w:pBdr/>
@@ -9347,9 +10367,9 @@
       </w:tcPr>
     </w:tblStylePr>
   </w:style>
-  <w:style w:type="table" w:styleId="47">
+  <w:style w:type="table" w:styleId="738">
     <w:name w:val="Grid Table 5 Dark"/>
-    <w:basedOn w:val="665"/>
+    <w:basedOn w:val="889"/>
     <w:uiPriority w:val="99"/>
     <w:pPr>
       <w:pBdr/>
@@ -9575,9 +10595,9 @@
       </w:tcPr>
     </w:tblStylePr>
   </w:style>
-  <w:style w:type="table" w:styleId="48">
+  <w:style w:type="table" w:styleId="739">
     <w:name w:val="Grid Table 5 Dark- Accent 1"/>
-    <w:basedOn w:val="665"/>
+    <w:basedOn w:val="889"/>
     <w:uiPriority w:val="99"/>
     <w:pPr>
       <w:pBdr/>
@@ -9803,9 +10823,9 @@
       </w:tcPr>
     </w:tblStylePr>
   </w:style>
-  <w:style w:type="table" w:styleId="49">
+  <w:style w:type="table" w:styleId="740">
     <w:name w:val="Grid Table 5 Dark - Accent 2"/>
-    <w:basedOn w:val="665"/>
+    <w:basedOn w:val="889"/>
     <w:uiPriority w:val="99"/>
     <w:pPr>
       <w:pBdr/>
@@ -10031,9 +11051,9 @@
       </w:tcPr>
     </w:tblStylePr>
   </w:style>
-  <w:style w:type="table" w:styleId="50">
+  <w:style w:type="table" w:styleId="741">
     <w:name w:val="Grid Table 5 Dark - Accent 3"/>
-    <w:basedOn w:val="665"/>
+    <w:basedOn w:val="889"/>
     <w:uiPriority w:val="99"/>
     <w:pPr>
       <w:pBdr/>
@@ -10259,9 +11279,9 @@
       </w:tcPr>
     </w:tblStylePr>
   </w:style>
-  <w:style w:type="table" w:styleId="51">
+  <w:style w:type="table" w:styleId="742">
     <w:name w:val="Grid Table 5 Dark- Accent 4"/>
-    <w:basedOn w:val="665"/>
+    <w:basedOn w:val="889"/>
     <w:uiPriority w:val="99"/>
     <w:pPr>
       <w:pBdr/>
@@ -10487,9 +11507,9 @@
       </w:tcPr>
     </w:tblStylePr>
   </w:style>
-  <w:style w:type="table" w:styleId="52">
+  <w:style w:type="table" w:styleId="743">
     <w:name w:val="Grid Table 5 Dark - Accent 5"/>
-    <w:basedOn w:val="665"/>
+    <w:basedOn w:val="889"/>
     <w:uiPriority w:val="99"/>
     <w:pPr>
       <w:pBdr/>
@@ -10715,9 +11735,9 @@
       </w:tcPr>
     </w:tblStylePr>
   </w:style>
-  <w:style w:type="table" w:styleId="53">
+  <w:style w:type="table" w:styleId="744">
     <w:name w:val="Grid Table 5 Dark - Accent 6"/>
-    <w:basedOn w:val="665"/>
+    <w:basedOn w:val="889"/>
     <w:uiPriority w:val="99"/>
     <w:pPr>
       <w:pBdr/>
@@ -10943,9 +11963,9 @@
       </w:tcPr>
     </w:tblStylePr>
   </w:style>
-  <w:style w:type="table" w:styleId="54">
+  <w:style w:type="table" w:styleId="745">
     <w:name w:val="Grid Table 6 Colorful"/>
-    <w:basedOn w:val="665"/>
+    <w:basedOn w:val="889"/>
     <w:uiPriority w:val="99"/>
     <w:pPr>
       <w:pBdr/>
@@ -11173,9 +12193,9 @@
       </w:tcPr>
     </w:tblStylePr>
   </w:style>
-  <w:style w:type="table" w:styleId="55">
+  <w:style w:type="table" w:styleId="746">
     <w:name w:val="Grid Table 6 Colorful - Accent 1"/>
-    <w:basedOn w:val="665"/>
+    <w:basedOn w:val="889"/>
     <w:uiPriority w:val="99"/>
     <w:pPr>
       <w:pBdr/>
@@ -11403,9 +12423,9 @@
       </w:tcPr>
     </w:tblStylePr>
   </w:style>
-  <w:style w:type="table" w:styleId="56">
+  <w:style w:type="table" w:styleId="747">
     <w:name w:val="Grid Table 6 Colorful - Accent 2"/>
-    <w:basedOn w:val="665"/>
+    <w:basedOn w:val="889"/>
     <w:uiPriority w:val="99"/>
     <w:pPr>
       <w:pBdr/>
@@ -11633,9 +12653,9 @@
       </w:tcPr>
     </w:tblStylePr>
   </w:style>
-  <w:style w:type="table" w:styleId="57">
+  <w:style w:type="table" w:styleId="748">
     <w:name w:val="Grid Table 6 Colorful - Accent 3"/>
-    <w:basedOn w:val="665"/>
+    <w:basedOn w:val="889"/>
     <w:uiPriority w:val="99"/>
     <w:pPr>
       <w:pBdr/>
@@ -11863,9 +12883,9 @@
       </w:tcPr>
     </w:tblStylePr>
   </w:style>
-  <w:style w:type="table" w:styleId="58">
+  <w:style w:type="table" w:styleId="749">
     <w:name w:val="Grid Table 6 Colorful - Accent 4"/>
-    <w:basedOn w:val="665"/>
+    <w:basedOn w:val="889"/>
     <w:uiPriority w:val="99"/>
     <w:pPr>
       <w:pBdr/>
@@ -12093,9 +13113,9 @@
       </w:tcPr>
     </w:tblStylePr>
   </w:style>
-  <w:style w:type="table" w:styleId="59">
+  <w:style w:type="table" w:styleId="750">
     <w:name w:val="Grid Table 6 Colorful - Accent 5"/>
-    <w:basedOn w:val="665"/>
+    <w:basedOn w:val="889"/>
     <w:uiPriority w:val="99"/>
     <w:pPr>
       <w:pBdr/>
@@ -12323,9 +13343,9 @@
       </w:tcPr>
     </w:tblStylePr>
   </w:style>
-  <w:style w:type="table" w:styleId="60">
+  <w:style w:type="table" w:styleId="751">
     <w:name w:val="Grid Table 6 Colorful - Accent 6"/>
-    <w:basedOn w:val="665"/>
+    <w:basedOn w:val="889"/>
     <w:uiPriority w:val="99"/>
     <w:pPr>
       <w:pBdr/>
@@ -12553,9 +13573,9 @@
       </w:tcPr>
     </w:tblStylePr>
   </w:style>
-  <w:style w:type="table" w:styleId="61">
+  <w:style w:type="table" w:styleId="752">
     <w:name w:val="Grid Table 7 Colorful"/>
-    <w:basedOn w:val="665"/>
+    <w:basedOn w:val="889"/>
     <w:uiPriority w:val="99"/>
     <w:pPr>
       <w:pBdr/>
@@ -12657,11 +13677,11 @@
         <w:tblBorders/>
       </w:tblPr>
       <w:tcPr>
-        <w:shd w:color="ffffff"/>
+        <w:shd w:val="clear" w:color="ffffff"/>
         <w:tcBorders>
-          <w:top w:val="none"/>
-          <w:left w:val="none"/>
-          <w:bottom w:val="none"/>
+          <w:top w:val="none" w:color="000000" w:sz="4" w:space="0"/>
+          <w:left w:val="none" w:color="000000" w:sz="4" w:space="0"/>
+          <w:bottom w:val="none" w:color="000000" w:sz="4" w:space="0"/>
           <w:right w:val="single" w:color="000000" w:themeColor="text1" w:themeTint="80" w:sz="4" w:space="0"/>
         </w:tcBorders>
       </w:tcPr>
@@ -12684,10 +13704,10 @@
       <w:tcPr>
         <w:shd w:val="clear" w:color="ffffff" w:themeColor="light1" w:fill="ffffff" w:themeFill="light1"/>
         <w:tcBorders>
-          <w:top w:val="none"/>
-          <w:left w:val="none"/>
+          <w:top w:val="none" w:color="000000" w:sz="4" w:space="0"/>
+          <w:left w:val="none" w:color="000000" w:sz="4" w:space="0"/>
           <w:bottom w:val="single" w:color="000000" w:themeColor="text1" w:themeTint="80" w:sz="4" w:space="0"/>
-          <w:right w:val="none"/>
+          <w:right w:val="none" w:color="000000" w:sz="4" w:space="0"/>
         </w:tcBorders>
       </w:tcPr>
     </w:tblStylePr>
@@ -12707,12 +13727,12 @@
         <w:tblBorders/>
       </w:tblPr>
       <w:tcPr>
-        <w:shd w:color="ffffff"/>
+        <w:shd w:val="clear" w:color="ffffff"/>
         <w:tcBorders>
-          <w:top w:val="none"/>
+          <w:top w:val="none" w:color="000000" w:sz="4" w:space="0"/>
           <w:left w:val="single" w:color="000000" w:themeColor="text1" w:themeTint="80" w:sz="4" w:space="0"/>
-          <w:bottom w:val="none"/>
-          <w:right w:val="none"/>
+          <w:bottom w:val="none" w:color="000000" w:sz="4" w:space="0"/>
+          <w:right w:val="none" w:color="000000" w:sz="4" w:space="0"/>
         </w:tcBorders>
       </w:tcPr>
     </w:tblStylePr>
@@ -12735,9 +13755,9 @@
         <w:shd w:val="clear" w:color="ffffff" w:themeColor="light1" w:fill="ffffff" w:themeFill="light1"/>
         <w:tcBorders>
           <w:top w:val="single" w:color="000000" w:themeColor="text1" w:themeTint="80" w:sz="4" w:space="0"/>
-          <w:left w:val="none"/>
-          <w:bottom w:val="none"/>
-          <w:right w:val="none"/>
+          <w:left w:val="none" w:color="000000" w:sz="4" w:space="0"/>
+          <w:bottom w:val="none" w:color="000000" w:sz="4" w:space="0"/>
+          <w:right w:val="none" w:color="000000" w:sz="4" w:space="0"/>
         </w:tcBorders>
       </w:tcPr>
     </w:tblStylePr>
@@ -12807,9 +13827,9 @@
       </w:tcPr>
     </w:tblStylePr>
   </w:style>
-  <w:style w:type="table" w:styleId="62">
+  <w:style w:type="table" w:styleId="753">
     <w:name w:val="Grid Table 7 Colorful - Accent 1"/>
-    <w:basedOn w:val="665"/>
+    <w:basedOn w:val="889"/>
     <w:uiPriority w:val="99"/>
     <w:pPr>
       <w:pBdr/>
@@ -12911,11 +13931,11 @@
         <w:tblBorders/>
       </w:tblPr>
       <w:tcPr>
-        <w:shd w:color="ffffff"/>
+        <w:shd w:val="clear" w:color="ffffff"/>
         <w:tcBorders>
-          <w:top w:val="none"/>
-          <w:left w:val="none"/>
-          <w:bottom w:val="none"/>
+          <w:top w:val="none" w:color="000000" w:sz="4" w:space="0"/>
+          <w:left w:val="none" w:color="000000" w:sz="4" w:space="0"/>
+          <w:bottom w:val="none" w:color="000000" w:sz="4" w:space="0"/>
           <w:right w:val="single" w:color="000000" w:themeColor="accent1" w:themeTint="80" w:sz="4" w:space="0"/>
         </w:tcBorders>
       </w:tcPr>
@@ -12938,10 +13958,10 @@
       <w:tcPr>
         <w:shd w:val="clear" w:color="ffffff" w:themeColor="light1" w:fill="ffffff" w:themeFill="light1"/>
         <w:tcBorders>
-          <w:top w:val="none"/>
-          <w:left w:val="none"/>
+          <w:top w:val="none" w:color="000000" w:sz="4" w:space="0"/>
+          <w:left w:val="none" w:color="000000" w:sz="4" w:space="0"/>
           <w:bottom w:val="single" w:color="000000" w:themeColor="accent1" w:themeTint="80" w:sz="4" w:space="0"/>
-          <w:right w:val="none"/>
+          <w:right w:val="none" w:color="000000" w:sz="4" w:space="0"/>
         </w:tcBorders>
       </w:tcPr>
     </w:tblStylePr>
@@ -12961,12 +13981,12 @@
         <w:tblBorders/>
       </w:tblPr>
       <w:tcPr>
-        <w:shd w:color="ffffff"/>
+        <w:shd w:val="clear" w:color="ffffff"/>
         <w:tcBorders>
-          <w:top w:val="none"/>
+          <w:top w:val="none" w:color="000000" w:sz="4" w:space="0"/>
           <w:left w:val="single" w:color="000000" w:themeColor="accent1" w:themeTint="80" w:sz="4" w:space="0"/>
-          <w:bottom w:val="none"/>
-          <w:right w:val="none"/>
+          <w:bottom w:val="none" w:color="000000" w:sz="4" w:space="0"/>
+          <w:right w:val="none" w:color="000000" w:sz="4" w:space="0"/>
         </w:tcBorders>
       </w:tcPr>
     </w:tblStylePr>
@@ -12989,9 +14009,9 @@
         <w:shd w:val="clear" w:color="ffffff" w:themeColor="light1" w:fill="ffffff" w:themeFill="light1"/>
         <w:tcBorders>
           <w:top w:val="single" w:color="000000" w:themeColor="accent1" w:themeTint="80" w:sz="4" w:space="0"/>
-          <w:left w:val="none"/>
-          <w:bottom w:val="none"/>
-          <w:right w:val="none"/>
+          <w:left w:val="none" w:color="000000" w:sz="4" w:space="0"/>
+          <w:bottom w:val="none" w:color="000000" w:sz="4" w:space="0"/>
+          <w:right w:val="none" w:color="000000" w:sz="4" w:space="0"/>
         </w:tcBorders>
       </w:tcPr>
     </w:tblStylePr>
@@ -13061,9 +14081,9 @@
       </w:tcPr>
     </w:tblStylePr>
   </w:style>
-  <w:style w:type="table" w:styleId="63">
+  <w:style w:type="table" w:styleId="754">
     <w:name w:val="Grid Table 7 Colorful - Accent 2"/>
-    <w:basedOn w:val="665"/>
+    <w:basedOn w:val="889"/>
     <w:uiPriority w:val="99"/>
     <w:pPr>
       <w:pBdr/>
@@ -13165,11 +14185,11 @@
         <w:tblBorders/>
       </w:tblPr>
       <w:tcPr>
-        <w:shd w:color="ffffff"/>
+        <w:shd w:val="clear" w:color="ffffff"/>
         <w:tcBorders>
-          <w:top w:val="none"/>
-          <w:left w:val="none"/>
-          <w:bottom w:val="none"/>
+          <w:top w:val="none" w:color="000000" w:sz="4" w:space="0"/>
+          <w:left w:val="none" w:color="000000" w:sz="4" w:space="0"/>
+          <w:bottom w:val="none" w:color="000000" w:sz="4" w:space="0"/>
           <w:right w:val="single" w:color="000000" w:themeColor="accent2" w:themeTint="97" w:sz="4" w:space="0"/>
         </w:tcBorders>
       </w:tcPr>
@@ -13192,10 +14212,10 @@
       <w:tcPr>
         <w:shd w:val="clear" w:color="ffffff" w:themeColor="light1" w:fill="ffffff" w:themeFill="light1"/>
         <w:tcBorders>
-          <w:top w:val="none"/>
-          <w:left w:val="none"/>
+          <w:top w:val="none" w:color="000000" w:sz="4" w:space="0"/>
+          <w:left w:val="none" w:color="000000" w:sz="4" w:space="0"/>
           <w:bottom w:val="single" w:color="000000" w:themeColor="accent2" w:themeTint="97" w:sz="4" w:space="0"/>
-          <w:right w:val="none"/>
+          <w:right w:val="none" w:color="000000" w:sz="4" w:space="0"/>
         </w:tcBorders>
       </w:tcPr>
     </w:tblStylePr>
@@ -13215,12 +14235,12 @@
         <w:tblBorders/>
       </w:tblPr>
       <w:tcPr>
-        <w:shd w:color="ffffff"/>
+        <w:shd w:val="clear" w:color="ffffff"/>
         <w:tcBorders>
-          <w:top w:val="none"/>
+          <w:top w:val="none" w:color="000000" w:sz="4" w:space="0"/>
           <w:left w:val="single" w:color="000000" w:themeColor="accent2" w:themeTint="97" w:sz="4" w:space="0"/>
-          <w:bottom w:val="none"/>
-          <w:right w:val="none"/>
+          <w:bottom w:val="none" w:color="000000" w:sz="4" w:space="0"/>
+          <w:right w:val="none" w:color="000000" w:sz="4" w:space="0"/>
         </w:tcBorders>
       </w:tcPr>
     </w:tblStylePr>
@@ -13243,9 +14263,9 @@
         <w:shd w:val="clear" w:color="ffffff" w:themeColor="light1" w:fill="ffffff" w:themeFill="light1"/>
         <w:tcBorders>
           <w:top w:val="single" w:color="000000" w:themeColor="accent2" w:themeTint="97" w:sz="4" w:space="0"/>
-          <w:left w:val="none"/>
-          <w:bottom w:val="none"/>
-          <w:right w:val="none"/>
+          <w:left w:val="none" w:color="000000" w:sz="4" w:space="0"/>
+          <w:bottom w:val="none" w:color="000000" w:sz="4" w:space="0"/>
+          <w:right w:val="none" w:color="000000" w:sz="4" w:space="0"/>
         </w:tcBorders>
       </w:tcPr>
     </w:tblStylePr>
@@ -13315,9 +14335,9 @@
       </w:tcPr>
     </w:tblStylePr>
   </w:style>
-  <w:style w:type="table" w:styleId="64">
+  <w:style w:type="table" w:styleId="755">
     <w:name w:val="Grid Table 7 Colorful - Accent 3"/>
-    <w:basedOn w:val="665"/>
+    <w:basedOn w:val="889"/>
     <w:uiPriority w:val="99"/>
     <w:pPr>
       <w:pBdr/>
@@ -13419,11 +14439,11 @@
         <w:tblBorders/>
       </w:tblPr>
       <w:tcPr>
-        <w:shd w:color="ffffff"/>
+        <w:shd w:val="clear" w:color="ffffff"/>
         <w:tcBorders>
-          <w:top w:val="none"/>
-          <w:left w:val="none"/>
-          <w:bottom w:val="none"/>
+          <w:top w:val="none" w:color="000000" w:sz="4" w:space="0"/>
+          <w:left w:val="none" w:color="000000" w:sz="4" w:space="0"/>
+          <w:bottom w:val="none" w:color="000000" w:sz="4" w:space="0"/>
           <w:right w:val="single" w:color="000000" w:themeColor="accent3" w:themeTint="FE" w:sz="4" w:space="0"/>
         </w:tcBorders>
       </w:tcPr>
@@ -13446,10 +14466,10 @@
       <w:tcPr>
         <w:shd w:val="clear" w:color="ffffff" w:themeColor="light1" w:fill="ffffff" w:themeFill="light1"/>
         <w:tcBorders>
-          <w:top w:val="none"/>
-          <w:left w:val="none"/>
+          <w:top w:val="none" w:color="000000" w:sz="4" w:space="0"/>
+          <w:left w:val="none" w:color="000000" w:sz="4" w:space="0"/>
           <w:bottom w:val="single" w:color="000000" w:themeColor="accent3" w:themeTint="FE" w:sz="4" w:space="0"/>
-          <w:right w:val="none"/>
+          <w:right w:val="none" w:color="000000" w:sz="4" w:space="0"/>
         </w:tcBorders>
       </w:tcPr>
     </w:tblStylePr>
@@ -13469,12 +14489,12 @@
         <w:tblBorders/>
       </w:tblPr>
       <w:tcPr>
-        <w:shd w:color="ffffff"/>
+        <w:shd w:val="clear" w:color="ffffff"/>
         <w:tcBorders>
-          <w:top w:val="none"/>
+          <w:top w:val="none" w:color="000000" w:sz="4" w:space="0"/>
           <w:left w:val="single" w:color="000000" w:themeColor="accent3" w:themeTint="FE" w:sz="4" w:space="0"/>
-          <w:bottom w:val="none"/>
-          <w:right w:val="none"/>
+          <w:bottom w:val="none" w:color="000000" w:sz="4" w:space="0"/>
+          <w:right w:val="none" w:color="000000" w:sz="4" w:space="0"/>
         </w:tcBorders>
       </w:tcPr>
     </w:tblStylePr>
@@ -13497,9 +14517,9 @@
         <w:shd w:val="clear" w:color="ffffff" w:themeColor="light1" w:fill="ffffff" w:themeFill="light1"/>
         <w:tcBorders>
           <w:top w:val="single" w:color="000000" w:themeColor="accent3" w:themeTint="FE" w:sz="4" w:space="0"/>
-          <w:left w:val="none"/>
-          <w:bottom w:val="none"/>
-          <w:right w:val="none"/>
+          <w:left w:val="none" w:color="000000" w:sz="4" w:space="0"/>
+          <w:bottom w:val="none" w:color="000000" w:sz="4" w:space="0"/>
+          <w:right w:val="none" w:color="000000" w:sz="4" w:space="0"/>
         </w:tcBorders>
       </w:tcPr>
     </w:tblStylePr>
@@ -13569,9 +14589,9 @@
       </w:tcPr>
     </w:tblStylePr>
   </w:style>
-  <w:style w:type="table" w:styleId="65">
+  <w:style w:type="table" w:styleId="756">
     <w:name w:val="Grid Table 7 Colorful - Accent 4"/>
-    <w:basedOn w:val="665"/>
+    <w:basedOn w:val="889"/>
     <w:uiPriority w:val="99"/>
     <w:pPr>
       <w:pBdr/>
@@ -13673,11 +14693,11 @@
         <w:tblBorders/>
       </w:tblPr>
       <w:tcPr>
-        <w:shd w:color="ffffff"/>
+        <w:shd w:val="clear" w:color="ffffff"/>
         <w:tcBorders>
-          <w:top w:val="none"/>
-          <w:left w:val="none"/>
-          <w:bottom w:val="none"/>
+          <w:top w:val="none" w:color="000000" w:sz="4" w:space="0"/>
+          <w:left w:val="none" w:color="000000" w:sz="4" w:space="0"/>
+          <w:bottom w:val="none" w:color="000000" w:sz="4" w:space="0"/>
           <w:right w:val="single" w:color="000000" w:themeColor="accent4" w:themeTint="9A" w:sz="4" w:space="0"/>
         </w:tcBorders>
       </w:tcPr>
@@ -13700,10 +14720,10 @@
       <w:tcPr>
         <w:shd w:val="clear" w:color="ffffff" w:themeColor="light1" w:fill="ffffff" w:themeFill="light1"/>
         <w:tcBorders>
-          <w:top w:val="none"/>
-          <w:left w:val="none"/>
+          <w:top w:val="none" w:color="000000" w:sz="4" w:space="0"/>
+          <w:left w:val="none" w:color="000000" w:sz="4" w:space="0"/>
           <w:bottom w:val="single" w:color="000000" w:themeColor="accent4" w:themeTint="9A" w:sz="4" w:space="0"/>
-          <w:right w:val="none"/>
+          <w:right w:val="none" w:color="000000" w:sz="4" w:space="0"/>
         </w:tcBorders>
       </w:tcPr>
     </w:tblStylePr>
@@ -13723,12 +14743,12 @@
         <w:tblBorders/>
       </w:tblPr>
       <w:tcPr>
-        <w:shd w:color="ffffff"/>
+        <w:shd w:val="clear" w:color="ffffff"/>
         <w:tcBorders>
-          <w:top w:val="none"/>
+          <w:top w:val="none" w:color="000000" w:sz="4" w:space="0"/>
           <w:left w:val="single" w:color="000000" w:themeColor="accent4" w:themeTint="9A" w:sz="4" w:space="0"/>
-          <w:bottom w:val="none"/>
-          <w:right w:val="none"/>
+          <w:bottom w:val="none" w:color="000000" w:sz="4" w:space="0"/>
+          <w:right w:val="none" w:color="000000" w:sz="4" w:space="0"/>
         </w:tcBorders>
       </w:tcPr>
     </w:tblStylePr>
@@ -13751,9 +14771,9 @@
         <w:shd w:val="clear" w:color="ffffff" w:themeColor="light1" w:fill="ffffff" w:themeFill="light1"/>
         <w:tcBorders>
           <w:top w:val="single" w:color="000000" w:themeColor="accent4" w:themeTint="9A" w:sz="4" w:space="0"/>
-          <w:left w:val="none"/>
-          <w:bottom w:val="none"/>
-          <w:right w:val="none"/>
+          <w:left w:val="none" w:color="000000" w:sz="4" w:space="0"/>
+          <w:bottom w:val="none" w:color="000000" w:sz="4" w:space="0"/>
+          <w:right w:val="none" w:color="000000" w:sz="4" w:space="0"/>
         </w:tcBorders>
       </w:tcPr>
     </w:tblStylePr>
@@ -13823,9 +14843,9 @@
       </w:tcPr>
     </w:tblStylePr>
   </w:style>
-  <w:style w:type="table" w:styleId="66">
+  <w:style w:type="table" w:styleId="757">
     <w:name w:val="Grid Table 7 Colorful - Accent 5"/>
-    <w:basedOn w:val="665"/>
+    <w:basedOn w:val="889"/>
     <w:uiPriority w:val="99"/>
     <w:pPr>
       <w:pBdr/>
@@ -13927,11 +14947,11 @@
         <w:tblBorders/>
       </w:tblPr>
       <w:tcPr>
-        <w:shd w:color="ffffff"/>
+        <w:shd w:val="clear" w:color="ffffff"/>
         <w:tcBorders>
-          <w:top w:val="none"/>
-          <w:left w:val="none"/>
-          <w:bottom w:val="none"/>
+          <w:top w:val="none" w:color="000000" w:sz="4" w:space="0"/>
+          <w:left w:val="none" w:color="000000" w:sz="4" w:space="0"/>
+          <w:bottom w:val="none" w:color="000000" w:sz="4" w:space="0"/>
           <w:right w:val="single" w:color="000000" w:themeColor="accent5" w:themeTint="90" w:sz="4" w:space="0"/>
         </w:tcBorders>
       </w:tcPr>
@@ -13954,10 +14974,10 @@
       <w:tcPr>
         <w:shd w:val="clear" w:color="ffffff" w:themeColor="light1" w:fill="ffffff" w:themeFill="light1"/>
         <w:tcBorders>
-          <w:top w:val="none"/>
-          <w:left w:val="none"/>
+          <w:top w:val="none" w:color="000000" w:sz="4" w:space="0"/>
+          <w:left w:val="none" w:color="000000" w:sz="4" w:space="0"/>
           <w:bottom w:val="single" w:color="000000" w:themeColor="accent5" w:themeTint="90" w:sz="4" w:space="0"/>
-          <w:right w:val="none"/>
+          <w:right w:val="none" w:color="000000" w:sz="4" w:space="0"/>
         </w:tcBorders>
       </w:tcPr>
     </w:tblStylePr>
@@ -13977,12 +14997,12 @@
         <w:tblBorders/>
       </w:tblPr>
       <w:tcPr>
-        <w:shd w:color="ffffff"/>
+        <w:shd w:val="clear" w:color="ffffff"/>
         <w:tcBorders>
-          <w:top w:val="none"/>
+          <w:top w:val="none" w:color="000000" w:sz="4" w:space="0"/>
           <w:left w:val="single" w:color="000000" w:themeColor="accent5" w:themeTint="90" w:sz="4" w:space="0"/>
-          <w:bottom w:val="none"/>
-          <w:right w:val="none"/>
+          <w:bottom w:val="none" w:color="000000" w:sz="4" w:space="0"/>
+          <w:right w:val="none" w:color="000000" w:sz="4" w:space="0"/>
         </w:tcBorders>
       </w:tcPr>
     </w:tblStylePr>
@@ -14005,9 +15025,9 @@
         <w:shd w:val="clear" w:color="ffffff" w:themeColor="light1" w:fill="ffffff" w:themeFill="light1"/>
         <w:tcBorders>
           <w:top w:val="single" w:color="000000" w:themeColor="accent5" w:themeTint="90" w:sz="4" w:space="0"/>
-          <w:left w:val="none"/>
-          <w:bottom w:val="none"/>
-          <w:right w:val="none"/>
+          <w:left w:val="none" w:color="000000" w:sz="4" w:space="0"/>
+          <w:bottom w:val="none" w:color="000000" w:sz="4" w:space="0"/>
+          <w:right w:val="none" w:color="000000" w:sz="4" w:space="0"/>
         </w:tcBorders>
       </w:tcPr>
     </w:tblStylePr>
@@ -14077,9 +15097,9 @@
       </w:tcPr>
     </w:tblStylePr>
   </w:style>
-  <w:style w:type="table" w:styleId="67">
+  <w:style w:type="table" w:styleId="758">
     <w:name w:val="Grid Table 7 Colorful - Accent 6"/>
-    <w:basedOn w:val="665"/>
+    <w:basedOn w:val="889"/>
     <w:uiPriority w:val="99"/>
     <w:pPr>
       <w:pBdr/>
@@ -14181,11 +15201,11 @@
         <w:tblBorders/>
       </w:tblPr>
       <w:tcPr>
-        <w:shd w:color="ffffff"/>
+        <w:shd w:val="clear" w:color="ffffff"/>
         <w:tcBorders>
-          <w:top w:val="none"/>
-          <w:left w:val="none"/>
-          <w:bottom w:val="none"/>
+          <w:top w:val="none" w:color="000000" w:sz="4" w:space="0"/>
+          <w:left w:val="none" w:color="000000" w:sz="4" w:space="0"/>
+          <w:bottom w:val="none" w:color="000000" w:sz="4" w:space="0"/>
           <w:right w:val="single" w:color="000000" w:themeColor="accent6" w:themeTint="90" w:sz="4" w:space="0"/>
         </w:tcBorders>
       </w:tcPr>
@@ -14208,10 +15228,10 @@
       <w:tcPr>
         <w:shd w:val="clear" w:color="ffffff" w:themeColor="light1" w:fill="ffffff" w:themeFill="light1"/>
         <w:tcBorders>
-          <w:top w:val="none"/>
-          <w:left w:val="none"/>
+          <w:top w:val="none" w:color="000000" w:sz="4" w:space="0"/>
+          <w:left w:val="none" w:color="000000" w:sz="4" w:space="0"/>
           <w:bottom w:val="single" w:color="000000" w:themeColor="accent6" w:themeTint="90" w:sz="4" w:space="0"/>
-          <w:right w:val="none"/>
+          <w:right w:val="none" w:color="000000" w:sz="4" w:space="0"/>
         </w:tcBorders>
       </w:tcPr>
     </w:tblStylePr>
@@ -14231,12 +15251,12 @@
         <w:tblBorders/>
       </w:tblPr>
       <w:tcPr>
-        <w:shd w:color="ffffff"/>
+        <w:shd w:val="clear" w:color="ffffff"/>
         <w:tcBorders>
-          <w:top w:val="none"/>
+          <w:top w:val="none" w:color="000000" w:sz="4" w:space="0"/>
           <w:left w:val="single" w:color="000000" w:themeColor="accent6" w:themeTint="90" w:sz="4" w:space="0"/>
-          <w:bottom w:val="none"/>
-          <w:right w:val="none"/>
+          <w:bottom w:val="none" w:color="000000" w:sz="4" w:space="0"/>
+          <w:right w:val="none" w:color="000000" w:sz="4" w:space="0"/>
         </w:tcBorders>
       </w:tcPr>
     </w:tblStylePr>
@@ -14259,9 +15279,9 @@
         <w:shd w:val="clear" w:color="ffffff" w:themeColor="light1" w:fill="ffffff" w:themeFill="light1"/>
         <w:tcBorders>
           <w:top w:val="single" w:color="000000" w:themeColor="accent6" w:themeTint="90" w:sz="4" w:space="0"/>
-          <w:left w:val="none"/>
-          <w:bottom w:val="none"/>
-          <w:right w:val="none"/>
+          <w:left w:val="none" w:color="000000" w:sz="4" w:space="0"/>
+          <w:bottom w:val="none" w:color="000000" w:sz="4" w:space="0"/>
+          <w:right w:val="none" w:color="000000" w:sz="4" w:space="0"/>
         </w:tcBorders>
       </w:tcPr>
     </w:tblStylePr>
@@ -14331,9 +15351,9 @@
       </w:tcPr>
     </w:tblStylePr>
   </w:style>
-  <w:style w:type="table" w:styleId="68">
+  <w:style w:type="table" w:styleId="759">
     <w:name w:val="List Table 1 Light"/>
-    <w:basedOn w:val="665"/>
+    <w:basedOn w:val="889"/>
     <w:uiPriority w:val="99"/>
     <w:pPr>
       <w:pBdr/>
@@ -14547,9 +15567,9 @@
       </w:tcPr>
     </w:tblStylePr>
   </w:style>
-  <w:style w:type="table" w:styleId="69">
+  <w:style w:type="table" w:styleId="760">
     <w:name w:val="List Table 1 Light - Accent 1"/>
-    <w:basedOn w:val="665"/>
+    <w:basedOn w:val="889"/>
     <w:uiPriority w:val="99"/>
     <w:pPr>
       <w:pBdr/>
@@ -14763,9 +15783,9 @@
       </w:tcPr>
     </w:tblStylePr>
   </w:style>
-  <w:style w:type="table" w:styleId="70">
+  <w:style w:type="table" w:styleId="761">
     <w:name w:val="List Table 1 Light - Accent 2"/>
-    <w:basedOn w:val="665"/>
+    <w:basedOn w:val="889"/>
     <w:uiPriority w:val="99"/>
     <w:pPr>
       <w:pBdr/>
@@ -14979,9 +15999,9 @@
       </w:tcPr>
     </w:tblStylePr>
   </w:style>
-  <w:style w:type="table" w:styleId="71">
+  <w:style w:type="table" w:styleId="762">
     <w:name w:val="List Table 1 Light - Accent 3"/>
-    <w:basedOn w:val="665"/>
+    <w:basedOn w:val="889"/>
     <w:uiPriority w:val="99"/>
     <w:pPr>
       <w:pBdr/>
@@ -15195,9 +16215,9 @@
       </w:tcPr>
     </w:tblStylePr>
   </w:style>
-  <w:style w:type="table" w:styleId="72">
+  <w:style w:type="table" w:styleId="763">
     <w:name w:val="List Table 1 Light - Accent 4"/>
-    <w:basedOn w:val="665"/>
+    <w:basedOn w:val="889"/>
     <w:uiPriority w:val="99"/>
     <w:pPr>
       <w:pBdr/>
@@ -15411,9 +16431,9 @@
       </w:tcPr>
     </w:tblStylePr>
   </w:style>
-  <w:style w:type="table" w:styleId="73">
+  <w:style w:type="table" w:styleId="764">
     <w:name w:val="List Table 1 Light - Accent 5"/>
-    <w:basedOn w:val="665"/>
+    <w:basedOn w:val="889"/>
     <w:uiPriority w:val="99"/>
     <w:pPr>
       <w:pBdr/>
@@ -15627,9 +16647,9 @@
       </w:tcPr>
     </w:tblStylePr>
   </w:style>
-  <w:style w:type="table" w:styleId="74">
+  <w:style w:type="table" w:styleId="765">
     <w:name w:val="List Table 1 Light - Accent 6"/>
-    <w:basedOn w:val="665"/>
+    <w:basedOn w:val="889"/>
     <w:uiPriority w:val="99"/>
     <w:pPr>
       <w:pBdr/>
@@ -15843,9 +16863,9 @@
       </w:tcPr>
     </w:tblStylePr>
   </w:style>
-  <w:style w:type="table" w:styleId="75">
+  <w:style w:type="table" w:styleId="766">
     <w:name w:val="List Table 2"/>
-    <w:basedOn w:val="665"/>
+    <w:basedOn w:val="889"/>
     <w:uiPriority w:val="99"/>
     <w:pPr>
       <w:pBdr/>
@@ -16081,9 +17101,9 @@
       </w:tcPr>
     </w:tblStylePr>
   </w:style>
-  <w:style w:type="table" w:styleId="76">
+  <w:style w:type="table" w:styleId="767">
     <w:name w:val="List Table 2 - Accent 1"/>
-    <w:basedOn w:val="665"/>
+    <w:basedOn w:val="889"/>
     <w:uiPriority w:val="99"/>
     <w:pPr>
       <w:pBdr/>
@@ -16319,9 +17339,9 @@
       </w:tcPr>
     </w:tblStylePr>
   </w:style>
-  <w:style w:type="table" w:styleId="77">
+  <w:style w:type="table" w:styleId="768">
     <w:name w:val="List Table 2 - Accent 2"/>
-    <w:basedOn w:val="665"/>
+    <w:basedOn w:val="889"/>
     <w:uiPriority w:val="99"/>
     <w:pPr>
       <w:pBdr/>
@@ -16557,9 +17577,9 @@
       </w:tcPr>
     </w:tblStylePr>
   </w:style>
-  <w:style w:type="table" w:styleId="78">
+  <w:style w:type="table" w:styleId="769">
     <w:name w:val="List Table 2 - Accent 3"/>
-    <w:basedOn w:val="665"/>
+    <w:basedOn w:val="889"/>
     <w:uiPriority w:val="99"/>
     <w:pPr>
       <w:pBdr/>
@@ -16795,9 +17815,9 @@
       </w:tcPr>
     </w:tblStylePr>
   </w:style>
-  <w:style w:type="table" w:styleId="79">
+  <w:style w:type="table" w:styleId="770">
     <w:name w:val="List Table 2 - Accent 4"/>
-    <w:basedOn w:val="665"/>
+    <w:basedOn w:val="889"/>
     <w:uiPriority w:val="99"/>
     <w:pPr>
       <w:pBdr/>
@@ -17033,9 +18053,9 @@
       </w:tcPr>
     </w:tblStylePr>
   </w:style>
-  <w:style w:type="table" w:styleId="80">
+  <w:style w:type="table" w:styleId="771">
     <w:name w:val="List Table 2 - Accent 5"/>
-    <w:basedOn w:val="665"/>
+    <w:basedOn w:val="889"/>
     <w:uiPriority w:val="99"/>
     <w:pPr>
       <w:pBdr/>
@@ -17271,9 +18291,9 @@
       </w:tcPr>
     </w:tblStylePr>
   </w:style>
-  <w:style w:type="table" w:styleId="81">
+  <w:style w:type="table" w:styleId="772">
     <w:name w:val="List Table 2 - Accent 6"/>
-    <w:basedOn w:val="665"/>
+    <w:basedOn w:val="889"/>
     <w:uiPriority w:val="99"/>
     <w:pPr>
       <w:pBdr/>
@@ -17509,9 +18529,9 @@
       </w:tcPr>
     </w:tblStylePr>
   </w:style>
-  <w:style w:type="table" w:styleId="82">
+  <w:style w:type="table" w:styleId="773">
     <w:name w:val="List Table 3"/>
-    <w:basedOn w:val="665"/>
+    <w:basedOn w:val="889"/>
     <w:uiPriority w:val="99"/>
     <w:pPr>
       <w:pBdr/>
@@ -17737,9 +18757,9 @@
       </w:tcPr>
     </w:tblStylePr>
   </w:style>
-  <w:style w:type="table" w:styleId="83">
+  <w:style w:type="table" w:styleId="774">
     <w:name w:val="List Table 3 - Accent 1"/>
-    <w:basedOn w:val="665"/>
+    <w:basedOn w:val="889"/>
     <w:uiPriority w:val="99"/>
     <w:pPr>
       <w:pBdr/>
@@ -17965,9 +18985,9 @@
       </w:tcPr>
     </w:tblStylePr>
   </w:style>
-  <w:style w:type="table" w:styleId="84">
+  <w:style w:type="table" w:styleId="775">
     <w:name w:val="List Table 3 - Accent 2"/>
-    <w:basedOn w:val="665"/>
+    <w:basedOn w:val="889"/>
     <w:uiPriority w:val="99"/>
     <w:pPr>
       <w:pBdr/>
@@ -18193,9 +19213,9 @@
       </w:tcPr>
     </w:tblStylePr>
   </w:style>
-  <w:style w:type="table" w:styleId="85">
+  <w:style w:type="table" w:styleId="776">
     <w:name w:val="List Table 3 - Accent 3"/>
-    <w:basedOn w:val="665"/>
+    <w:basedOn w:val="889"/>
     <w:uiPriority w:val="99"/>
     <w:pPr>
       <w:pBdr/>
@@ -18421,9 +19441,9 @@
       </w:tcPr>
     </w:tblStylePr>
   </w:style>
-  <w:style w:type="table" w:styleId="86">
+  <w:style w:type="table" w:styleId="777">
     <w:name w:val="List Table 3 - Accent 4"/>
-    <w:basedOn w:val="665"/>
+    <w:basedOn w:val="889"/>
     <w:uiPriority w:val="99"/>
     <w:pPr>
       <w:pBdr/>
@@ -18649,9 +19669,9 @@
       </w:tcPr>
     </w:tblStylePr>
   </w:style>
-  <w:style w:type="table" w:styleId="87">
+  <w:style w:type="table" w:styleId="778">
     <w:name w:val="List Table 3 - Accent 5"/>
-    <w:basedOn w:val="665"/>
+    <w:basedOn w:val="889"/>
     <w:uiPriority w:val="99"/>
     <w:pPr>
       <w:pBdr/>
@@ -18877,9 +19897,9 @@
       </w:tcPr>
     </w:tblStylePr>
   </w:style>
-  <w:style w:type="table" w:styleId="88">
+  <w:style w:type="table" w:styleId="779">
     <w:name w:val="List Table 3 - Accent 6"/>
-    <w:basedOn w:val="665"/>
+    <w:basedOn w:val="889"/>
     <w:uiPriority w:val="99"/>
     <w:pPr>
       <w:pBdr/>
@@ -19105,9 +20125,9 @@
       </w:tcPr>
     </w:tblStylePr>
   </w:style>
-  <w:style w:type="table" w:styleId="89">
+  <w:style w:type="table" w:styleId="780">
     <w:name w:val="List Table 4"/>
-    <w:basedOn w:val="665"/>
+    <w:basedOn w:val="889"/>
     <w:uiPriority w:val="99"/>
     <w:pPr>
       <w:pBdr/>
@@ -19330,9 +20350,9 @@
       </w:tcPr>
     </w:tblStylePr>
   </w:style>
-  <w:style w:type="table" w:styleId="90">
+  <w:style w:type="table" w:styleId="781">
     <w:name w:val="List Table 4 - Accent 1"/>
-    <w:basedOn w:val="665"/>
+    <w:basedOn w:val="889"/>
     <w:uiPriority w:val="99"/>
     <w:pPr>
       <w:pBdr/>
@@ -19555,9 +20575,9 @@
       </w:tcPr>
     </w:tblStylePr>
   </w:style>
-  <w:style w:type="table" w:styleId="91">
+  <w:style w:type="table" w:styleId="782">
     <w:name w:val="List Table 4 - Accent 2"/>
-    <w:basedOn w:val="665"/>
+    <w:basedOn w:val="889"/>
     <w:uiPriority w:val="99"/>
     <w:pPr>
       <w:pBdr/>
@@ -19780,9 +20800,9 @@
       </w:tcPr>
     </w:tblStylePr>
   </w:style>
-  <w:style w:type="table" w:styleId="92">
+  <w:style w:type="table" w:styleId="783">
     <w:name w:val="List Table 4 - Accent 3"/>
-    <w:basedOn w:val="665"/>
+    <w:basedOn w:val="889"/>
     <w:uiPriority w:val="99"/>
     <w:pPr>
       <w:pBdr/>
@@ -20005,9 +21025,9 @@
       </w:tcPr>
     </w:tblStylePr>
   </w:style>
-  <w:style w:type="table" w:styleId="93">
+  <w:style w:type="table" w:styleId="784">
     <w:name w:val="List Table 4 - Accent 4"/>
-    <w:basedOn w:val="665"/>
+    <w:basedOn w:val="889"/>
     <w:uiPriority w:val="99"/>
     <w:pPr>
       <w:pBdr/>
@@ -20230,9 +21250,9 @@
       </w:tcPr>
     </w:tblStylePr>
   </w:style>
-  <w:style w:type="table" w:styleId="94">
+  <w:style w:type="table" w:styleId="785">
     <w:name w:val="List Table 4 - Accent 5"/>
-    <w:basedOn w:val="665"/>
+    <w:basedOn w:val="889"/>
     <w:uiPriority w:val="99"/>
     <w:pPr>
       <w:pBdr/>
@@ -20455,9 +21475,9 @@
       </w:tcPr>
     </w:tblStylePr>
   </w:style>
-  <w:style w:type="table" w:styleId="95">
+  <w:style w:type="table" w:styleId="786">
     <w:name w:val="List Table 4 - Accent 6"/>
-    <w:basedOn w:val="665"/>
+    <w:basedOn w:val="889"/>
     <w:uiPriority w:val="99"/>
     <w:pPr>
       <w:pBdr/>
@@ -20680,9 +21700,9 @@
       </w:tcPr>
     </w:tblStylePr>
   </w:style>
-  <w:style w:type="table" w:styleId="96">
+  <w:style w:type="table" w:styleId="787">
     <w:name w:val="List Table 5 Dark"/>
-    <w:basedOn w:val="665"/>
+    <w:basedOn w:val="889"/>
     <w:uiPriority w:val="99"/>
     <w:pPr>
       <w:pBdr/>
@@ -20922,9 +21942,9 @@
       </w:tcPr>
     </w:tblStylePr>
   </w:style>
-  <w:style w:type="table" w:styleId="97">
+  <w:style w:type="table" w:styleId="788">
     <w:name w:val="List Table 5 Dark - Accent 1"/>
-    <w:basedOn w:val="665"/>
+    <w:basedOn w:val="889"/>
     <w:uiPriority w:val="99"/>
     <w:pPr>
       <w:pBdr/>
@@ -21164,9 +22184,9 @@
       </w:tcPr>
     </w:tblStylePr>
   </w:style>
-  <w:style w:type="table" w:styleId="98">
+  <w:style w:type="table" w:styleId="789">
     <w:name w:val="List Table 5 Dark - Accent 2"/>
-    <w:basedOn w:val="665"/>
+    <w:basedOn w:val="889"/>
     <w:uiPriority w:val="99"/>
     <w:pPr>
       <w:pBdr/>
@@ -21406,9 +22426,9 @@
       </w:tcPr>
     </w:tblStylePr>
   </w:style>
-  <w:style w:type="table" w:styleId="99">
+  <w:style w:type="table" w:styleId="790">
     <w:name w:val="List Table 5 Dark - Accent 3"/>
-    <w:basedOn w:val="665"/>
+    <w:basedOn w:val="889"/>
     <w:uiPriority w:val="99"/>
     <w:pPr>
       <w:pBdr/>
@@ -21648,9 +22668,9 @@
       </w:tcPr>
     </w:tblStylePr>
   </w:style>
-  <w:style w:type="table" w:styleId="100">
+  <w:style w:type="table" w:styleId="791">
     <w:name w:val="List Table 5 Dark - Accent 4"/>
-    <w:basedOn w:val="665"/>
+    <w:basedOn w:val="889"/>
     <w:uiPriority w:val="99"/>
     <w:pPr>
       <w:pBdr/>
@@ -21890,9 +22910,9 @@
       </w:tcPr>
     </w:tblStylePr>
   </w:style>
-  <w:style w:type="table" w:styleId="101">
+  <w:style w:type="table" w:styleId="792">
     <w:name w:val="List Table 5 Dark - Accent 5"/>
-    <w:basedOn w:val="665"/>
+    <w:basedOn w:val="889"/>
     <w:uiPriority w:val="99"/>
     <w:pPr>
       <w:pBdr/>
@@ -22132,9 +23152,9 @@
       </w:tcPr>
     </w:tblStylePr>
   </w:style>
-  <w:style w:type="table" w:styleId="102">
+  <w:style w:type="table" w:styleId="793">
     <w:name w:val="List Table 5 Dark - Accent 6"/>
-    <w:basedOn w:val="665"/>
+    <w:basedOn w:val="889"/>
     <w:uiPriority w:val="99"/>
     <w:pPr>
       <w:pBdr/>
@@ -22374,9 +23394,9 @@
       </w:tcPr>
     </w:tblStylePr>
   </w:style>
-  <w:style w:type="table" w:styleId="103">
+  <w:style w:type="table" w:styleId="794">
     <w:name w:val="List Table 6 Colorful"/>
-    <w:basedOn w:val="665"/>
+    <w:basedOn w:val="889"/>
     <w:uiPriority w:val="99"/>
     <w:pPr>
       <w:pBdr/>
@@ -22597,9 +23617,9 @@
       </w:tcPr>
     </w:tblStylePr>
   </w:style>
-  <w:style w:type="table" w:styleId="104">
+  <w:style w:type="table" w:styleId="795">
     <w:name w:val="List Table 6 Colorful - Accent 1"/>
-    <w:basedOn w:val="665"/>
+    <w:basedOn w:val="889"/>
     <w:uiPriority w:val="99"/>
     <w:pPr>
       <w:pBdr/>
@@ -22820,9 +23840,9 @@
       </w:tcPr>
     </w:tblStylePr>
   </w:style>
-  <w:style w:type="table" w:styleId="105">
+  <w:style w:type="table" w:styleId="796">
     <w:name w:val="List Table 6 Colorful - Accent 2"/>
-    <w:basedOn w:val="665"/>
+    <w:basedOn w:val="889"/>
     <w:uiPriority w:val="99"/>
     <w:pPr>
       <w:pBdr/>
@@ -23043,9 +24063,9 @@
       </w:tcPr>
     </w:tblStylePr>
   </w:style>
-  <w:style w:type="table" w:styleId="106">
+  <w:style w:type="table" w:styleId="797">
     <w:name w:val="List Table 6 Colorful - Accent 3"/>
-    <w:basedOn w:val="665"/>
+    <w:basedOn w:val="889"/>
     <w:uiPriority w:val="99"/>
     <w:pPr>
       <w:pBdr/>
@@ -23266,9 +24286,9 @@
       </w:tcPr>
     </w:tblStylePr>
   </w:style>
-  <w:style w:type="table" w:styleId="107">
+  <w:style w:type="table" w:styleId="798">
     <w:name w:val="List Table 6 Colorful - Accent 4"/>
-    <w:basedOn w:val="665"/>
+    <w:basedOn w:val="889"/>
     <w:uiPriority w:val="99"/>
     <w:pPr>
       <w:pBdr/>
@@ -23489,9 +24509,9 @@
       </w:tcPr>
     </w:tblStylePr>
   </w:style>
-  <w:style w:type="table" w:styleId="108">
+  <w:style w:type="table" w:styleId="799">
     <w:name w:val="List Table 6 Colorful - Accent 5"/>
-    <w:basedOn w:val="665"/>
+    <w:basedOn w:val="889"/>
     <w:uiPriority w:val="99"/>
     <w:pPr>
       <w:pBdr/>
@@ -23712,9 +24732,9 @@
       </w:tcPr>
     </w:tblStylePr>
   </w:style>
-  <w:style w:type="table" w:styleId="109">
+  <w:style w:type="table" w:styleId="800">
     <w:name w:val="List Table 6 Colorful - Accent 6"/>
-    <w:basedOn w:val="665"/>
+    <w:basedOn w:val="889"/>
     <w:uiPriority w:val="99"/>
     <w:pPr>
       <w:pBdr/>
@@ -23935,9 +24955,9 @@
       </w:tcPr>
     </w:tblStylePr>
   </w:style>
-  <w:style w:type="table" w:styleId="110">
+  <w:style w:type="table" w:styleId="801">
     <w:name w:val="List Table 7 Colorful"/>
-    <w:basedOn w:val="665"/>
+    <w:basedOn w:val="889"/>
     <w:uiPriority w:val="99"/>
     <w:pPr>
       <w:pBdr/>
@@ -24036,11 +25056,11 @@
         <w:tblBorders/>
       </w:tblPr>
       <w:tcPr>
-        <w:shd w:color="ffffff"/>
+        <w:shd w:val="clear" w:color="ffffff"/>
         <w:tcBorders>
-          <w:top w:val="none"/>
-          <w:left w:val="none"/>
-          <w:bottom w:val="none"/>
+          <w:top w:val="none" w:color="000000" w:sz="4" w:space="0"/>
+          <w:left w:val="none" w:color="000000" w:sz="4" w:space="0"/>
+          <w:bottom w:val="none" w:color="000000" w:sz="4" w:space="0"/>
           <w:right w:val="single" w:color="000000" w:themeColor="text1" w:themeTint="80" w:sz="4" w:space="0"/>
         </w:tcBorders>
       </w:tcPr>
@@ -24063,10 +25083,10 @@
       <w:tcPr>
         <w:shd w:val="clear" w:color="ffffff" w:themeColor="light1" w:fill="ffffff" w:themeFill="light1"/>
         <w:tcBorders>
-          <w:top w:val="none"/>
-          <w:left w:val="none"/>
+          <w:top w:val="none" w:color="000000" w:sz="4" w:space="0"/>
+          <w:left w:val="none" w:color="000000" w:sz="4" w:space="0"/>
           <w:bottom w:val="single" w:color="000000" w:themeColor="text1" w:themeTint="80" w:sz="4" w:space="0"/>
-          <w:right w:val="none"/>
+          <w:right w:val="none" w:color="000000" w:sz="4" w:space="0"/>
         </w:tcBorders>
       </w:tcPr>
     </w:tblStylePr>
@@ -24086,12 +25106,12 @@
         <w:tblBorders/>
       </w:tblPr>
       <w:tcPr>
-        <w:shd w:color="ffffff"/>
+        <w:shd w:val="clear" w:color="ffffff"/>
         <w:tcBorders>
-          <w:top w:val="none"/>
+          <w:top w:val="none" w:color="000000" w:sz="4" w:space="0"/>
           <w:left w:val="single" w:color="000000" w:themeColor="text1" w:themeTint="80" w:sz="4" w:space="0"/>
-          <w:bottom w:val="none"/>
-          <w:right w:val="none"/>
+          <w:bottom w:val="none" w:color="000000" w:sz="4" w:space="0"/>
+          <w:right w:val="none" w:color="000000" w:sz="4" w:space="0"/>
         </w:tcBorders>
       </w:tcPr>
     </w:tblStylePr>
@@ -24114,9 +25134,9 @@
         <w:shd w:val="clear" w:color="ffffff" w:themeColor="light1" w:fill="ffffff" w:themeFill="light1"/>
         <w:tcBorders>
           <w:top w:val="single" w:color="000000" w:themeColor="text1" w:themeTint="80" w:sz="4" w:space="0"/>
-          <w:left w:val="none"/>
-          <w:bottom w:val="none"/>
-          <w:right w:val="none"/>
+          <w:left w:val="none" w:color="000000" w:sz="4" w:space="0"/>
+          <w:bottom w:val="none" w:color="000000" w:sz="4" w:space="0"/>
+          <w:right w:val="none" w:color="000000" w:sz="4" w:space="0"/>
         </w:tcBorders>
       </w:tcPr>
     </w:tblStylePr>
@@ -24191,9 +25211,9 @@
       </w:tcPr>
     </w:tblStylePr>
   </w:style>
-  <w:style w:type="table" w:styleId="111">
+  <w:style w:type="table" w:styleId="802">
     <w:name w:val="List Table 7 Colorful - Accent 1"/>
-    <w:basedOn w:val="665"/>
+    <w:basedOn w:val="889"/>
     <w:uiPriority w:val="99"/>
     <w:pPr>
       <w:pBdr/>
@@ -24292,11 +25312,11 @@
         <w:tblBorders/>
       </w:tblPr>
       <w:tcPr>
-        <w:shd w:color="ffffff"/>
+        <w:shd w:val="clear" w:color="ffffff"/>
         <w:tcBorders>
-          <w:top w:val="none"/>
-          <w:left w:val="none"/>
-          <w:bottom w:val="none"/>
+          <w:top w:val="none" w:color="000000" w:sz="4" w:space="0"/>
+          <w:left w:val="none" w:color="000000" w:sz="4" w:space="0"/>
+          <w:bottom w:val="none" w:color="000000" w:sz="4" w:space="0"/>
           <w:right w:val="single" w:color="000000" w:themeColor="accent1" w:sz="4" w:space="0"/>
         </w:tcBorders>
       </w:tcPr>
@@ -24319,10 +25339,10 @@
       <w:tcPr>
         <w:shd w:val="clear" w:color="ffffff" w:themeColor="light1" w:fill="ffffff" w:themeFill="light1"/>
         <w:tcBorders>
-          <w:top w:val="none"/>
-          <w:left w:val="none"/>
+          <w:top w:val="none" w:color="000000" w:sz="4" w:space="0"/>
+          <w:left w:val="none" w:color="000000" w:sz="4" w:space="0"/>
           <w:bottom w:val="single" w:color="000000" w:themeColor="accent1" w:sz="4" w:space="0"/>
-          <w:right w:val="none"/>
+          <w:right w:val="none" w:color="000000" w:sz="4" w:space="0"/>
         </w:tcBorders>
       </w:tcPr>
     </w:tblStylePr>
@@ -24342,12 +25362,12 @@
         <w:tblBorders/>
       </w:tblPr>
       <w:tcPr>
-        <w:shd w:color="ffffff"/>
+        <w:shd w:val="clear" w:color="ffffff"/>
         <w:tcBorders>
-          <w:top w:val="none"/>
+          <w:top w:val="none" w:color="000000" w:sz="4" w:space="0"/>
           <w:left w:val="single" w:color="000000" w:themeColor="accent1" w:sz="4" w:space="0"/>
-          <w:bottom w:val="none"/>
-          <w:right w:val="none"/>
+          <w:bottom w:val="none" w:color="000000" w:sz="4" w:space="0"/>
+          <w:right w:val="none" w:color="000000" w:sz="4" w:space="0"/>
         </w:tcBorders>
       </w:tcPr>
     </w:tblStylePr>
@@ -24370,9 +25390,9 @@
         <w:shd w:val="clear" w:color="ffffff" w:themeColor="light1" w:fill="ffffff" w:themeFill="light1"/>
         <w:tcBorders>
           <w:top w:val="single" w:color="000000" w:themeColor="accent1" w:sz="4" w:space="0"/>
-          <w:left w:val="none"/>
-          <w:bottom w:val="none"/>
-          <w:right w:val="none"/>
+          <w:left w:val="none" w:color="000000" w:sz="4" w:space="0"/>
+          <w:bottom w:val="none" w:color="000000" w:sz="4" w:space="0"/>
+          <w:right w:val="none" w:color="000000" w:sz="4" w:space="0"/>
         </w:tcBorders>
       </w:tcPr>
     </w:tblStylePr>
@@ -24447,9 +25467,9 @@
       </w:tcPr>
     </w:tblStylePr>
   </w:style>
-  <w:style w:type="table" w:styleId="112">
+  <w:style w:type="table" w:styleId="803">
     <w:name w:val="List Table 7 Colorful - Accent 2"/>
-    <w:basedOn w:val="665"/>
+    <w:basedOn w:val="889"/>
     <w:uiPriority w:val="99"/>
     <w:pPr>
       <w:pBdr/>
@@ -24548,11 +25568,11 @@
         <w:tblBorders/>
       </w:tblPr>
       <w:tcPr>
-        <w:shd w:color="ffffff"/>
+        <w:shd w:val="clear" w:color="ffffff"/>
         <w:tcBorders>
-          <w:top w:val="none"/>
-          <w:left w:val="none"/>
-          <w:bottom w:val="none"/>
+          <w:top w:val="none" w:color="000000" w:sz="4" w:space="0"/>
+          <w:left w:val="none" w:color="000000" w:sz="4" w:space="0"/>
+          <w:bottom w:val="none" w:color="000000" w:sz="4" w:space="0"/>
           <w:right w:val="single" w:color="000000" w:themeColor="accent2" w:themeTint="97" w:sz="4" w:space="0"/>
         </w:tcBorders>
       </w:tcPr>
@@ -24575,10 +25595,10 @@
       <w:tcPr>
         <w:shd w:val="clear" w:color="ffffff" w:themeColor="light1" w:fill="ffffff" w:themeFill="light1"/>
         <w:tcBorders>
-          <w:top w:val="none"/>
-          <w:left w:val="none"/>
+          <w:top w:val="none" w:color="000000" w:sz="4" w:space="0"/>
+          <w:left w:val="none" w:color="000000" w:sz="4" w:space="0"/>
           <w:bottom w:val="single" w:color="000000" w:themeColor="accent2" w:themeTint="97" w:sz="4" w:space="0"/>
-          <w:right w:val="none"/>
+          <w:right w:val="none" w:color="000000" w:sz="4" w:space="0"/>
         </w:tcBorders>
       </w:tcPr>
     </w:tblStylePr>
@@ -24598,12 +25618,12 @@
         <w:tblBorders/>
       </w:tblPr>
       <w:tcPr>
-        <w:shd w:color="ffffff"/>
+        <w:shd w:val="clear" w:color="ffffff"/>
         <w:tcBorders>
-          <w:top w:val="none"/>
+          <w:top w:val="none" w:color="000000" w:sz="4" w:space="0"/>
           <w:left w:val="single" w:color="000000" w:themeColor="accent2" w:themeTint="97" w:sz="4" w:space="0"/>
-          <w:bottom w:val="none"/>
-          <w:right w:val="none"/>
+          <w:bottom w:val="none" w:color="000000" w:sz="4" w:space="0"/>
+          <w:right w:val="none" w:color="000000" w:sz="4" w:space="0"/>
         </w:tcBorders>
       </w:tcPr>
     </w:tblStylePr>
@@ -24626,9 +25646,9 @@
         <w:shd w:val="clear" w:color="ffffff" w:themeColor="light1" w:fill="ffffff" w:themeFill="light1"/>
         <w:tcBorders>
           <w:top w:val="single" w:color="000000" w:themeColor="accent2" w:themeTint="97" w:sz="4" w:space="0"/>
-          <w:left w:val="none"/>
-          <w:bottom w:val="none"/>
-          <w:right w:val="none"/>
+          <w:left w:val="none" w:color="000000" w:sz="4" w:space="0"/>
+          <w:bottom w:val="none" w:color="000000" w:sz="4" w:space="0"/>
+          <w:right w:val="none" w:color="000000" w:sz="4" w:space="0"/>
         </w:tcBorders>
       </w:tcPr>
     </w:tblStylePr>
@@ -24703,9 +25723,9 @@
       </w:tcPr>
     </w:tblStylePr>
   </w:style>
-  <w:style w:type="table" w:styleId="113">
+  <w:style w:type="table" w:styleId="804">
     <w:name w:val="List Table 7 Colorful - Accent 3"/>
-    <w:basedOn w:val="665"/>
+    <w:basedOn w:val="889"/>
     <w:uiPriority w:val="99"/>
     <w:pPr>
       <w:pBdr/>
@@ -24804,11 +25824,11 @@
         <w:tblBorders/>
       </w:tblPr>
       <w:tcPr>
-        <w:shd w:color="ffffff"/>
+        <w:shd w:val="clear" w:color="ffffff"/>
         <w:tcBorders>
-          <w:top w:val="none"/>
-          <w:left w:val="none"/>
-          <w:bottom w:val="none"/>
+          <w:top w:val="none" w:color="000000" w:sz="4" w:space="0"/>
+          <w:left w:val="none" w:color="000000" w:sz="4" w:space="0"/>
+          <w:bottom w:val="none" w:color="000000" w:sz="4" w:space="0"/>
           <w:right w:val="single" w:color="000000" w:themeColor="accent3" w:themeTint="98" w:sz="4" w:space="0"/>
         </w:tcBorders>
       </w:tcPr>
@@ -24831,10 +25851,10 @@
       <w:tcPr>
         <w:shd w:val="clear" w:color="ffffff" w:themeColor="light1" w:fill="ffffff" w:themeFill="light1"/>
         <w:tcBorders>
-          <w:top w:val="none"/>
-          <w:left w:val="none"/>
+          <w:top w:val="none" w:color="000000" w:sz="4" w:space="0"/>
+          <w:left w:val="none" w:color="000000" w:sz="4" w:space="0"/>
           <w:bottom w:val="single" w:color="000000" w:themeColor="accent3" w:themeTint="98" w:sz="4" w:space="0"/>
-          <w:right w:val="none"/>
+          <w:right w:val="none" w:color="000000" w:sz="4" w:space="0"/>
         </w:tcBorders>
       </w:tcPr>
     </w:tblStylePr>
@@ -24854,12 +25874,12 @@
         <w:tblBorders/>
       </w:tblPr>
       <w:tcPr>
-        <w:shd w:color="ffffff"/>
+        <w:shd w:val="clear" w:color="ffffff"/>
         <w:tcBorders>
-          <w:top w:val="none"/>
+          <w:top w:val="none" w:color="000000" w:sz="4" w:space="0"/>
           <w:left w:val="single" w:color="000000" w:themeColor="accent3" w:themeTint="98" w:sz="4" w:space="0"/>
-          <w:bottom w:val="none"/>
-          <w:right w:val="none"/>
+          <w:bottom w:val="none" w:color="000000" w:sz="4" w:space="0"/>
+          <w:right w:val="none" w:color="000000" w:sz="4" w:space="0"/>
         </w:tcBorders>
       </w:tcPr>
     </w:tblStylePr>
@@ -24882,9 +25902,9 @@
         <w:shd w:val="clear" w:color="ffffff" w:themeColor="light1" w:fill="ffffff" w:themeFill="light1"/>
         <w:tcBorders>
           <w:top w:val="single" w:color="000000" w:themeColor="accent3" w:themeTint="98" w:sz="4" w:space="0"/>
-          <w:left w:val="none"/>
-          <w:bottom w:val="none"/>
-          <w:right w:val="none"/>
+          <w:left w:val="none" w:color="000000" w:sz="4" w:space="0"/>
+          <w:bottom w:val="none" w:color="000000" w:sz="4" w:space="0"/>
+          <w:right w:val="none" w:color="000000" w:sz="4" w:space="0"/>
         </w:tcBorders>
       </w:tcPr>
     </w:tblStylePr>
@@ -24959,9 +25979,9 @@
       </w:tcPr>
     </w:tblStylePr>
   </w:style>
-  <w:style w:type="table" w:styleId="114">
+  <w:style w:type="table" w:styleId="805">
     <w:name w:val="List Table 7 Colorful - Accent 4"/>
-    <w:basedOn w:val="665"/>
+    <w:basedOn w:val="889"/>
     <w:uiPriority w:val="99"/>
     <w:pPr>
       <w:pBdr/>
@@ -25060,11 +26080,11 @@
         <w:tblBorders/>
       </w:tblPr>
       <w:tcPr>
-        <w:shd w:color="ffffff"/>
+        <w:shd w:val="clear" w:color="ffffff"/>
         <w:tcBorders>
-          <w:top w:val="none"/>
-          <w:left w:val="none"/>
-          <w:bottom w:val="none"/>
+          <w:top w:val="none" w:color="000000" w:sz="4" w:space="0"/>
+          <w:left w:val="none" w:color="000000" w:sz="4" w:space="0"/>
+          <w:bottom w:val="none" w:color="000000" w:sz="4" w:space="0"/>
           <w:right w:val="single" w:color="000000" w:themeColor="accent4" w:themeTint="9A" w:sz="4" w:space="0"/>
         </w:tcBorders>
       </w:tcPr>
@@ -25087,10 +26107,10 @@
       <w:tcPr>
         <w:shd w:val="clear" w:color="ffffff" w:themeColor="light1" w:fill="ffffff" w:themeFill="light1"/>
         <w:tcBorders>
-          <w:top w:val="none"/>
-          <w:left w:val="none"/>
+          <w:top w:val="none" w:color="000000" w:sz="4" w:space="0"/>
+          <w:left w:val="none" w:color="000000" w:sz="4" w:space="0"/>
           <w:bottom w:val="single" w:color="000000" w:themeColor="accent4" w:themeTint="9A" w:sz="4" w:space="0"/>
-          <w:right w:val="none"/>
+          <w:right w:val="none" w:color="000000" w:sz="4" w:space="0"/>
         </w:tcBorders>
       </w:tcPr>
     </w:tblStylePr>
@@ -25110,12 +26130,12 @@
         <w:tblBorders/>
       </w:tblPr>
       <w:tcPr>
-        <w:shd w:color="ffffff"/>
+        <w:shd w:val="clear" w:color="ffffff"/>
         <w:tcBorders>
-          <w:top w:val="none"/>
+          <w:top w:val="none" w:color="000000" w:sz="4" w:space="0"/>
           <w:left w:val="single" w:color="000000" w:themeColor="accent4" w:themeTint="9A" w:sz="4" w:space="0"/>
-          <w:bottom w:val="none"/>
-          <w:right w:val="none"/>
+          <w:bottom w:val="none" w:color="000000" w:sz="4" w:space="0"/>
+          <w:right w:val="none" w:color="000000" w:sz="4" w:space="0"/>
         </w:tcBorders>
       </w:tcPr>
     </w:tblStylePr>
@@ -25138,9 +26158,9 @@
         <w:shd w:val="clear" w:color="ffffff" w:themeColor="light1" w:fill="ffffff" w:themeFill="light1"/>
         <w:tcBorders>
           <w:top w:val="single" w:color="000000" w:themeColor="accent4" w:themeTint="9A" w:sz="4" w:space="0"/>
-          <w:left w:val="none"/>
-          <w:bottom w:val="none"/>
-          <w:right w:val="none"/>
+          <w:left w:val="none" w:color="000000" w:sz="4" w:space="0"/>
+          <w:bottom w:val="none" w:color="000000" w:sz="4" w:space="0"/>
+          <w:right w:val="none" w:color="000000" w:sz="4" w:space="0"/>
         </w:tcBorders>
       </w:tcPr>
     </w:tblStylePr>
@@ -25215,9 +26235,9 @@
       </w:tcPr>
     </w:tblStylePr>
   </w:style>
-  <w:style w:type="table" w:styleId="115">
+  <w:style w:type="table" w:styleId="806">
     <w:name w:val="List Table 7 Colorful - Accent 5"/>
-    <w:basedOn w:val="665"/>
+    <w:basedOn w:val="889"/>
     <w:uiPriority w:val="99"/>
     <w:pPr>
       <w:pBdr/>
@@ -25316,11 +26336,11 @@
         <w:tblBorders/>
       </w:tblPr>
       <w:tcPr>
-        <w:shd w:color="ffffff"/>
+        <w:shd w:val="clear" w:color="ffffff"/>
         <w:tcBorders>
-          <w:top w:val="none"/>
-          <w:left w:val="none"/>
-          <w:bottom w:val="none"/>
+          <w:top w:val="none" w:color="000000" w:sz="4" w:space="0"/>
+          <w:left w:val="none" w:color="000000" w:sz="4" w:space="0"/>
+          <w:bottom w:val="none" w:color="000000" w:sz="4" w:space="0"/>
           <w:right w:val="single" w:color="000000" w:themeColor="accent5" w:themeTint="9A" w:sz="4" w:space="0"/>
         </w:tcBorders>
       </w:tcPr>
@@ -25343,10 +26363,10 @@
       <w:tcPr>
         <w:shd w:val="clear" w:color="ffffff" w:themeColor="light1" w:fill="ffffff" w:themeFill="light1"/>
         <w:tcBorders>
-          <w:top w:val="none"/>
-          <w:left w:val="none"/>
+          <w:top w:val="none" w:color="000000" w:sz="4" w:space="0"/>
+          <w:left w:val="none" w:color="000000" w:sz="4" w:space="0"/>
           <w:bottom w:val="single" w:color="000000" w:themeColor="accent5" w:themeTint="9A" w:sz="4" w:space="0"/>
-          <w:right w:val="none"/>
+          <w:right w:val="none" w:color="000000" w:sz="4" w:space="0"/>
         </w:tcBorders>
       </w:tcPr>
     </w:tblStylePr>
@@ -25366,12 +26386,12 @@
         <w:tblBorders/>
       </w:tblPr>
       <w:tcPr>
-        <w:shd w:color="ffffff"/>
+        <w:shd w:val="clear" w:color="ffffff"/>
         <w:tcBorders>
-          <w:top w:val="none"/>
+          <w:top w:val="none" w:color="000000" w:sz="4" w:space="0"/>
           <w:left w:val="single" w:color="000000" w:themeColor="accent5" w:themeTint="9A" w:sz="4" w:space="0"/>
-          <w:bottom w:val="none"/>
-          <w:right w:val="none"/>
+          <w:bottom w:val="none" w:color="000000" w:sz="4" w:space="0"/>
+          <w:right w:val="none" w:color="000000" w:sz="4" w:space="0"/>
         </w:tcBorders>
       </w:tcPr>
     </w:tblStylePr>
@@ -25394,9 +26414,9 @@
         <w:shd w:val="clear" w:color="ffffff" w:themeColor="light1" w:fill="ffffff" w:themeFill="light1"/>
         <w:tcBorders>
           <w:top w:val="single" w:color="000000" w:themeColor="accent5" w:themeTint="9A" w:sz="4" w:space="0"/>
-          <w:left w:val="none"/>
-          <w:bottom w:val="none"/>
-          <w:right w:val="none"/>
+          <w:left w:val="none" w:color="000000" w:sz="4" w:space="0"/>
+          <w:bottom w:val="none" w:color="000000" w:sz="4" w:space="0"/>
+          <w:right w:val="none" w:color="000000" w:sz="4" w:space="0"/>
         </w:tcBorders>
       </w:tcPr>
     </w:tblStylePr>
@@ -25471,9 +26491,9 @@
       </w:tcPr>
     </w:tblStylePr>
   </w:style>
-  <w:style w:type="table" w:styleId="116">
+  <w:style w:type="table" w:styleId="807">
     <w:name w:val="List Table 7 Colorful - Accent 6"/>
-    <w:basedOn w:val="665"/>
+    <w:basedOn w:val="889"/>
     <w:uiPriority w:val="99"/>
     <w:pPr>
       <w:pBdr/>
@@ -25572,11 +26592,11 @@
         <w:tblBorders/>
       </w:tblPr>
       <w:tcPr>
-        <w:shd w:color="ffffff"/>
+        <w:shd w:val="clear" w:color="ffffff"/>
         <w:tcBorders>
-          <w:top w:val="none"/>
-          <w:left w:val="none"/>
-          <w:bottom w:val="none"/>
+          <w:top w:val="none" w:color="000000" w:sz="4" w:space="0"/>
+          <w:left w:val="none" w:color="000000" w:sz="4" w:space="0"/>
+          <w:bottom w:val="none" w:color="000000" w:sz="4" w:space="0"/>
           <w:right w:val="single" w:color="000000" w:themeColor="accent6" w:themeTint="98" w:sz="4" w:space="0"/>
         </w:tcBorders>
       </w:tcPr>
@@ -25599,10 +26619,10 @@
       <w:tcPr>
         <w:shd w:val="clear" w:color="ffffff" w:themeColor="light1" w:fill="ffffff" w:themeFill="light1"/>
         <w:tcBorders>
-          <w:top w:val="none"/>
-          <w:left w:val="none"/>
+          <w:top w:val="none" w:color="000000" w:sz="4" w:space="0"/>
+          <w:left w:val="none" w:color="000000" w:sz="4" w:space="0"/>
           <w:bottom w:val="single" w:color="000000" w:themeColor="accent6" w:themeTint="98" w:sz="4" w:space="0"/>
-          <w:right w:val="none"/>
+          <w:right w:val="none" w:color="000000" w:sz="4" w:space="0"/>
         </w:tcBorders>
       </w:tcPr>
     </w:tblStylePr>
@@ -25622,12 +26642,12 @@
         <w:tblBorders/>
       </w:tblPr>
       <w:tcPr>
-        <w:shd w:color="ffffff"/>
+        <w:shd w:val="clear" w:color="ffffff"/>
         <w:tcBorders>
-          <w:top w:val="none"/>
+          <w:top w:val="none" w:color="000000" w:sz="4" w:space="0"/>
           <w:left w:val="single" w:color="000000" w:themeColor="accent6" w:themeTint="98" w:sz="4" w:space="0"/>
-          <w:bottom w:val="none"/>
-          <w:right w:val="none"/>
+          <w:bottom w:val="none" w:color="000000" w:sz="4" w:space="0"/>
+          <w:right w:val="none" w:color="000000" w:sz="4" w:space="0"/>
         </w:tcBorders>
       </w:tcPr>
     </w:tblStylePr>
@@ -25650,9 +26670,9 @@
         <w:shd w:val="clear" w:color="ffffff" w:themeColor="light1" w:fill="ffffff" w:themeFill="light1"/>
         <w:tcBorders>
           <w:top w:val="single" w:color="000000" w:themeColor="accent6" w:themeTint="98" w:sz="4" w:space="0"/>
-          <w:left w:val="none"/>
-          <w:bottom w:val="none"/>
-          <w:right w:val="none"/>
+          <w:left w:val="none" w:color="000000" w:sz="4" w:space="0"/>
+          <w:bottom w:val="none" w:color="000000" w:sz="4" w:space="0"/>
+          <w:right w:val="none" w:color="000000" w:sz="4" w:space="0"/>
         </w:tcBorders>
       </w:tcPr>
     </w:tblStylePr>
@@ -25727,9 +26747,9 @@
       </w:tcPr>
     </w:tblStylePr>
   </w:style>
-  <w:style w:type="table" w:styleId="117">
+  <w:style w:type="table" w:styleId="808">
     <w:name w:val="Lined - Accent"/>
-    <w:basedOn w:val="665"/>
+    <w:basedOn w:val="889"/>
     <w:uiPriority w:val="99"/>
     <w:pPr>
       <w:pBdr/>
@@ -25964,9 +26984,9 @@
       </w:tcPr>
     </w:tblStylePr>
   </w:style>
-  <w:style w:type="table" w:styleId="118">
+  <w:style w:type="table" w:styleId="809">
     <w:name w:val="Lined - Accent 1"/>
-    <w:basedOn w:val="665"/>
+    <w:basedOn w:val="889"/>
     <w:uiPriority w:val="99"/>
     <w:pPr>
       <w:pBdr/>
@@ -26201,9 +27221,9 @@
       </w:tcPr>
     </w:tblStylePr>
   </w:style>
-  <w:style w:type="table" w:styleId="119">
+  <w:style w:type="table" w:styleId="810">
     <w:name w:val="Lined - Accent 2"/>
-    <w:basedOn w:val="665"/>
+    <w:basedOn w:val="889"/>
     <w:uiPriority w:val="99"/>
     <w:pPr>
       <w:pBdr/>
@@ -26438,9 +27458,9 @@
       </w:tcPr>
     </w:tblStylePr>
   </w:style>
-  <w:style w:type="table" w:styleId="120">
+  <w:style w:type="table" w:styleId="811">
     <w:name w:val="Lined - Accent 3"/>
-    <w:basedOn w:val="665"/>
+    <w:basedOn w:val="889"/>
     <w:uiPriority w:val="99"/>
     <w:pPr>
       <w:pBdr/>
@@ -26675,9 +27695,9 @@
       </w:tcPr>
     </w:tblStylePr>
   </w:style>
-  <w:style w:type="table" w:styleId="121">
+  <w:style w:type="table" w:styleId="812">
     <w:name w:val="Lined - Accent 4"/>
-    <w:basedOn w:val="665"/>
+    <w:basedOn w:val="889"/>
     <w:uiPriority w:val="99"/>
     <w:pPr>
       <w:pBdr/>
@@ -26912,9 +27932,9 @@
       </w:tcPr>
     </w:tblStylePr>
   </w:style>
-  <w:style w:type="table" w:styleId="122">
+  <w:style w:type="table" w:styleId="813">
     <w:name w:val="Lined - Accent 5"/>
-    <w:basedOn w:val="665"/>
+    <w:basedOn w:val="889"/>
     <w:uiPriority w:val="99"/>
     <w:pPr>
       <w:pBdr/>
@@ -27149,9 +28169,9 @@
       </w:tcPr>
     </w:tblStylePr>
   </w:style>
-  <w:style w:type="table" w:styleId="123">
+  <w:style w:type="table" w:styleId="814">
     <w:name w:val="Lined - Accent 6"/>
-    <w:basedOn w:val="665"/>
+    <w:basedOn w:val="889"/>
     <w:uiPriority w:val="99"/>
     <w:pPr>
       <w:pBdr/>
@@ -27386,9 +28406,9 @@
       </w:tcPr>
     </w:tblStylePr>
   </w:style>
-  <w:style w:type="table" w:styleId="124">
+  <w:style w:type="table" w:styleId="815">
     <w:name w:val="Bordered &amp; Lined - Accent"/>
-    <w:basedOn w:val="665"/>
+    <w:basedOn w:val="889"/>
     <w:uiPriority w:val="99"/>
     <w:pPr>
       <w:pBdr/>
@@ -27630,9 +28650,9 @@
       </w:tcPr>
     </w:tblStylePr>
   </w:style>
-  <w:style w:type="table" w:styleId="125">
+  <w:style w:type="table" w:styleId="816">
     <w:name w:val="Bordered &amp; Lined - Accent 1"/>
-    <w:basedOn w:val="665"/>
+    <w:basedOn w:val="889"/>
     <w:uiPriority w:val="99"/>
     <w:pPr>
       <w:pBdr/>
@@ -27874,9 +28894,9 @@
       </w:tcPr>
     </w:tblStylePr>
   </w:style>
-  <w:style w:type="table" w:styleId="126">
+  <w:style w:type="table" w:styleId="817">
     <w:name w:val="Bordered &amp; Lined - Accent 2"/>
-    <w:basedOn w:val="665"/>
+    <w:basedOn w:val="889"/>
     <w:uiPriority w:val="99"/>
     <w:pPr>
       <w:pBdr/>
@@ -28118,9 +29138,9 @@
       </w:tcPr>
     </w:tblStylePr>
   </w:style>
-  <w:style w:type="table" w:styleId="127">
+  <w:style w:type="table" w:styleId="818">
     <w:name w:val="Bordered &amp; Lined - Accent 3"/>
-    <w:basedOn w:val="665"/>
+    <w:basedOn w:val="889"/>
     <w:uiPriority w:val="99"/>
     <w:pPr>
       <w:pBdr/>
@@ -28362,9 +29382,9 @@
       </w:tcPr>
     </w:tblStylePr>
   </w:style>
-  <w:style w:type="table" w:styleId="128">
+  <w:style w:type="table" w:styleId="819">
     <w:name w:val="Bordered &amp; Lined - Accent 4"/>
-    <w:basedOn w:val="665"/>
+    <w:basedOn w:val="889"/>
     <w:uiPriority w:val="99"/>
     <w:pPr>
       <w:pBdr/>
@@ -28606,9 +29626,9 @@
       </w:tcPr>
     </w:tblStylePr>
   </w:style>
-  <w:style w:type="table" w:styleId="129">
+  <w:style w:type="table" w:styleId="820">
     <w:name w:val="Bordered &amp; Lined - Accent 5"/>
-    <w:basedOn w:val="665"/>
+    <w:basedOn w:val="889"/>
     <w:uiPriority w:val="99"/>
     <w:pPr>
       <w:pBdr/>
@@ -28850,9 +29870,9 @@
       </w:tcPr>
     </w:tblStylePr>
   </w:style>
-  <w:style w:type="table" w:styleId="130">
+  <w:style w:type="table" w:styleId="821">
     <w:name w:val="Bordered &amp; Lined - Accent 6"/>
-    <w:basedOn w:val="665"/>
+    <w:basedOn w:val="889"/>
     <w:uiPriority w:val="99"/>
     <w:pPr>
       <w:pBdr/>
@@ -29094,9 +30114,9 @@
       </w:tcPr>
     </w:tblStylePr>
   </w:style>
-  <w:style w:type="table" w:styleId="131">
+  <w:style w:type="table" w:styleId="822">
     <w:name w:val="Bordered"/>
-    <w:basedOn w:val="665"/>
+    <w:basedOn w:val="889"/>
     <w:uiPriority w:val="99"/>
     <w:pPr>
       <w:pBdr/>
@@ -29325,9 +30345,9 @@
       </w:tcPr>
     </w:tblStylePr>
   </w:style>
-  <w:style w:type="table" w:styleId="132">
+  <w:style w:type="table" w:styleId="823">
     <w:name w:val="Bordered - Accent 1"/>
-    <w:basedOn w:val="665"/>
+    <w:basedOn w:val="889"/>
     <w:uiPriority w:val="99"/>
     <w:pPr>
       <w:pBdr/>
@@ -29556,9 +30576,9 @@
       </w:tcPr>
     </w:tblStylePr>
   </w:style>
-  <w:style w:type="table" w:styleId="133">
+  <w:style w:type="table" w:styleId="824">
     <w:name w:val="Bordered - Accent 2"/>
-    <w:basedOn w:val="665"/>
+    <w:basedOn w:val="889"/>
     <w:uiPriority w:val="99"/>
     <w:pPr>
       <w:pBdr/>
@@ -29787,9 +30807,9 @@
       </w:tcPr>
     </w:tblStylePr>
   </w:style>
-  <w:style w:type="table" w:styleId="134">
+  <w:style w:type="table" w:styleId="825">
     <w:name w:val="Bordered - Accent 3"/>
-    <w:basedOn w:val="665"/>
+    <w:basedOn w:val="889"/>
     <w:uiPriority w:val="99"/>
     <w:pPr>
       <w:pBdr/>
@@ -30018,9 +31038,9 @@
       </w:tcPr>
     </w:tblStylePr>
   </w:style>
-  <w:style w:type="table" w:styleId="135">
+  <w:style w:type="table" w:styleId="826">
     <w:name w:val="Bordered - Accent 4"/>
-    <w:basedOn w:val="665"/>
+    <w:basedOn w:val="889"/>
     <w:uiPriority w:val="99"/>
     <w:pPr>
       <w:pBdr/>
@@ -30249,9 +31269,9 @@
       </w:tcPr>
     </w:tblStylePr>
   </w:style>
-  <w:style w:type="table" w:styleId="136">
+  <w:style w:type="table" w:styleId="827">
     <w:name w:val="Bordered - Accent 5"/>
-    <w:basedOn w:val="665"/>
+    <w:basedOn w:val="889"/>
     <w:uiPriority w:val="99"/>
     <w:pPr>
       <w:pBdr/>
@@ -30480,9 +31500,9 @@
       </w:tcPr>
     </w:tblStylePr>
   </w:style>
-  <w:style w:type="table" w:styleId="137">
+  <w:style w:type="table" w:styleId="828">
     <w:name w:val="Bordered - Accent 6"/>
-    <w:basedOn w:val="665"/>
+    <w:basedOn w:val="889"/>
     <w:uiPriority w:val="99"/>
     <w:pPr>
       <w:pBdr/>
@@ -30711,11 +31731,11 @@
       </w:tcPr>
     </w:tblStylePr>
   </w:style>
-  <w:style w:type="paragraph" w:styleId="139">
+  <w:style w:type="paragraph" w:styleId="829">
     <w:name w:val="Heading 1"/>
-    <w:basedOn w:val="664"/>
-    <w:next w:val="664"/>
-    <w:link w:val="150"/>
+    <w:basedOn w:val="888"/>
+    <w:next w:val="888"/>
+    <w:link w:val="839"/>
     <w:uiPriority w:val="9"/>
     <w:qFormat/>
     <w:pPr>
@@ -30733,11 +31753,11 @@
       <w:szCs w:val="40"/>
     </w:rPr>
   </w:style>
-  <w:style w:type="paragraph" w:styleId="140">
+  <w:style w:type="paragraph" w:styleId="830">
     <w:name w:val="Heading 2"/>
-    <w:basedOn w:val="664"/>
-    <w:next w:val="664"/>
-    <w:link w:val="151"/>
+    <w:basedOn w:val="888"/>
+    <w:next w:val="888"/>
+    <w:link w:val="840"/>
     <w:uiPriority w:val="9"/>
     <w:unhideWhenUsed/>
     <w:qFormat/>
@@ -30756,11 +31776,11 @@
       <w:szCs w:val="32"/>
     </w:rPr>
   </w:style>
-  <w:style w:type="paragraph" w:styleId="141">
+  <w:style w:type="paragraph" w:styleId="831">
     <w:name w:val="Heading 3"/>
-    <w:basedOn w:val="664"/>
-    <w:next w:val="664"/>
-    <w:link w:val="152"/>
+    <w:basedOn w:val="888"/>
+    <w:next w:val="888"/>
+    <w:link w:val="841"/>
     <w:uiPriority w:val="9"/>
     <w:unhideWhenUsed/>
     <w:qFormat/>
@@ -30779,11 +31799,11 @@
       <w:szCs w:val="28"/>
     </w:rPr>
   </w:style>
-  <w:style w:type="paragraph" w:styleId="142">
+  <w:style w:type="paragraph" w:styleId="832">
     <w:name w:val="Heading 4"/>
-    <w:basedOn w:val="664"/>
-    <w:next w:val="664"/>
-    <w:link w:val="153"/>
+    <w:basedOn w:val="888"/>
+    <w:next w:val="888"/>
+    <w:link w:val="842"/>
     <w:uiPriority w:val="9"/>
     <w:unhideWhenUsed/>
     <w:qFormat/>
@@ -30802,11 +31822,11 @@
       <w:color w:val="0f4761" w:themeColor="accent1" w:themeShade="BF"/>
     </w:rPr>
   </w:style>
-  <w:style w:type="paragraph" w:styleId="143">
+  <w:style w:type="paragraph" w:styleId="833">
     <w:name w:val="Heading 5"/>
-    <w:basedOn w:val="664"/>
-    <w:next w:val="664"/>
-    <w:link w:val="154"/>
+    <w:basedOn w:val="888"/>
+    <w:next w:val="888"/>
+    <w:link w:val="843"/>
     <w:uiPriority w:val="9"/>
     <w:unhideWhenUsed/>
     <w:qFormat/>
@@ -30823,11 +31843,11 @@
       <w:color w:val="0f4761" w:themeColor="accent1" w:themeShade="BF"/>
     </w:rPr>
   </w:style>
-  <w:style w:type="paragraph" w:styleId="144">
+  <w:style w:type="paragraph" w:styleId="834">
     <w:name w:val="Heading 6"/>
-    <w:basedOn w:val="664"/>
-    <w:next w:val="664"/>
-    <w:link w:val="155"/>
+    <w:basedOn w:val="888"/>
+    <w:next w:val="888"/>
+    <w:link w:val="844"/>
     <w:uiPriority w:val="9"/>
     <w:unhideWhenUsed/>
     <w:qFormat/>
@@ -30846,11 +31866,11 @@
       <w:color w:val="595959" w:themeColor="text1" w:themeTint="A6"/>
     </w:rPr>
   </w:style>
-  <w:style w:type="paragraph" w:styleId="145">
+  <w:style w:type="paragraph" w:styleId="835">
     <w:name w:val="Heading 7"/>
-    <w:basedOn w:val="664"/>
-    <w:next w:val="664"/>
-    <w:link w:val="156"/>
+    <w:basedOn w:val="888"/>
+    <w:next w:val="888"/>
+    <w:link w:val="845"/>
     <w:uiPriority w:val="9"/>
     <w:unhideWhenUsed/>
     <w:qFormat/>
@@ -30867,11 +31887,11 @@
       <w:color w:val="595959" w:themeColor="text1" w:themeTint="A6"/>
     </w:rPr>
   </w:style>
-  <w:style w:type="paragraph" w:styleId="146">
+  <w:style w:type="paragraph" w:styleId="836">
     <w:name w:val="Heading 8"/>
-    <w:basedOn w:val="664"/>
-    <w:next w:val="664"/>
-    <w:link w:val="157"/>
+    <w:basedOn w:val="888"/>
+    <w:next w:val="888"/>
+    <w:link w:val="846"/>
     <w:uiPriority w:val="9"/>
     <w:unhideWhenUsed/>
     <w:qFormat/>
@@ -30890,11 +31910,11 @@
       <w:color w:val="272727" w:themeColor="text1" w:themeTint="D8"/>
     </w:rPr>
   </w:style>
-  <w:style w:type="paragraph" w:styleId="147">
+  <w:style w:type="paragraph" w:styleId="837">
     <w:name w:val="Heading 9"/>
-    <w:basedOn w:val="664"/>
-    <w:next w:val="664"/>
-    <w:link w:val="158"/>
+    <w:basedOn w:val="888"/>
+    <w:next w:val="888"/>
+    <w:link w:val="847"/>
     <w:uiPriority w:val="9"/>
     <w:unhideWhenUsed/>
     <w:qFormat/>
@@ -30913,7 +31933,7 @@
       <w:color w:val="272727" w:themeColor="text1" w:themeTint="D8"/>
     </w:rPr>
   </w:style>
-  <w:style w:type="character" w:styleId="148" w:default="1">
+  <w:style w:type="character" w:styleId="838" w:default="1">
     <w:name w:val="Default Paragraph Font"/>
     <w:uiPriority w:val="1"/>
     <w:semiHidden/>
@@ -30924,10 +31944,10 @@
       <w:ind/>
     </w:pPr>
   </w:style>
-  <w:style w:type="character" w:styleId="150">
+  <w:style w:type="character" w:styleId="839">
     <w:name w:val="Heading 1 Char"/>
-    <w:basedOn w:val="148"/>
-    <w:link w:val="139"/>
+    <w:basedOn w:val="838"/>
+    <w:link w:val="829"/>
     <w:uiPriority w:val="9"/>
     <w:pPr>
       <w:pBdr/>
@@ -30941,10 +31961,10 @@
       <w:szCs w:val="40"/>
     </w:rPr>
   </w:style>
-  <w:style w:type="character" w:styleId="151">
+  <w:style w:type="character" w:styleId="840">
     <w:name w:val="Heading 2 Char"/>
-    <w:basedOn w:val="148"/>
-    <w:link w:val="140"/>
+    <w:basedOn w:val="838"/>
+    <w:link w:val="830"/>
     <w:uiPriority w:val="9"/>
     <w:pPr>
       <w:pBdr/>
@@ -30958,10 +31978,10 @@
       <w:szCs w:val="32"/>
     </w:rPr>
   </w:style>
-  <w:style w:type="character" w:styleId="152">
+  <w:style w:type="character" w:styleId="841">
     <w:name w:val="Heading 3 Char"/>
-    <w:basedOn w:val="148"/>
-    <w:link w:val="141"/>
+    <w:basedOn w:val="838"/>
+    <w:link w:val="831"/>
     <w:uiPriority w:val="9"/>
     <w:pPr>
       <w:pBdr/>
@@ -30975,10 +31995,10 @@
       <w:szCs w:val="28"/>
     </w:rPr>
   </w:style>
-  <w:style w:type="character" w:styleId="153">
+  <w:style w:type="character" w:styleId="842">
     <w:name w:val="Heading 4 Char"/>
-    <w:basedOn w:val="148"/>
-    <w:link w:val="142"/>
+    <w:basedOn w:val="838"/>
+    <w:link w:val="832"/>
     <w:uiPriority w:val="9"/>
     <w:pPr>
       <w:pBdr/>
@@ -30992,10 +32012,10 @@
       <w:color w:val="0f4761" w:themeColor="accent1" w:themeShade="BF"/>
     </w:rPr>
   </w:style>
-  <w:style w:type="character" w:styleId="154">
+  <w:style w:type="character" w:styleId="843">
     <w:name w:val="Heading 5 Char"/>
-    <w:basedOn w:val="148"/>
-    <w:link w:val="143"/>
+    <w:basedOn w:val="838"/>
+    <w:link w:val="833"/>
     <w:uiPriority w:val="9"/>
     <w:pPr>
       <w:pBdr/>
@@ -31007,10 +32027,10 @@
       <w:color w:val="0f4761" w:themeColor="accent1" w:themeShade="BF"/>
     </w:rPr>
   </w:style>
-  <w:style w:type="character" w:styleId="155">
+  <w:style w:type="character" w:styleId="844">
     <w:name w:val="Heading 6 Char"/>
-    <w:basedOn w:val="148"/>
-    <w:link w:val="144"/>
+    <w:basedOn w:val="838"/>
+    <w:link w:val="834"/>
     <w:uiPriority w:val="9"/>
     <w:pPr>
       <w:pBdr/>
@@ -31024,10 +32044,10 @@
       <w:color w:val="595959" w:themeColor="text1" w:themeTint="A6"/>
     </w:rPr>
   </w:style>
-  <w:style w:type="character" w:styleId="156">
+  <w:style w:type="character" w:styleId="845">
     <w:name w:val="Heading 7 Char"/>
-    <w:basedOn w:val="148"/>
-    <w:link w:val="145"/>
+    <w:basedOn w:val="838"/>
+    <w:link w:val="835"/>
     <w:uiPriority w:val="9"/>
     <w:pPr>
       <w:pBdr/>
@@ -31039,10 +32059,10 @@
       <w:color w:val="595959" w:themeColor="text1" w:themeTint="A6"/>
     </w:rPr>
   </w:style>
-  <w:style w:type="character" w:styleId="157">
+  <w:style w:type="character" w:styleId="846">
     <w:name w:val="Heading 8 Char"/>
-    <w:basedOn w:val="148"/>
-    <w:link w:val="146"/>
+    <w:basedOn w:val="838"/>
+    <w:link w:val="836"/>
     <w:uiPriority w:val="9"/>
     <w:pPr>
       <w:pBdr/>
@@ -31056,10 +32076,10 @@
       <w:color w:val="272727" w:themeColor="text1" w:themeTint="D8"/>
     </w:rPr>
   </w:style>
-  <w:style w:type="character" w:styleId="158">
+  <w:style w:type="character" w:styleId="847">
     <w:name w:val="Heading 9 Char"/>
-    <w:basedOn w:val="148"/>
-    <w:link w:val="147"/>
+    <w:basedOn w:val="838"/>
+    <w:link w:val="837"/>
     <w:uiPriority w:val="9"/>
     <w:pPr>
       <w:pBdr/>
@@ -31073,11 +32093,11 @@
       <w:color w:val="272727" w:themeColor="text1" w:themeTint="D8"/>
     </w:rPr>
   </w:style>
-  <w:style w:type="paragraph" w:styleId="159">
+  <w:style w:type="paragraph" w:styleId="848">
     <w:name w:val="Title"/>
-    <w:basedOn w:val="664"/>
-    <w:next w:val="664"/>
-    <w:link w:val="160"/>
+    <w:basedOn w:val="888"/>
+    <w:next w:val="888"/>
+    <w:link w:val="849"/>
     <w:uiPriority w:val="10"/>
     <w:qFormat/>
     <w:pPr>
@@ -31093,10 +32113,10 @@
       <w:szCs w:val="56"/>
     </w:rPr>
   </w:style>
-  <w:style w:type="character" w:styleId="160">
+  <w:style w:type="character" w:styleId="849">
     <w:name w:val="Title Char"/>
-    <w:basedOn w:val="148"/>
-    <w:link w:val="159"/>
+    <w:basedOn w:val="838"/>
+    <w:link w:val="848"/>
     <w:uiPriority w:val="10"/>
     <w:pPr>
       <w:pBdr/>
@@ -31110,11 +32130,11 @@
       <w:szCs w:val="56"/>
     </w:rPr>
   </w:style>
-  <w:style w:type="paragraph" w:styleId="161">
+  <w:style w:type="paragraph" w:styleId="850">
     <w:name w:val="Subtitle"/>
-    <w:basedOn w:val="664"/>
-    <w:next w:val="664"/>
-    <w:link w:val="162"/>
+    <w:basedOn w:val="888"/>
+    <w:next w:val="888"/>
+    <w:link w:val="851"/>
     <w:uiPriority w:val="11"/>
     <w:qFormat/>
     <w:pPr>
@@ -31132,10 +32152,10 @@
       <w:szCs w:val="28"/>
     </w:rPr>
   </w:style>
-  <w:style w:type="character" w:styleId="162">
+  <w:style w:type="character" w:styleId="851">
     <w:name w:val="Subtitle Char"/>
-    <w:basedOn w:val="148"/>
-    <w:link w:val="161"/>
+    <w:basedOn w:val="838"/>
+    <w:link w:val="850"/>
     <w:uiPriority w:val="11"/>
     <w:pPr>
       <w:pBdr/>
@@ -31149,11 +32169,11 @@
       <w:szCs w:val="28"/>
     </w:rPr>
   </w:style>
-  <w:style w:type="paragraph" w:styleId="163">
+  <w:style w:type="paragraph" w:styleId="852">
     <w:name w:val="Quote"/>
-    <w:basedOn w:val="664"/>
-    <w:next w:val="664"/>
-    <w:link w:val="164"/>
+    <w:basedOn w:val="888"/>
+    <w:next w:val="888"/>
+    <w:link w:val="853"/>
     <w:uiPriority w:val="29"/>
     <w:qFormat/>
     <w:pPr>
@@ -31168,10 +32188,10 @@
       <w:color w:val="404040" w:themeColor="text1" w:themeTint="BF"/>
     </w:rPr>
   </w:style>
-  <w:style w:type="character" w:styleId="164">
+  <w:style w:type="character" w:styleId="853">
     <w:name w:val="Quote Char"/>
-    <w:basedOn w:val="148"/>
-    <w:link w:val="163"/>
+    <w:basedOn w:val="838"/>
+    <w:link w:val="852"/>
     <w:uiPriority w:val="29"/>
     <w:pPr>
       <w:pBdr/>
@@ -31184,9 +32204,9 @@
       <w:color w:val="404040" w:themeColor="text1" w:themeTint="BF"/>
     </w:rPr>
   </w:style>
-  <w:style w:type="character" w:styleId="166">
+  <w:style w:type="character" w:styleId="854">
     <w:name w:val="Intense Emphasis"/>
-    <w:basedOn w:val="148"/>
+    <w:basedOn w:val="838"/>
     <w:uiPriority w:val="21"/>
     <w:qFormat/>
     <w:pPr>
@@ -31200,11 +32220,11 @@
       <w:color w:val="0f4761" w:themeColor="accent1" w:themeShade="BF"/>
     </w:rPr>
   </w:style>
-  <w:style w:type="paragraph" w:styleId="167">
+  <w:style w:type="paragraph" w:styleId="855">
     <w:name w:val="Intense Quote"/>
-    <w:basedOn w:val="664"/>
-    <w:next w:val="664"/>
-    <w:link w:val="168"/>
+    <w:basedOn w:val="888"/>
+    <w:next w:val="888"/>
+    <w:link w:val="856"/>
     <w:uiPriority w:val="30"/>
     <w:qFormat/>
     <w:pPr>
@@ -31222,10 +32242,10 @@
       <w:color w:val="0f4761" w:themeColor="accent1" w:themeShade="BF"/>
     </w:rPr>
   </w:style>
-  <w:style w:type="character" w:styleId="168">
+  <w:style w:type="character" w:styleId="856">
     <w:name w:val="Intense Quote Char"/>
-    <w:basedOn w:val="148"/>
-    <w:link w:val="167"/>
+    <w:basedOn w:val="838"/>
+    <w:link w:val="855"/>
     <w:uiPriority w:val="30"/>
     <w:pPr>
       <w:pBdr/>
@@ -31238,9 +32258,9 @@
       <w:color w:val="0f4761" w:themeColor="accent1" w:themeShade="BF"/>
     </w:rPr>
   </w:style>
-  <w:style w:type="character" w:styleId="169">
+  <w:style w:type="character" w:styleId="857">
     <w:name w:val="Intense Reference"/>
-    <w:basedOn w:val="148"/>
+    <w:basedOn w:val="838"/>
     <w:uiPriority w:val="32"/>
     <w:qFormat/>
     <w:pPr>
@@ -31256,9 +32276,9 @@
       <w:spacing w:val="5"/>
     </w:rPr>
   </w:style>
-  <w:style w:type="character" w:styleId="171">
+  <w:style w:type="character" w:styleId="858">
     <w:name w:val="Subtle Emphasis"/>
-    <w:basedOn w:val="148"/>
+    <w:basedOn w:val="838"/>
     <w:uiPriority w:val="19"/>
     <w:qFormat/>
     <w:pPr>
@@ -31272,9 +32292,9 @@
       <w:color w:val="404040" w:themeColor="text1" w:themeTint="BF"/>
     </w:rPr>
   </w:style>
-  <w:style w:type="character" w:styleId="172">
+  <w:style w:type="character" w:styleId="859">
     <w:name w:val="Emphasis"/>
-    <w:basedOn w:val="148"/>
+    <w:basedOn w:val="838"/>
     <w:uiPriority w:val="20"/>
     <w:qFormat/>
     <w:pPr>
@@ -31287,9 +32307,9 @@
       <w:iCs/>
     </w:rPr>
   </w:style>
-  <w:style w:type="character" w:styleId="173">
+  <w:style w:type="character" w:styleId="860">
     <w:name w:val="Strong"/>
-    <w:basedOn w:val="148"/>
+    <w:basedOn w:val="838"/>
     <w:uiPriority w:val="22"/>
     <w:qFormat/>
     <w:pPr>
@@ -31302,9 +32322,9 @@
       <w:bCs/>
     </w:rPr>
   </w:style>
-  <w:style w:type="character" w:styleId="174">
+  <w:style w:type="character" w:styleId="861">
     <w:name w:val="Subtle Reference"/>
-    <w:basedOn w:val="148"/>
+    <w:basedOn w:val="838"/>
     <w:uiPriority w:val="31"/>
     <w:qFormat/>
     <w:pPr>
@@ -31317,9 +32337,9 @@
       <w:color w:val="5a5a5a" w:themeColor="text1" w:themeTint="A5"/>
     </w:rPr>
   </w:style>
-  <w:style w:type="character" w:styleId="175">
+  <w:style w:type="character" w:styleId="862">
     <w:name w:val="Book Title"/>
-    <w:basedOn w:val="148"/>
+    <w:basedOn w:val="838"/>
     <w:uiPriority w:val="33"/>
     <w:qFormat/>
     <w:pPr>
@@ -31335,10 +32355,10 @@
       <w:spacing w:val="5"/>
     </w:rPr>
   </w:style>
-  <w:style w:type="paragraph" w:styleId="176">
+  <w:style w:type="paragraph" w:styleId="863">
     <w:name w:val="Header"/>
-    <w:basedOn w:val="664"/>
-    <w:link w:val="177"/>
+    <w:basedOn w:val="888"/>
+    <w:link w:val="864"/>
     <w:uiPriority w:val="99"/>
     <w:unhideWhenUsed/>
     <w:pPr>
@@ -31351,10 +32371,10 @@
       <w:ind/>
     </w:pPr>
   </w:style>
-  <w:style w:type="character" w:styleId="177">
+  <w:style w:type="character" w:styleId="864">
     <w:name w:val="Header Char"/>
-    <w:basedOn w:val="148"/>
-    <w:link w:val="176"/>
+    <w:basedOn w:val="838"/>
+    <w:link w:val="863"/>
     <w:uiPriority w:val="99"/>
     <w:pPr>
       <w:pBdr/>
@@ -31362,10 +32382,10 @@
       <w:ind/>
     </w:pPr>
   </w:style>
-  <w:style w:type="paragraph" w:styleId="178">
+  <w:style w:type="paragraph" w:styleId="865">
     <w:name w:val="Footer"/>
-    <w:basedOn w:val="664"/>
-    <w:link w:val="179"/>
+    <w:basedOn w:val="888"/>
+    <w:link w:val="866"/>
     <w:uiPriority w:val="99"/>
     <w:unhideWhenUsed/>
     <w:pPr>
@@ -31378,10 +32398,10 @@
       <w:ind/>
     </w:pPr>
   </w:style>
-  <w:style w:type="character" w:styleId="179">
+  <w:style w:type="character" w:styleId="866">
     <w:name w:val="Footer Char"/>
-    <w:basedOn w:val="148"/>
-    <w:link w:val="178"/>
+    <w:basedOn w:val="838"/>
+    <w:link w:val="865"/>
     <w:uiPriority w:val="99"/>
     <w:pPr>
       <w:pBdr/>
@@ -31389,10 +32409,10 @@
       <w:ind/>
     </w:pPr>
   </w:style>
-  <w:style w:type="paragraph" w:styleId="180">
+  <w:style w:type="paragraph" w:styleId="867">
     <w:name w:val="Caption"/>
-    <w:basedOn w:val="664"/>
-    <w:next w:val="664"/>
+    <w:basedOn w:val="888"/>
+    <w:next w:val="888"/>
     <w:uiPriority w:val="35"/>
     <w:unhideWhenUsed/>
     <w:qFormat/>
@@ -31409,10 +32429,10 @@
       <w:szCs w:val="18"/>
     </w:rPr>
   </w:style>
-  <w:style w:type="paragraph" w:styleId="181">
+  <w:style w:type="paragraph" w:styleId="868">
     <w:name w:val="footnote text"/>
-    <w:basedOn w:val="664"/>
-    <w:link w:val="182"/>
+    <w:basedOn w:val="888"/>
+    <w:link w:val="869"/>
     <w:uiPriority w:val="99"/>
     <w:semiHidden/>
     <w:unhideWhenUsed/>
@@ -31426,10 +32446,10 @@
       <w:szCs w:val="20"/>
     </w:rPr>
   </w:style>
-  <w:style w:type="character" w:styleId="182">
+  <w:style w:type="character" w:styleId="869">
     <w:name w:val="Footnote Text Char"/>
-    <w:basedOn w:val="148"/>
-    <w:link w:val="181"/>
+    <w:basedOn w:val="838"/>
+    <w:link w:val="868"/>
     <w:uiPriority w:val="99"/>
     <w:semiHidden/>
     <w:pPr>
@@ -31442,9 +32462,9 @@
       <w:szCs w:val="20"/>
     </w:rPr>
   </w:style>
-  <w:style w:type="character" w:styleId="183">
+  <w:style w:type="character" w:styleId="870">
     <w:name w:val="footnote reference"/>
-    <w:basedOn w:val="148"/>
+    <w:basedOn w:val="838"/>
     <w:uiPriority w:val="99"/>
     <w:semiHidden/>
     <w:unhideWhenUsed/>
@@ -31457,10 +32477,10 @@
       <w:vertAlign w:val="superscript"/>
     </w:rPr>
   </w:style>
-  <w:style w:type="paragraph" w:styleId="184">
+  <w:style w:type="paragraph" w:styleId="871">
     <w:name w:val="endnote text"/>
-    <w:basedOn w:val="664"/>
-    <w:link w:val="185"/>
+    <w:basedOn w:val="888"/>
+    <w:link w:val="872"/>
     <w:uiPriority w:val="99"/>
     <w:semiHidden/>
     <w:unhideWhenUsed/>
@@ -31474,10 +32494,10 @@
       <w:szCs w:val="20"/>
     </w:rPr>
   </w:style>
-  <w:style w:type="character" w:styleId="185">
+  <w:style w:type="character" w:styleId="872">
     <w:name w:val="Endnote Text Char"/>
-    <w:basedOn w:val="148"/>
-    <w:link w:val="184"/>
+    <w:basedOn w:val="838"/>
+    <w:link w:val="871"/>
     <w:uiPriority w:val="99"/>
     <w:semiHidden/>
     <w:pPr>
@@ -31490,9 +32510,9 @@
       <w:szCs w:val="20"/>
     </w:rPr>
   </w:style>
-  <w:style w:type="character" w:styleId="186">
+  <w:style w:type="character" w:styleId="873">
     <w:name w:val="endnote reference"/>
-    <w:basedOn w:val="148"/>
+    <w:basedOn w:val="838"/>
     <w:uiPriority w:val="99"/>
     <w:semiHidden/>
     <w:unhideWhenUsed/>
@@ -31505,9 +32525,9 @@
       <w:vertAlign w:val="superscript"/>
     </w:rPr>
   </w:style>
-  <w:style w:type="character" w:styleId="187">
+  <w:style w:type="character" w:styleId="874">
     <w:name w:val="Hyperlink"/>
-    <w:basedOn w:val="148"/>
+    <w:basedOn w:val="838"/>
     <w:uiPriority w:val="99"/>
     <w:unhideWhenUsed/>
     <w:pPr>
@@ -31520,9 +32540,9 @@
       <w:u w:val="single"/>
     </w:rPr>
   </w:style>
-  <w:style w:type="character" w:styleId="188">
+  <w:style w:type="character" w:styleId="875">
     <w:name w:val="FollowedHyperlink"/>
-    <w:basedOn w:val="148"/>
+    <w:basedOn w:val="838"/>
     <w:uiPriority w:val="99"/>
     <w:semiHidden/>
     <w:unhideWhenUsed/>
@@ -31536,10 +32556,10 @@
       <w:u w:val="single"/>
     </w:rPr>
   </w:style>
-  <w:style w:type="paragraph" w:styleId="189">
+  <w:style w:type="paragraph" w:styleId="876">
     <w:name w:val="toc 1"/>
-    <w:basedOn w:val="664"/>
-    <w:next w:val="664"/>
+    <w:basedOn w:val="888"/>
+    <w:next w:val="888"/>
     <w:uiPriority w:val="39"/>
     <w:unhideWhenUsed/>
     <w:pPr>
@@ -31548,10 +32568,10 @@
       <w:ind/>
     </w:pPr>
   </w:style>
-  <w:style w:type="paragraph" w:styleId="190">
+  <w:style w:type="paragraph" w:styleId="877">
     <w:name w:val="toc 2"/>
-    <w:basedOn w:val="664"/>
-    <w:next w:val="664"/>
+    <w:basedOn w:val="888"/>
+    <w:next w:val="888"/>
     <w:uiPriority w:val="39"/>
     <w:unhideWhenUsed/>
     <w:pPr>
@@ -31560,10 +32580,10 @@
       <w:ind w:left="220"/>
     </w:pPr>
   </w:style>
-  <w:style w:type="paragraph" w:styleId="191">
+  <w:style w:type="paragraph" w:styleId="878">
     <w:name w:val="toc 3"/>
-    <w:basedOn w:val="664"/>
-    <w:next w:val="664"/>
+    <w:basedOn w:val="888"/>
+    <w:next w:val="888"/>
     <w:uiPriority w:val="39"/>
     <w:unhideWhenUsed/>
     <w:pPr>
@@ -31572,10 +32592,10 @@
       <w:ind w:left="440"/>
     </w:pPr>
   </w:style>
-  <w:style w:type="paragraph" w:styleId="192">
+  <w:style w:type="paragraph" w:styleId="879">
     <w:name w:val="toc 4"/>
-    <w:basedOn w:val="664"/>
-    <w:next w:val="664"/>
+    <w:basedOn w:val="888"/>
+    <w:next w:val="888"/>
     <w:uiPriority w:val="39"/>
     <w:unhideWhenUsed/>
     <w:pPr>
@@ -31584,10 +32604,10 @@
       <w:ind w:left="660"/>
     </w:pPr>
   </w:style>
-  <w:style w:type="paragraph" w:styleId="193">
+  <w:style w:type="paragraph" w:styleId="880">
     <w:name w:val="toc 5"/>
-    <w:basedOn w:val="664"/>
-    <w:next w:val="664"/>
+    <w:basedOn w:val="888"/>
+    <w:next w:val="888"/>
     <w:uiPriority w:val="39"/>
     <w:unhideWhenUsed/>
     <w:pPr>
@@ -31596,10 +32616,10 @@
       <w:ind w:left="880"/>
     </w:pPr>
   </w:style>
-  <w:style w:type="paragraph" w:styleId="194">
+  <w:style w:type="paragraph" w:styleId="881">
     <w:name w:val="toc 6"/>
-    <w:basedOn w:val="664"/>
-    <w:next w:val="664"/>
+    <w:basedOn w:val="888"/>
+    <w:next w:val="888"/>
     <w:uiPriority w:val="39"/>
     <w:unhideWhenUsed/>
     <w:pPr>
@@ -31608,10 +32628,10 @@
       <w:ind w:left="1100"/>
     </w:pPr>
   </w:style>
-  <w:style w:type="paragraph" w:styleId="195">
+  <w:style w:type="paragraph" w:styleId="882">
     <w:name w:val="toc 7"/>
-    <w:basedOn w:val="664"/>
-    <w:next w:val="664"/>
+    <w:basedOn w:val="888"/>
+    <w:next w:val="888"/>
     <w:uiPriority w:val="39"/>
     <w:unhideWhenUsed/>
     <w:pPr>
@@ -31620,10 +32640,10 @@
       <w:ind w:left="1320"/>
     </w:pPr>
   </w:style>
-  <w:style w:type="paragraph" w:styleId="196">
+  <w:style w:type="paragraph" w:styleId="883">
     <w:name w:val="toc 8"/>
-    <w:basedOn w:val="664"/>
-    <w:next w:val="664"/>
+    <w:basedOn w:val="888"/>
+    <w:next w:val="888"/>
     <w:uiPriority w:val="39"/>
     <w:unhideWhenUsed/>
     <w:pPr>
@@ -31632,10 +32652,10 @@
       <w:ind w:left="1540"/>
     </w:pPr>
   </w:style>
-  <w:style w:type="paragraph" w:styleId="197">
+  <w:style w:type="paragraph" w:styleId="884">
     <w:name w:val="toc 9"/>
-    <w:basedOn w:val="664"/>
-    <w:next w:val="664"/>
+    <w:basedOn w:val="888"/>
+    <w:next w:val="888"/>
     <w:uiPriority w:val="39"/>
     <w:unhideWhenUsed/>
     <w:pPr>
@@ -31644,9 +32664,9 @@
       <w:ind w:left="1760"/>
     </w:pPr>
   </w:style>
-  <w:style w:type="character" w:styleId="198">
+  <w:style w:type="character" w:styleId="885">
     <w:name w:val="Placeholder Text"/>
-    <w:basedOn w:val="148"/>
+    <w:basedOn w:val="838"/>
     <w:uiPriority w:val="99"/>
     <w:semiHidden/>
     <w:pPr>
@@ -31658,7 +32678,7 @@
       <w:color w:val="666666"/>
     </w:rPr>
   </w:style>
-  <w:style w:type="paragraph" w:styleId="208">
+  <w:style w:type="paragraph" w:styleId="886">
     <w:name w:val="TOC Heading"/>
     <w:uiPriority w:val="39"/>
     <w:unhideWhenUsed/>
@@ -31668,10 +32688,10 @@
       <w:ind/>
     </w:pPr>
   </w:style>
-  <w:style w:type="paragraph" w:styleId="209">
+  <w:style w:type="paragraph" w:styleId="887">
     <w:name w:val="table of figures"/>
-    <w:basedOn w:val="664"/>
-    <w:next w:val="664"/>
+    <w:basedOn w:val="888"/>
+    <w:next w:val="888"/>
     <w:uiPriority w:val="99"/>
     <w:unhideWhenUsed/>
     <w:pPr>
@@ -31680,7 +32700,7 @@
       <w:ind/>
     </w:pPr>
   </w:style>
-  <w:style w:type="paragraph" w:styleId="664" w:default="1">
+  <w:style w:type="paragraph" w:styleId="888" w:default="1">
     <w:name w:val="Normal"/>
     <w:qFormat/>
     <w:pPr>
@@ -31689,7 +32709,7 @@
       <w:ind/>
     </w:pPr>
   </w:style>
-  <w:style w:type="table" w:styleId="665" w:default="1">
+  <w:style w:type="table" w:styleId="889" w:default="1">
     <w:name w:val="Normal Table"/>
     <w:uiPriority w:val="99"/>
     <w:semiHidden/>
@@ -31882,7 +32902,7 @@
       </w:tcPr>
     </w:tblStylePr>
   </w:style>
-  <w:style w:type="numbering" w:styleId="666" w:default="1">
+  <w:style w:type="numbering" w:styleId="890" w:default="1">
     <w:name w:val="No List"/>
     <w:uiPriority w:val="99"/>
     <w:semiHidden/>
@@ -31893,9 +32913,9 @@
       <w:ind/>
     </w:pPr>
   </w:style>
-  <w:style w:type="paragraph" w:styleId="667">
+  <w:style w:type="paragraph" w:styleId="891">
     <w:name w:val="No Spacing"/>
-    <w:basedOn w:val="664"/>
+    <w:basedOn w:val="888"/>
     <w:uiPriority w:val="1"/>
     <w:qFormat/>
     <w:pPr>
@@ -31904,9 +32924,9 @@
       <w:ind/>
     </w:pPr>
   </w:style>
-  <w:style w:type="paragraph" w:styleId="668">
+  <w:style w:type="paragraph" w:styleId="892">
     <w:name w:val="List Paragraph"/>
-    <w:basedOn w:val="664"/>
+    <w:basedOn w:val="888"/>
     <w:uiPriority w:val="34"/>
     <w:qFormat/>
     <w:pPr>
